--- a/lesson-plans/Grade3-Unit3-Lesson-Plans.docx
+++ b/lesson-plans/Grade3-Unit3-Lesson-Plans.docx
@@ -3761,6 +3761,3431 @@
       </w:r>
       <w:r>
         <w:t xml:space="preserve">Door pass: "People used … as money." (shells / coins / goats …). Give a team point for every correct team, not only the fastest.</w:t>
+      </w:r>
+    </w:p>
+    <w:p>
+      <w:pPr>
+        <w:pStyle w:val="Heading1"/>
+        <w:pageBreakBefore/>
+      </w:pPr>
+      <w:r>
+        <w:t xml:space="preserve">Grade 3 · Unit 3 · How Much Is It? · Lesson 3: Money Changes</w:t>
+      </w:r>
+    </w:p>
+    <w:p>
+      <w:pPr>
+        <w:spacing w:after="100"/>
+      </w:pPr>
+      <w:r>
+        <w:rPr>
+          <w:color w:val="475569"/>
+          <w:sz w:val="20"/>
+          <w:szCs w:val="20"/>
+        </w:rPr>
+        <w:t xml:space="preserve">35 minutes · classes 3A and 3B · A1 · one smartboard + mini whiteboards · Open: unit3-g3-lessons/index.html?lesson=3</w:t>
+      </w:r>
+    </w:p>
+    <w:p>
+      <w:pPr>
+        <w:spacing w:after="60"/>
+      </w:pPr>
+      <w:r>
+        <w:rPr>
+          <w:b/>
+          <w:bCs/>
+        </w:rPr>
+        <w:t xml:space="preserve">Lesson goal. </w:t>
+      </w:r>
+      <w:r>
+        <w:t xml:space="preserve">Pupils say how money changed (coins, paper money, credit cards, electronic money), use "easier to carry than", learn six money words and say what they think the next money will be.</w:t>
+      </w:r>
+    </w:p>
+    <w:p>
+      <w:pPr>
+        <w:spacing w:after="60"/>
+      </w:pPr>
+      <w:r>
+        <w:rPr>
+          <w:b/>
+          <w:bCs/>
+        </w:rPr>
+        <w:t xml:space="preserve">Book link. </w:t>
+      </w:r>
+      <w:r>
+        <w:t xml:space="preserve">Book pp. 44-45 (Reading 1 continued: coins, paper money, credit card, electronic money; the timeline).</w:t>
+      </w:r>
+    </w:p>
+    <w:p>
+      <w:pPr>
+        <w:spacing w:after="60"/>
+      </w:pPr>
+      <w:r>
+        <w:rPr>
+          <w:b/>
+          <w:bCs/>
+        </w:rPr>
+        <w:t xml:space="preserve">Words. </w:t>
+      </w:r>
+      <w:r>
+        <w:t xml:space="preserve">coin, paper money, credit card, electronic money, internet, century</w:t>
+      </w:r>
+    </w:p>
+    <w:p>
+      <w:pPr>
+        <w:spacing w:after="60"/>
+      </w:pPr>
+      <w:r>
+        <w:rPr>
+          <w:b/>
+          <w:bCs/>
+        </w:rPr>
+        <w:t xml:space="preserve">Language. </w:t>
+      </w:r>
+      <w:r>
+        <w:t xml:space="preserve">Paper money is easier to carry than metal coins. · The first credit card was in 1958. · I think the next money will be … · I wish we used … because …</w:t>
+      </w:r>
+    </w:p>
+    <w:p>
+      <w:pPr>
+        <w:spacing w:after="60"/>
+      </w:pPr>
+      <w:r>
+        <w:rPr>
+          <w:b/>
+          <w:bCs/>
+        </w:rPr>
+        <w:t xml:space="preserve">Prepare. </w:t>
+      </w:r>
+      <w:r>
+        <w:t xml:space="preserve">Mini whiteboards not needed. One smartboard (the game Time Train is played by teams in turns).</w:t>
+      </w:r>
+    </w:p>
+    <w:p>
+      <w:pPr>
+        <w:spacing w:before="120"/>
+      </w:pPr>
+    </w:p>
+    <w:tbl>
+      <w:tblPr>
+        <w:tblW w:type="dxa" w:w="9360"/>
+        <w:tblBorders>
+          <w:top w:val="single" w:color="94A3B8" w:sz="4"/>
+          <w:left w:val="single" w:color="94A3B8" w:sz="4"/>
+          <w:bottom w:val="single" w:color="94A3B8" w:sz="4"/>
+          <w:right w:val="single" w:color="94A3B8" w:sz="4"/>
+          <w:insideH w:val="single" w:color="94A3B8" w:sz="4"/>
+          <w:insideV w:val="single" w:color="94A3B8" w:sz="4"/>
+        </w:tblBorders>
+      </w:tblPr>
+      <w:tblGrid>
+        <w:gridCol w:w="500"/>
+        <w:gridCol w:w="1900"/>
+        <w:gridCol w:w="800"/>
+        <w:gridCol w:w="1100"/>
+        <w:gridCol w:w="2900"/>
+        <w:gridCol w:w="2160"/>
+      </w:tblGrid>
+      <w:tr>
+        <w:trPr>
+          <w:tblHeader/>
+        </w:trPr>
+        <w:tc>
+          <w:tcPr>
+            <w:tcW w:type="dxa" w:w="500"/>
+            <w:shd w:fill="E0F2FE" w:color="auto" w:val="clear"/>
+            <w:tcMar>
+              <w:top w:type="dxa" w:w="60"/>
+              <w:left w:type="dxa" w:w="90"/>
+              <w:bottom w:type="dxa" w:w="60"/>
+              <w:right w:type="dxa" w:w="90"/>
+            </w:tcMar>
+          </w:tcPr>
+          <w:p>
+            <w:pPr>
+              <w:spacing w:after="40"/>
+            </w:pPr>
+            <w:r>
+              <w:rPr>
+                <w:b/>
+                <w:bCs/>
+                <w:sz w:val="20"/>
+                <w:szCs w:val="20"/>
+              </w:rPr>
+              <w:t xml:space="preserve">#</w:t>
+            </w:r>
+          </w:p>
+        </w:tc>
+        <w:tc>
+          <w:tcPr>
+            <w:tcW w:type="dxa" w:w="1900"/>
+            <w:shd w:fill="E0F2FE" w:color="auto" w:val="clear"/>
+            <w:tcMar>
+              <w:top w:type="dxa" w:w="60"/>
+              <w:left w:type="dxa" w:w="90"/>
+              <w:bottom w:type="dxa" w:w="60"/>
+              <w:right w:type="dxa" w:w="90"/>
+            </w:tcMar>
+          </w:tcPr>
+          <w:p>
+            <w:pPr>
+              <w:spacing w:after="40"/>
+            </w:pPr>
+            <w:r>
+              <w:rPr>
+                <w:b/>
+                <w:bCs/>
+                <w:sz w:val="20"/>
+                <w:szCs w:val="20"/>
+              </w:rPr>
+              <w:t xml:space="preserve">Step</w:t>
+            </w:r>
+          </w:p>
+        </w:tc>
+        <w:tc>
+          <w:tcPr>
+            <w:tcW w:type="dxa" w:w="800"/>
+            <w:shd w:fill="E0F2FE" w:color="auto" w:val="clear"/>
+            <w:tcMar>
+              <w:top w:type="dxa" w:w="60"/>
+              <w:left w:type="dxa" w:w="90"/>
+              <w:bottom w:type="dxa" w:w="60"/>
+              <w:right w:type="dxa" w:w="90"/>
+            </w:tcMar>
+          </w:tcPr>
+          <w:p>
+            <w:pPr>
+              <w:spacing w:after="40"/>
+            </w:pPr>
+            <w:r>
+              <w:rPr>
+                <w:b/>
+                <w:bCs/>
+                <w:sz w:val="20"/>
+                <w:szCs w:val="20"/>
+              </w:rPr>
+              <w:t xml:space="preserve">Time</w:t>
+            </w:r>
+          </w:p>
+        </w:tc>
+        <w:tc>
+          <w:tcPr>
+            <w:tcW w:type="dxa" w:w="1100"/>
+            <w:shd w:fill="E0F2FE" w:color="auto" w:val="clear"/>
+            <w:tcMar>
+              <w:top w:type="dxa" w:w="60"/>
+              <w:left w:type="dxa" w:w="90"/>
+              <w:bottom w:type="dxa" w:w="60"/>
+              <w:right w:type="dxa" w:w="90"/>
+            </w:tcMar>
+          </w:tcPr>
+          <w:p>
+            <w:pPr>
+              <w:spacing w:after="40"/>
+            </w:pPr>
+            <w:r>
+              <w:rPr>
+                <w:b/>
+                <w:bCs/>
+                <w:sz w:val="20"/>
+                <w:szCs w:val="20"/>
+              </w:rPr>
+              <w:t xml:space="preserve">Mode</w:t>
+            </w:r>
+          </w:p>
+        </w:tc>
+        <w:tc>
+          <w:tcPr>
+            <w:tcW w:type="dxa" w:w="2900"/>
+            <w:shd w:fill="E0F2FE" w:color="auto" w:val="clear"/>
+            <w:tcMar>
+              <w:top w:type="dxa" w:w="60"/>
+              <w:left w:type="dxa" w:w="90"/>
+              <w:bottom w:type="dxa" w:w="60"/>
+              <w:right w:type="dxa" w:w="90"/>
+            </w:tcMar>
+          </w:tcPr>
+          <w:p>
+            <w:pPr>
+              <w:spacing w:after="40"/>
+            </w:pPr>
+            <w:r>
+              <w:rPr>
+                <w:b/>
+                <w:bCs/>
+                <w:sz w:val="20"/>
+                <w:szCs w:val="20"/>
+              </w:rPr>
+              <w:t xml:space="preserve">Pupils do</w:t>
+            </w:r>
+          </w:p>
+        </w:tc>
+        <w:tc>
+          <w:tcPr>
+            <w:tcW w:type="dxa" w:w="2160"/>
+            <w:shd w:fill="E0F2FE" w:color="auto" w:val="clear"/>
+            <w:tcMar>
+              <w:top w:type="dxa" w:w="60"/>
+              <w:left w:type="dxa" w:w="90"/>
+              <w:bottom w:type="dxa" w:w="60"/>
+              <w:right w:type="dxa" w:w="90"/>
+            </w:tcMar>
+          </w:tcPr>
+          <w:p>
+            <w:pPr>
+              <w:spacing w:after="40"/>
+            </w:pPr>
+            <w:r>
+              <w:rPr>
+                <w:b/>
+                <w:bCs/>
+                <w:sz w:val="20"/>
+                <w:szCs w:val="20"/>
+              </w:rPr>
+              <w:t xml:space="preserve">Teacher tips</w:t>
+            </w:r>
+          </w:p>
+        </w:tc>
+      </w:tr>
+      <w:tr>
+        <w:trPr>
+          <w:cantSplit/>
+        </w:trPr>
+        <w:tc>
+          <w:tcPr>
+            <w:tcW w:type="dxa" w:w="500"/>
+            <w:tcMar>
+              <w:top w:type="dxa" w:w="60"/>
+              <w:left w:type="dxa" w:w="90"/>
+              <w:bottom w:type="dxa" w:w="60"/>
+              <w:right w:type="dxa" w:w="90"/>
+            </w:tcMar>
+          </w:tcPr>
+          <w:p>
+            <w:pPr>
+              <w:spacing w:after="40"/>
+            </w:pPr>
+            <w:r>
+              <w:rPr>
+                <w:b w:val="false"/>
+                <w:bCs w:val="false"/>
+                <w:sz w:val="20"/>
+                <w:szCs w:val="20"/>
+              </w:rPr>
+              <w:t xml:space="preserve">1</w:t>
+            </w:r>
+          </w:p>
+        </w:tc>
+        <w:tc>
+          <w:tcPr>
+            <w:tcW w:type="dxa" w:w="1900"/>
+            <w:tcMar>
+              <w:top w:type="dxa" w:w="60"/>
+              <w:left w:type="dxa" w:w="90"/>
+              <w:bottom w:type="dxa" w:w="60"/>
+              <w:right w:type="dxa" w:w="90"/>
+            </w:tcMar>
+          </w:tcPr>
+          <w:p>
+            <w:pPr>
+              <w:spacing w:after="40"/>
+            </w:pPr>
+            <w:r>
+              <w:rPr>
+                <w:b/>
+                <w:bCs/>
+                <w:sz w:val="20"/>
+                <w:szCs w:val="20"/>
+              </w:rPr>
+              <w:t xml:space="preserve">Remember the Money Story</w:t>
+            </w:r>
+          </w:p>
+        </w:tc>
+        <w:tc>
+          <w:tcPr>
+            <w:tcW w:type="dxa" w:w="800"/>
+            <w:tcMar>
+              <w:top w:type="dxa" w:w="60"/>
+              <w:left w:type="dxa" w:w="90"/>
+              <w:bottom w:type="dxa" w:w="60"/>
+              <w:right w:type="dxa" w:w="90"/>
+            </w:tcMar>
+          </w:tcPr>
+          <w:p>
+            <w:pPr>
+              <w:spacing w:after="40"/>
+            </w:pPr>
+            <w:r>
+              <w:rPr>
+                <w:b w:val="false"/>
+                <w:bCs w:val="false"/>
+                <w:sz w:val="20"/>
+                <w:szCs w:val="20"/>
+              </w:rPr>
+              <w:t xml:space="preserve">3 min</w:t>
+            </w:r>
+          </w:p>
+        </w:tc>
+        <w:tc>
+          <w:tcPr>
+            <w:tcW w:type="dxa" w:w="1100"/>
+            <w:tcMar>
+              <w:top w:type="dxa" w:w="60"/>
+              <w:left w:type="dxa" w:w="90"/>
+              <w:bottom w:type="dxa" w:w="60"/>
+              <w:right w:type="dxa" w:w="90"/>
+            </w:tcMar>
+          </w:tcPr>
+          <w:p>
+            <w:pPr>
+              <w:spacing w:after="40"/>
+            </w:pPr>
+            <w:r>
+              <w:rPr>
+                <w:b w:val="false"/>
+                <w:bCs w:val="false"/>
+                <w:sz w:val="20"/>
+                <w:szCs w:val="20"/>
+              </w:rPr>
+              <w:t xml:space="preserve">Think</w:t>
+            </w:r>
+          </w:p>
+        </w:tc>
+        <w:tc>
+          <w:tcPr>
+            <w:tcW w:type="dxa" w:w="2900"/>
+            <w:tcMar>
+              <w:top w:type="dxa" w:w="60"/>
+              <w:left w:type="dxa" w:w="90"/>
+              <w:bottom w:type="dxa" w:w="60"/>
+              <w:right w:type="dxa" w:w="90"/>
+            </w:tcMar>
+          </w:tcPr>
+          <w:p>
+            <w:pPr>
+              <w:spacing w:after="40"/>
+            </w:pPr>
+            <w:r>
+              <w:rPr>
+                <w:b w:val="false"/>
+                <w:bCs w:val="false"/>
+                <w:sz w:val="18"/>
+                <w:szCs w:val="18"/>
+              </w:rPr>
+              <w:t xml:space="preserve">• Look at the pictures</w:t>
+            </w:r>
+          </w:p>
+          <w:p>
+            <w:pPr>
+              <w:spacing w:after="40"/>
+            </w:pPr>
+            <w:r>
+              <w:rPr>
+                <w:b w:val="false"/>
+                <w:bCs w:val="false"/>
+                <w:sz w:val="18"/>
+                <w:szCs w:val="18"/>
+              </w:rPr>
+              <w:t xml:space="preserve">• Whisper to your partner: what do you remember?</w:t>
+            </w:r>
+          </w:p>
+          <w:p>
+            <w:pPr>
+              <w:spacing w:after="40"/>
+            </w:pPr>
+            <w:r>
+              <w:rPr>
+                <w:b w:val="false"/>
+                <w:bCs w:val="false"/>
+                <w:sz w:val="18"/>
+                <w:szCs w:val="18"/>
+              </w:rPr>
+              <w:t xml:space="preserve">• Tell the class</w:t>
+            </w:r>
+          </w:p>
+          <w:p>
+            <w:pPr>
+              <w:spacing w:after="40"/>
+            </w:pPr>
+            <w:r>
+              <w:rPr>
+                <w:b w:val="false"/>
+                <w:bCs w:val="false"/>
+                <w:sz w:val="18"/>
+                <w:szCs w:val="18"/>
+              </w:rPr>
+              <w:t xml:space="preserve">Say: People bartered. · Shells are easier to carry than goats.</w:t>
+            </w:r>
+          </w:p>
+        </w:tc>
+        <w:tc>
+          <w:tcPr>
+            <w:tcW w:type="dxa" w:w="2160"/>
+            <w:tcMar>
+              <w:top w:type="dxa" w:w="60"/>
+              <w:left w:type="dxa" w:w="90"/>
+              <w:bottom w:type="dxa" w:w="60"/>
+              <w:right w:type="dxa" w:w="90"/>
+            </w:tcMar>
+          </w:tcPr>
+          <w:p>
+            <w:pPr>
+              <w:spacing w:after="40"/>
+            </w:pPr>
+            <w:r>
+              <w:rPr>
+                <w:b w:val="false"/>
+                <w:bCs w:val="false"/>
+                <w:sz w:val="17"/>
+                <w:szCs w:val="17"/>
+              </w:rPr>
+              <w:t xml:space="preserve">Book link: recap of pp.42-43 (barter, cowrie shells, knives and spades, the first coins) before pp.44-45.</w:t>
+            </w:r>
+          </w:p>
+          <w:p>
+            <w:pPr>
+              <w:spacing w:after="40"/>
+            </w:pPr>
+            <w:r>
+              <w:rPr>
+                <w:b w:val="false"/>
+                <w:bCs w:val="false"/>
+                <w:sz w:val="17"/>
+                <w:szCs w:val="17"/>
+              </w:rPr>
+              <w:t xml:space="preserve">Press the button for each question. Accept one-word answers and sentences. Show the six missions at the end.</w:t>
+            </w:r>
+          </w:p>
+        </w:tc>
+      </w:tr>
+      <w:tr>
+        <w:trPr>
+          <w:cantSplit/>
+        </w:trPr>
+        <w:tc>
+          <w:tcPr>
+            <w:tcW w:type="dxa" w:w="500"/>
+            <w:tcMar>
+              <w:top w:type="dxa" w:w="60"/>
+              <w:left w:type="dxa" w:w="90"/>
+              <w:bottom w:type="dxa" w:w="60"/>
+              <w:right w:type="dxa" w:w="90"/>
+            </w:tcMar>
+          </w:tcPr>
+          <w:p>
+            <w:pPr>
+              <w:spacing w:after="40"/>
+            </w:pPr>
+            <w:r>
+              <w:rPr>
+                <w:b w:val="false"/>
+                <w:bCs w:val="false"/>
+                <w:sz w:val="20"/>
+                <w:szCs w:val="20"/>
+              </w:rPr>
+              <w:t xml:space="preserve">2</w:t>
+            </w:r>
+          </w:p>
+        </w:tc>
+        <w:tc>
+          <w:tcPr>
+            <w:tcW w:type="dxa" w:w="1900"/>
+            <w:tcMar>
+              <w:top w:type="dxa" w:w="60"/>
+              <w:left w:type="dxa" w:w="90"/>
+              <w:bottom w:type="dxa" w:w="60"/>
+              <w:right w:type="dxa" w:w="90"/>
+            </w:tcMar>
+          </w:tcPr>
+          <w:p>
+            <w:pPr>
+              <w:spacing w:after="40"/>
+            </w:pPr>
+            <w:r>
+              <w:rPr>
+                <w:b/>
+                <w:bCs/>
+                <w:sz w:val="20"/>
+                <w:szCs w:val="20"/>
+              </w:rPr>
+              <w:t xml:space="preserve">From Coins to Cards</w:t>
+            </w:r>
+          </w:p>
+        </w:tc>
+        <w:tc>
+          <w:tcPr>
+            <w:tcW w:type="dxa" w:w="800"/>
+            <w:tcMar>
+              <w:top w:type="dxa" w:w="60"/>
+              <w:left w:type="dxa" w:w="90"/>
+              <w:bottom w:type="dxa" w:w="60"/>
+              <w:right w:type="dxa" w:w="90"/>
+            </w:tcMar>
+          </w:tcPr>
+          <w:p>
+            <w:pPr>
+              <w:spacing w:after="40"/>
+            </w:pPr>
+            <w:r>
+              <w:rPr>
+                <w:b w:val="false"/>
+                <w:bCs w:val="false"/>
+                <w:sz w:val="20"/>
+                <w:szCs w:val="20"/>
+              </w:rPr>
+              <w:t xml:space="preserve">7 min</w:t>
+            </w:r>
+          </w:p>
+        </w:tc>
+        <w:tc>
+          <w:tcPr>
+            <w:tcW w:type="dxa" w:w="1100"/>
+            <w:tcMar>
+              <w:top w:type="dxa" w:w="60"/>
+              <w:left w:type="dxa" w:w="90"/>
+              <w:bottom w:type="dxa" w:w="60"/>
+              <w:right w:type="dxa" w:w="90"/>
+            </w:tcMar>
+          </w:tcPr>
+          <w:p>
+            <w:pPr>
+              <w:spacing w:after="40"/>
+            </w:pPr>
+            <w:r>
+              <w:rPr>
+                <w:b w:val="false"/>
+                <w:bCs w:val="false"/>
+                <w:sz w:val="20"/>
+                <w:szCs w:val="20"/>
+              </w:rPr>
+              <w:t xml:space="preserve">Act it out</w:t>
+            </w:r>
+          </w:p>
+        </w:tc>
+        <w:tc>
+          <w:tcPr>
+            <w:tcW w:type="dxa" w:w="2900"/>
+            <w:tcMar>
+              <w:top w:type="dxa" w:w="60"/>
+              <w:left w:type="dxa" w:w="90"/>
+              <w:bottom w:type="dxa" w:w="60"/>
+              <w:right w:type="dxa" w:w="90"/>
+            </w:tcMar>
+          </w:tcPr>
+          <w:p>
+            <w:pPr>
+              <w:spacing w:after="40"/>
+            </w:pPr>
+            <w:r>
+              <w:rPr>
+                <w:b w:val="false"/>
+                <w:bCs w:val="false"/>
+                <w:sz w:val="18"/>
+                <w:szCs w:val="18"/>
+              </w:rPr>
+              <w:t xml:space="preserve">• Stand up and do the action</w:t>
+            </w:r>
+          </w:p>
+          <w:p>
+            <w:pPr>
+              <w:spacing w:after="40"/>
+            </w:pPr>
+            <w:r>
+              <w:rPr>
+                <w:b w:val="false"/>
+                <w:bCs w:val="false"/>
+                <w:sz w:val="18"/>
+                <w:szCs w:val="18"/>
+              </w:rPr>
+              <w:t xml:space="preserve">• Repeat after the teacher (echo)</w:t>
+            </w:r>
+          </w:p>
+          <w:p>
+            <w:pPr>
+              <w:spacing w:after="40"/>
+            </w:pPr>
+            <w:r>
+              <w:rPr>
+                <w:b w:val="false"/>
+                <w:bCs w:val="false"/>
+                <w:sz w:val="18"/>
+                <w:szCs w:val="18"/>
+              </w:rPr>
+              <w:t xml:space="preserve">• At the end, retell it to a partner</w:t>
+            </w:r>
+          </w:p>
+          <w:p>
+            <w:pPr>
+              <w:spacing w:after="40"/>
+            </w:pPr>
+            <w:r>
+              <w:rPr>
+                <w:b w:val="false"/>
+                <w:bCs w:val="false"/>
+                <w:sz w:val="18"/>
+                <w:szCs w:val="18"/>
+              </w:rPr>
+              <w:t xml:space="preserve">Say: Paper money is easier to carry. · The first credit card was in 1958.</w:t>
+            </w:r>
+          </w:p>
+        </w:tc>
+        <w:tc>
+          <w:tcPr>
+            <w:tcW w:type="dxa" w:w="2160"/>
+            <w:tcMar>
+              <w:top w:type="dxa" w:w="60"/>
+              <w:left w:type="dxa" w:w="90"/>
+              <w:bottom w:type="dxa" w:w="60"/>
+              <w:right w:type="dxa" w:w="90"/>
+            </w:tcMar>
+          </w:tcPr>
+          <w:p>
+            <w:pPr>
+              <w:spacing w:after="40"/>
+            </w:pPr>
+            <w:r>
+              <w:rPr>
+                <w:b w:val="false"/>
+                <w:bCs w:val="false"/>
+                <w:sz w:val="17"/>
+                <w:szCs w:val="17"/>
+              </w:rPr>
+              <w:t xml:space="preserve">Book link: pp.44-45, Reading 1 "The History of Money" (coins from silver and gold, the first paper money from China between 800 and 900 CE, Europe around 1600 CE, the first credit card in 1958, electronic money in the 21st century) and the timeline strip on pp.44-45.</w:t>
+            </w:r>
+          </w:p>
+          <w:p>
+            <w:pPr>
+              <w:spacing w:after="40"/>
+            </w:pPr>
+            <w:r>
+              <w:rPr>
+                <w:b w:val="false"/>
+                <w:bCs w:val="false"/>
+                <w:sz w:val="17"/>
+                <w:szCs w:val="17"/>
+              </w:rPr>
+              <w:t xml:space="preserve">The timeline fills as the story goes. At the 🤔 part pupils guess what is easier to carry than coins. Press Reveal.</w:t>
+            </w:r>
+          </w:p>
+          <w:p>
+            <w:pPr>
+              <w:spacing w:after="40"/>
+            </w:pPr>
+            <w:r>
+              <w:rPr>
+                <w:b w:val="false"/>
+                <w:bCs w:val="false"/>
+                <w:sz w:val="17"/>
+                <w:szCs w:val="17"/>
+              </w:rPr>
+              <w:t xml:space="preserve">CE means "Common Era" (the book asked "Can you guess what CE stands for?" on p.42). Today a pupil may be able to say it.</w:t>
+            </w:r>
+          </w:p>
+        </w:tc>
+      </w:tr>
+      <w:tr>
+        <w:trPr>
+          <w:cantSplit/>
+        </w:trPr>
+        <w:tc>
+          <w:tcPr>
+            <w:tcW w:type="dxa" w:w="500"/>
+            <w:tcMar>
+              <w:top w:type="dxa" w:w="60"/>
+              <w:left w:type="dxa" w:w="90"/>
+              <w:bottom w:type="dxa" w:w="60"/>
+              <w:right w:type="dxa" w:w="90"/>
+            </w:tcMar>
+          </w:tcPr>
+          <w:p>
+            <w:pPr>
+              <w:spacing w:after="40"/>
+            </w:pPr>
+            <w:r>
+              <w:rPr>
+                <w:b w:val="false"/>
+                <w:bCs w:val="false"/>
+                <w:sz w:val="20"/>
+                <w:szCs w:val="20"/>
+              </w:rPr>
+              <w:t xml:space="preserve">3</w:t>
+            </w:r>
+          </w:p>
+        </w:tc>
+        <w:tc>
+          <w:tcPr>
+            <w:tcW w:type="dxa" w:w="1900"/>
+            <w:tcMar>
+              <w:top w:type="dxa" w:w="60"/>
+              <w:left w:type="dxa" w:w="90"/>
+              <w:bottom w:type="dxa" w:w="60"/>
+              <w:right w:type="dxa" w:w="90"/>
+            </w:tcMar>
+          </w:tcPr>
+          <w:p>
+            <w:pPr>
+              <w:spacing w:after="40"/>
+            </w:pPr>
+            <w:r>
+              <w:rPr>
+                <w:b/>
+                <w:bCs/>
+                <w:sz w:val="20"/>
+                <w:szCs w:val="20"/>
+              </w:rPr>
+              <w:t xml:space="preserve">Six Money Words</w:t>
+            </w:r>
+          </w:p>
+        </w:tc>
+        <w:tc>
+          <w:tcPr>
+            <w:tcW w:type="dxa" w:w="800"/>
+            <w:tcMar>
+              <w:top w:type="dxa" w:w="60"/>
+              <w:left w:type="dxa" w:w="90"/>
+              <w:bottom w:type="dxa" w:w="60"/>
+              <w:right w:type="dxa" w:w="90"/>
+            </w:tcMar>
+          </w:tcPr>
+          <w:p>
+            <w:pPr>
+              <w:spacing w:after="40"/>
+            </w:pPr>
+            <w:r>
+              <w:rPr>
+                <w:b w:val="false"/>
+                <w:bCs w:val="false"/>
+                <w:sz w:val="20"/>
+                <w:szCs w:val="20"/>
+              </w:rPr>
+              <w:t xml:space="preserve">5 min</w:t>
+            </w:r>
+          </w:p>
+        </w:tc>
+        <w:tc>
+          <w:tcPr>
+            <w:tcW w:type="dxa" w:w="1100"/>
+            <w:tcMar>
+              <w:top w:type="dxa" w:w="60"/>
+              <w:left w:type="dxa" w:w="90"/>
+              <w:bottom w:type="dxa" w:w="60"/>
+              <w:right w:type="dxa" w:w="90"/>
+            </w:tcMar>
+          </w:tcPr>
+          <w:p>
+            <w:pPr>
+              <w:spacing w:after="40"/>
+            </w:pPr>
+            <w:r>
+              <w:rPr>
+                <w:b w:val="false"/>
+                <w:bCs w:val="false"/>
+                <w:sz w:val="20"/>
+                <w:szCs w:val="20"/>
+              </w:rPr>
+              <w:t xml:space="preserve">Detective</w:t>
+            </w:r>
+          </w:p>
+        </w:tc>
+        <w:tc>
+          <w:tcPr>
+            <w:tcW w:type="dxa" w:w="2900"/>
+            <w:tcMar>
+              <w:top w:type="dxa" w:w="60"/>
+              <w:left w:type="dxa" w:w="90"/>
+              <w:bottom w:type="dxa" w:w="60"/>
+              <w:right w:type="dxa" w:w="90"/>
+            </w:tcMar>
+          </w:tcPr>
+          <w:p>
+            <w:pPr>
+              <w:spacing w:after="40"/>
+            </w:pPr>
+            <w:r>
+              <w:rPr>
+                <w:b w:val="false"/>
+                <w:bCs w:val="false"/>
+                <w:sz w:val="18"/>
+                <w:szCs w:val="18"/>
+              </w:rPr>
+              <w:t xml:space="preserve">• Look at the word card</w:t>
+            </w:r>
+          </w:p>
+          <w:p>
+            <w:pPr>
+              <w:spacing w:after="40"/>
+            </w:pPr>
+            <w:r>
+              <w:rPr>
+                <w:b w:val="false"/>
+                <w:bCs w:val="false"/>
+                <w:sz w:val="18"/>
+                <w:szCs w:val="18"/>
+              </w:rPr>
+              <w:t xml:space="preserve">• Guess the meaning with your partner</w:t>
+            </w:r>
+          </w:p>
+          <w:p>
+            <w:pPr>
+              <w:spacing w:after="40"/>
+            </w:pPr>
+            <w:r>
+              <w:rPr>
+                <w:b w:val="false"/>
+                <w:bCs w:val="false"/>
+                <w:sz w:val="18"/>
+                <w:szCs w:val="18"/>
+              </w:rPr>
+              <w:t xml:space="preserve">• Say the word and the sentence</w:t>
+            </w:r>
+          </w:p>
+          <w:p>
+            <w:pPr>
+              <w:spacing w:after="40"/>
+            </w:pPr>
+            <w:r>
+              <w:rPr>
+                <w:b w:val="false"/>
+                <w:bCs w:val="false"/>
+                <w:sz w:val="18"/>
+                <w:szCs w:val="18"/>
+              </w:rPr>
+              <w:t xml:space="preserve">Say: coin · credit card · electronic money</w:t>
+            </w:r>
+          </w:p>
+        </w:tc>
+        <w:tc>
+          <w:tcPr>
+            <w:tcW w:type="dxa" w:w="2160"/>
+            <w:tcMar>
+              <w:top w:type="dxa" w:w="60"/>
+              <w:left w:type="dxa" w:w="90"/>
+              <w:bottom w:type="dxa" w:w="60"/>
+              <w:right w:type="dxa" w:w="90"/>
+            </w:tcMar>
+          </w:tcPr>
+          <w:p>
+            <w:pPr>
+              <w:spacing w:after="40"/>
+            </w:pPr>
+            <w:r>
+              <w:rPr>
+                <w:b w:val="false"/>
+                <w:bCs w:val="false"/>
+                <w:sz w:val="17"/>
+                <w:szCs w:val="17"/>
+              </w:rPr>
+              <w:t xml:space="preserve">Book link: pp.44-45 (coin, paper money, credit card, electronic money, internet, centuries). "Credit card" was a Words in Context word on p.43.</w:t>
+            </w:r>
+          </w:p>
+          <w:p>
+            <w:pPr>
+              <w:spacing w:after="40"/>
+            </w:pPr>
+            <w:r>
+              <w:rPr>
+                <w:b w:val="false"/>
+                <w:bCs w:val="false"/>
+                <w:sz w:val="17"/>
+                <w:szCs w:val="17"/>
+              </w:rPr>
+              <w:t xml:space="preserve">Tap a card: the board says the word, the meaning and an example sentence. Then press Clue game: pupils say the missing word.</w:t>
+            </w:r>
+          </w:p>
+        </w:tc>
+      </w:tr>
+      <w:tr>
+        <w:trPr>
+          <w:cantSplit/>
+        </w:trPr>
+        <w:tc>
+          <w:tcPr>
+            <w:tcW w:type="dxa" w:w="500"/>
+            <w:tcMar>
+              <w:top w:type="dxa" w:w="60"/>
+              <w:left w:type="dxa" w:w="90"/>
+              <w:bottom w:type="dxa" w:w="60"/>
+              <w:right w:type="dxa" w:w="90"/>
+            </w:tcMar>
+          </w:tcPr>
+          <w:p>
+            <w:pPr>
+              <w:spacing w:after="40"/>
+            </w:pPr>
+            <w:r>
+              <w:rPr>
+                <w:b w:val="false"/>
+                <w:bCs w:val="false"/>
+                <w:sz w:val="20"/>
+                <w:szCs w:val="20"/>
+              </w:rPr>
+              <w:t xml:space="preserve">4</w:t>
+            </w:r>
+          </w:p>
+        </w:tc>
+        <w:tc>
+          <w:tcPr>
+            <w:tcW w:type="dxa" w:w="1900"/>
+            <w:tcMar>
+              <w:top w:type="dxa" w:w="60"/>
+              <w:left w:type="dxa" w:w="90"/>
+              <w:bottom w:type="dxa" w:w="60"/>
+              <w:right w:type="dxa" w:w="90"/>
+            </w:tcMar>
+          </w:tcPr>
+          <w:p>
+            <w:pPr>
+              <w:spacing w:after="40"/>
+            </w:pPr>
+            <w:r>
+              <w:rPr>
+                <w:b/>
+                <w:bCs/>
+                <w:sz w:val="20"/>
+                <w:szCs w:val="20"/>
+              </w:rPr>
+              <w:t xml:space="preserve">Easier to Carry</w:t>
+            </w:r>
+          </w:p>
+        </w:tc>
+        <w:tc>
+          <w:tcPr>
+            <w:tcW w:type="dxa" w:w="800"/>
+            <w:tcMar>
+              <w:top w:type="dxa" w:w="60"/>
+              <w:left w:type="dxa" w:w="90"/>
+              <w:bottom w:type="dxa" w:w="60"/>
+              <w:right w:type="dxa" w:w="90"/>
+            </w:tcMar>
+          </w:tcPr>
+          <w:p>
+            <w:pPr>
+              <w:spacing w:after="40"/>
+            </w:pPr>
+            <w:r>
+              <w:rPr>
+                <w:b w:val="false"/>
+                <w:bCs w:val="false"/>
+                <w:sz w:val="20"/>
+                <w:szCs w:val="20"/>
+              </w:rPr>
+              <w:t xml:space="preserve">4 min</w:t>
+            </w:r>
+          </w:p>
+        </w:tc>
+        <w:tc>
+          <w:tcPr>
+            <w:tcW w:type="dxa" w:w="1100"/>
+            <w:tcMar>
+              <w:top w:type="dxa" w:w="60"/>
+              <w:left w:type="dxa" w:w="90"/>
+              <w:bottom w:type="dxa" w:w="60"/>
+              <w:right w:type="dxa" w:w="90"/>
+            </w:tcMar>
+          </w:tcPr>
+          <w:p>
+            <w:pPr>
+              <w:spacing w:after="40"/>
+            </w:pPr>
+            <w:r>
+              <w:rPr>
+                <w:b w:val="false"/>
+                <w:bCs w:val="false"/>
+                <w:sz w:val="20"/>
+                <w:szCs w:val="20"/>
+              </w:rPr>
+              <w:t xml:space="preserve">Talk</w:t>
+            </w:r>
+          </w:p>
+        </w:tc>
+        <w:tc>
+          <w:tcPr>
+            <w:tcW w:type="dxa" w:w="2900"/>
+            <w:tcMar>
+              <w:top w:type="dxa" w:w="60"/>
+              <w:left w:type="dxa" w:w="90"/>
+              <w:bottom w:type="dxa" w:w="60"/>
+              <w:right w:type="dxa" w:w="90"/>
+            </w:tcMar>
+          </w:tcPr>
+          <w:p>
+            <w:pPr>
+              <w:spacing w:after="40"/>
+            </w:pPr>
+            <w:r>
+              <w:rPr>
+                <w:b w:val="false"/>
+                <w:bCs w:val="false"/>
+                <w:sz w:val="18"/>
+                <w:szCs w:val="18"/>
+              </w:rPr>
+              <w:t xml:space="preserve">• Tap a pair with your partner</w:t>
+            </w:r>
+          </w:p>
+          <w:p>
+            <w:pPr>
+              <w:spacing w:after="40"/>
+            </w:pPr>
+            <w:r>
+              <w:rPr>
+                <w:b w:val="false"/>
+                <w:bCs w:val="false"/>
+                <w:sz w:val="18"/>
+                <w:szCs w:val="18"/>
+              </w:rPr>
+              <w:t xml:space="preserve">• Say: … is easier to carry than …</w:t>
+            </w:r>
+          </w:p>
+          <w:p>
+            <w:pPr>
+              <w:spacing w:after="40"/>
+            </w:pPr>
+            <w:r>
+              <w:rPr>
+                <w:b w:val="false"/>
+                <w:bCs w:val="false"/>
+                <w:sz w:val="18"/>
+                <w:szCs w:val="18"/>
+              </w:rPr>
+              <w:t xml:space="preserve">• Which do you like? Why?</w:t>
+            </w:r>
+          </w:p>
+          <w:p>
+            <w:pPr>
+              <w:spacing w:after="40"/>
+            </w:pPr>
+            <w:r>
+              <w:rPr>
+                <w:b w:val="false"/>
+                <w:bCs w:val="false"/>
+                <w:sz w:val="18"/>
+                <w:szCs w:val="18"/>
+              </w:rPr>
+              <w:t xml:space="preserve">Say: … is easier to carry than … · I like … because …</w:t>
+            </w:r>
+          </w:p>
+        </w:tc>
+        <w:tc>
+          <w:tcPr>
+            <w:tcW w:type="dxa" w:w="2160"/>
+            <w:tcMar>
+              <w:top w:type="dxa" w:w="60"/>
+              <w:left w:type="dxa" w:w="90"/>
+              <w:bottom w:type="dxa" w:w="60"/>
+              <w:right w:type="dxa" w:w="90"/>
+            </w:tcMar>
+          </w:tcPr>
+          <w:p>
+            <w:pPr>
+              <w:spacing w:after="40"/>
+            </w:pPr>
+            <w:r>
+              <w:rPr>
+                <w:b w:val="false"/>
+                <w:bCs w:val="false"/>
+                <w:sz w:val="17"/>
+                <w:szCs w:val="17"/>
+              </w:rPr>
+              <w:t xml:space="preserve">Book link: pp.42-44 (shells easier to carry than goats or bags of grain; paper money easier to carry than metal coins).</w:t>
+            </w:r>
+          </w:p>
+          <w:p>
+            <w:pPr>
+              <w:spacing w:after="40"/>
+            </w:pPr>
+            <w:r>
+              <w:rPr>
+                <w:b w:val="false"/>
+                <w:bCs w:val="false"/>
+                <w:sz w:val="17"/>
+                <w:szCs w:val="17"/>
+              </w:rPr>
+              <w:t xml:space="preserve">Model one sentence, then pupils say the rest. Support: say only the two words. Stretch: add "because".</w:t>
+            </w:r>
+          </w:p>
+        </w:tc>
+      </w:tr>
+      <w:tr>
+        <w:trPr>
+          <w:cantSplit/>
+        </w:trPr>
+        <w:tc>
+          <w:tcPr>
+            <w:tcW w:type="dxa" w:w="500"/>
+            <w:tcMar>
+              <w:top w:type="dxa" w:w="60"/>
+              <w:left w:type="dxa" w:w="90"/>
+              <w:bottom w:type="dxa" w:w="60"/>
+              <w:right w:type="dxa" w:w="90"/>
+            </w:tcMar>
+          </w:tcPr>
+          <w:p>
+            <w:pPr>
+              <w:spacing w:after="40"/>
+            </w:pPr>
+            <w:r>
+              <w:rPr>
+                <w:b w:val="false"/>
+                <w:bCs w:val="false"/>
+                <w:sz w:val="20"/>
+                <w:szCs w:val="20"/>
+              </w:rPr>
+              <w:t xml:space="preserve">5</w:t>
+            </w:r>
+          </w:p>
+        </w:tc>
+        <w:tc>
+          <w:tcPr>
+            <w:tcW w:type="dxa" w:w="1900"/>
+            <w:tcMar>
+              <w:top w:type="dxa" w:w="60"/>
+              <w:left w:type="dxa" w:w="90"/>
+              <w:bottom w:type="dxa" w:w="60"/>
+              <w:right w:type="dxa" w:w="90"/>
+            </w:tcMar>
+          </w:tcPr>
+          <w:p>
+            <w:pPr>
+              <w:spacing w:after="40"/>
+            </w:pPr>
+            <w:r>
+              <w:rPr>
+                <w:b/>
+                <w:bCs/>
+                <w:sz w:val="20"/>
+                <w:szCs w:val="20"/>
+              </w:rPr>
+              <w:t xml:space="preserve">GAME: Time Train</w:t>
+            </w:r>
+          </w:p>
+        </w:tc>
+        <w:tc>
+          <w:tcPr>
+            <w:tcW w:type="dxa" w:w="800"/>
+            <w:tcMar>
+              <w:top w:type="dxa" w:w="60"/>
+              <w:left w:type="dxa" w:w="90"/>
+              <w:bottom w:type="dxa" w:w="60"/>
+              <w:right w:type="dxa" w:w="90"/>
+            </w:tcMar>
+          </w:tcPr>
+          <w:p>
+            <w:pPr>
+              <w:spacing w:after="40"/>
+            </w:pPr>
+            <w:r>
+              <w:rPr>
+                <w:b w:val="false"/>
+                <w:bCs w:val="false"/>
+                <w:sz w:val="20"/>
+                <w:szCs w:val="20"/>
+              </w:rPr>
+              <w:t xml:space="preserve">9 min</w:t>
+            </w:r>
+          </w:p>
+        </w:tc>
+        <w:tc>
+          <w:tcPr>
+            <w:tcW w:type="dxa" w:w="1100"/>
+            <w:tcMar>
+              <w:top w:type="dxa" w:w="60"/>
+              <w:left w:type="dxa" w:w="90"/>
+              <w:bottom w:type="dxa" w:w="60"/>
+              <w:right w:type="dxa" w:w="90"/>
+            </w:tcMar>
+          </w:tcPr>
+          <w:p>
+            <w:pPr>
+              <w:spacing w:after="40"/>
+            </w:pPr>
+            <w:r>
+              <w:rPr>
+                <w:b w:val="false"/>
+                <w:bCs w:val="false"/>
+                <w:sz w:val="20"/>
+                <w:szCs w:val="20"/>
+              </w:rPr>
+              <w:t xml:space="preserve">Game</w:t>
+            </w:r>
+          </w:p>
+        </w:tc>
+        <w:tc>
+          <w:tcPr>
+            <w:tcW w:type="dxa" w:w="2900"/>
+            <w:tcMar>
+              <w:top w:type="dxa" w:w="60"/>
+              <w:left w:type="dxa" w:w="90"/>
+              <w:bottom w:type="dxa" w:w="60"/>
+              <w:right w:type="dxa" w:w="90"/>
+            </w:tcMar>
+          </w:tcPr>
+          <w:p>
+            <w:pPr>
+              <w:spacing w:after="40"/>
+            </w:pPr>
+            <w:r>
+              <w:rPr>
+                <w:b w:val="false"/>
+                <w:bCs w:val="false"/>
+                <w:sz w:val="18"/>
+                <w:szCs w:val="18"/>
+              </w:rPr>
+              <w:t xml:space="preserve">• Listen to the question</w:t>
+            </w:r>
+          </w:p>
+          <w:p>
+            <w:pPr>
+              <w:spacing w:after="40"/>
+            </w:pPr>
+            <w:r>
+              <w:rPr>
+                <w:b w:val="false"/>
+                <w:bCs w:val="false"/>
+                <w:sz w:val="18"/>
+                <w:szCs w:val="18"/>
+              </w:rPr>
+              <w:t xml:space="preserve">• Talk with your team, then answer</w:t>
+            </w:r>
+          </w:p>
+          <w:p>
+            <w:pPr>
+              <w:spacing w:after="40"/>
+            </w:pPr>
+            <w:r>
+              <w:rPr>
+                <w:b w:val="false"/>
+                <w:bCs w:val="false"/>
+                <w:sz w:val="18"/>
+                <w:szCs w:val="18"/>
+              </w:rPr>
+              <w:t xml:space="preserve">• A right answer moves the train</w:t>
+            </w:r>
+          </w:p>
+          <w:p>
+            <w:pPr>
+              <w:spacing w:after="40"/>
+            </w:pPr>
+            <w:r>
+              <w:rPr>
+                <w:b w:val="false"/>
+                <w:bCs w:val="false"/>
+                <w:sz w:val="18"/>
+                <w:szCs w:val="18"/>
+              </w:rPr>
+              <w:t xml:space="preserve">Say: I think it is … · The answer is …</w:t>
+            </w:r>
+          </w:p>
+        </w:tc>
+        <w:tc>
+          <w:tcPr>
+            <w:tcW w:type="dxa" w:w="2160"/>
+            <w:tcMar>
+              <w:top w:type="dxa" w:w="60"/>
+              <w:left w:type="dxa" w:w="90"/>
+              <w:bottom w:type="dxa" w:w="60"/>
+              <w:right w:type="dxa" w:w="90"/>
+            </w:tcMar>
+          </w:tcPr>
+          <w:p>
+            <w:pPr>
+              <w:spacing w:after="40"/>
+            </w:pPr>
+            <w:r>
+              <w:rPr>
+                <w:b w:val="false"/>
+                <w:bCs w:val="false"/>
+                <w:sz w:val="17"/>
+                <w:szCs w:val="17"/>
+              </w:rPr>
+              <w:t xml:space="preserve">Book link: the timeline on pp.44-45 (barter, cowrie shells, knives and spades, first coins, paper money, credit card, electronic money).</w:t>
+            </w:r>
+          </w:p>
+          <w:p>
+            <w:pPr>
+              <w:spacing w:after="40"/>
+            </w:pPr>
+            <w:r>
+              <w:rPr>
+                <w:b w:val="false"/>
+                <w:bCs w:val="false"/>
+                <w:sz w:val="17"/>
+                <w:szCs w:val="17"/>
+              </w:rPr>
+              <w:t xml:space="preserve">Teams take turns. The team talks for 10 seconds, then one pupil taps the answer. Right = 2 points and the train moves. Wrong = the next team can steal the question for 1 point. If nobody gets it, the answer is shown and the train moves.</w:t>
+            </w:r>
+          </w:p>
+          <w:p>
+            <w:pPr>
+              <w:spacing w:after="40"/>
+            </w:pPr>
+            <w:r>
+              <w:rPr>
+                <w:b w:val="false"/>
+                <w:bCs w:val="false"/>
+                <w:sz w:val="17"/>
+                <w:szCs w:val="17"/>
+              </w:rPr>
+              <w:t xml:space="preserve">Press Next stop after each question. After the last station the winner is shown.</w:t>
+            </w:r>
+          </w:p>
+        </w:tc>
+      </w:tr>
+      <w:tr>
+        <w:trPr>
+          <w:cantSplit/>
+        </w:trPr>
+        <w:tc>
+          <w:tcPr>
+            <w:tcW w:type="dxa" w:w="500"/>
+            <w:tcMar>
+              <w:top w:type="dxa" w:w="60"/>
+              <w:left w:type="dxa" w:w="90"/>
+              <w:bottom w:type="dxa" w:w="60"/>
+              <w:right w:type="dxa" w:w="90"/>
+            </w:tcMar>
+          </w:tcPr>
+          <w:p>
+            <w:pPr>
+              <w:spacing w:after="40"/>
+            </w:pPr>
+            <w:r>
+              <w:rPr>
+                <w:b w:val="false"/>
+                <w:bCs w:val="false"/>
+                <w:sz w:val="20"/>
+                <w:szCs w:val="20"/>
+              </w:rPr>
+              <w:t xml:space="preserve">6</w:t>
+            </w:r>
+          </w:p>
+        </w:tc>
+        <w:tc>
+          <w:tcPr>
+            <w:tcW w:type="dxa" w:w="1900"/>
+            <w:tcMar>
+              <w:top w:type="dxa" w:w="60"/>
+              <w:left w:type="dxa" w:w="90"/>
+              <w:bottom w:type="dxa" w:w="60"/>
+              <w:right w:type="dxa" w:w="90"/>
+            </w:tcMar>
+          </w:tcPr>
+          <w:p>
+            <w:pPr>
+              <w:spacing w:after="40"/>
+            </w:pPr>
+            <w:r>
+              <w:rPr>
+                <w:b/>
+                <w:bCs/>
+                <w:sz w:val="20"/>
+                <w:szCs w:val="20"/>
+              </w:rPr>
+              <w:t xml:space="preserve">What Is Next? Vote!</w:t>
+            </w:r>
+          </w:p>
+        </w:tc>
+        <w:tc>
+          <w:tcPr>
+            <w:tcW w:type="dxa" w:w="800"/>
+            <w:tcMar>
+              <w:top w:type="dxa" w:w="60"/>
+              <w:left w:type="dxa" w:w="90"/>
+              <w:bottom w:type="dxa" w:w="60"/>
+              <w:right w:type="dxa" w:w="90"/>
+            </w:tcMar>
+          </w:tcPr>
+          <w:p>
+            <w:pPr>
+              <w:spacing w:after="40"/>
+            </w:pPr>
+            <w:r>
+              <w:rPr>
+                <w:b w:val="false"/>
+                <w:bCs w:val="false"/>
+                <w:sz w:val="20"/>
+                <w:szCs w:val="20"/>
+              </w:rPr>
+              <w:t xml:space="preserve">4 min</w:t>
+            </w:r>
+          </w:p>
+        </w:tc>
+        <w:tc>
+          <w:tcPr>
+            <w:tcW w:type="dxa" w:w="1100"/>
+            <w:tcMar>
+              <w:top w:type="dxa" w:w="60"/>
+              <w:left w:type="dxa" w:w="90"/>
+              <w:bottom w:type="dxa" w:w="60"/>
+              <w:right w:type="dxa" w:w="90"/>
+            </w:tcMar>
+          </w:tcPr>
+          <w:p>
+            <w:pPr>
+              <w:spacing w:after="40"/>
+            </w:pPr>
+            <w:r>
+              <w:rPr>
+                <w:b w:val="false"/>
+                <w:bCs w:val="false"/>
+                <w:sz w:val="20"/>
+                <w:szCs w:val="20"/>
+              </w:rPr>
+              <w:t xml:space="preserve">Talk</w:t>
+            </w:r>
+          </w:p>
+        </w:tc>
+        <w:tc>
+          <w:tcPr>
+            <w:tcW w:type="dxa" w:w="2900"/>
+            <w:tcMar>
+              <w:top w:type="dxa" w:w="60"/>
+              <w:left w:type="dxa" w:w="90"/>
+              <w:bottom w:type="dxa" w:w="60"/>
+              <w:right w:type="dxa" w:w="90"/>
+            </w:tcMar>
+          </w:tcPr>
+          <w:p>
+            <w:pPr>
+              <w:spacing w:after="40"/>
+            </w:pPr>
+            <w:r>
+              <w:rPr>
+                <w:b w:val="false"/>
+                <w:bCs w:val="false"/>
+                <w:sz w:val="18"/>
+                <w:szCs w:val="18"/>
+              </w:rPr>
+              <w:t xml:space="preserve">• Think: what comes next?</w:t>
+            </w:r>
+          </w:p>
+          <w:p>
+            <w:pPr>
+              <w:spacing w:after="40"/>
+            </w:pPr>
+            <w:r>
+              <w:rPr>
+                <w:b w:val="false"/>
+                <w:bCs w:val="false"/>
+                <w:sz w:val="18"/>
+                <w:szCs w:val="18"/>
+              </w:rPr>
+              <w:t xml:space="preserve">• Tell the teacher your vote</w:t>
+            </w:r>
+          </w:p>
+          <w:p>
+            <w:pPr>
+              <w:spacing w:after="40"/>
+            </w:pPr>
+            <w:r>
+              <w:rPr>
+                <w:b w:val="false"/>
+                <w:bCs w:val="false"/>
+                <w:sz w:val="18"/>
+                <w:szCs w:val="18"/>
+              </w:rPr>
+              <w:t xml:space="preserve">• Say: I think the next money will be …</w:t>
+            </w:r>
+          </w:p>
+          <w:p>
+            <w:pPr>
+              <w:spacing w:after="40"/>
+            </w:pPr>
+            <w:r>
+              <w:rPr>
+                <w:b w:val="false"/>
+                <w:bCs w:val="false"/>
+                <w:sz w:val="18"/>
+                <w:szCs w:val="18"/>
+              </w:rPr>
+              <w:t xml:space="preserve">Say: I think the next money will be … · I wish we used … because …</w:t>
+            </w:r>
+          </w:p>
+        </w:tc>
+        <w:tc>
+          <w:tcPr>
+            <w:tcW w:type="dxa" w:w="2160"/>
+            <w:tcMar>
+              <w:top w:type="dxa" w:w="60"/>
+              <w:left w:type="dxa" w:w="90"/>
+              <w:bottom w:type="dxa" w:w="60"/>
+              <w:right w:type="dxa" w:w="90"/>
+            </w:tcMar>
+          </w:tcPr>
+          <w:p>
+            <w:pPr>
+              <w:spacing w:after="40"/>
+            </w:pPr>
+            <w:r>
+              <w:rPr>
+                <w:b w:val="false"/>
+                <w:bCs w:val="false"/>
+                <w:sz w:val="17"/>
+                <w:szCs w:val="17"/>
+              </w:rPr>
+              <w:t xml:space="preserve">Book link: p.45 "What type of money do you think is going to be next?" and "Do you wish we used different money today?"</w:t>
+            </w:r>
+          </w:p>
+          <w:p>
+            <w:pPr>
+              <w:spacing w:after="40"/>
+            </w:pPr>
+            <w:r>
+              <w:rPr>
+                <w:b w:val="false"/>
+                <w:bCs w:val="false"/>
+                <w:sz w:val="17"/>
+                <w:szCs w:val="17"/>
+              </w:rPr>
+              <w:t xml:space="preserve">Tap the picture once for each pupil's vote. Ask two or three pupils to say why with "because". There is no wrong answer.</w:t>
+            </w:r>
+          </w:p>
+        </w:tc>
+      </w:tr>
+      <w:tr>
+        <w:trPr>
+          <w:cantSplit/>
+        </w:trPr>
+        <w:tc>
+          <w:tcPr>
+            <w:tcW w:type="dxa" w:w="500"/>
+            <w:tcMar>
+              <w:top w:type="dxa" w:w="60"/>
+              <w:left w:type="dxa" w:w="90"/>
+              <w:bottom w:type="dxa" w:w="60"/>
+              <w:right w:type="dxa" w:w="90"/>
+            </w:tcMar>
+          </w:tcPr>
+          <w:p>
+            <w:pPr>
+              <w:spacing w:after="40"/>
+            </w:pPr>
+            <w:r>
+              <w:rPr>
+                <w:b w:val="false"/>
+                <w:bCs w:val="false"/>
+                <w:sz w:val="20"/>
+                <w:szCs w:val="20"/>
+              </w:rPr>
+              <w:t xml:space="preserve">7</w:t>
+            </w:r>
+          </w:p>
+        </w:tc>
+        <w:tc>
+          <w:tcPr>
+            <w:tcW w:type="dxa" w:w="1900"/>
+            <w:tcMar>
+              <w:top w:type="dxa" w:w="60"/>
+              <w:left w:type="dxa" w:w="90"/>
+              <w:bottom w:type="dxa" w:w="60"/>
+              <w:right w:type="dxa" w:w="90"/>
+            </w:tcMar>
+          </w:tcPr>
+          <w:p>
+            <w:pPr>
+              <w:spacing w:after="40"/>
+            </w:pPr>
+            <w:r>
+              <w:rPr>
+                <w:b/>
+                <w:bCs/>
+                <w:sz w:val="20"/>
+                <w:szCs w:val="20"/>
+              </w:rPr>
+              <w:t xml:space="preserve">Time Travellers’ Ceremony</w:t>
+            </w:r>
+          </w:p>
+        </w:tc>
+        <w:tc>
+          <w:tcPr>
+            <w:tcW w:type="dxa" w:w="800"/>
+            <w:tcMar>
+              <w:top w:type="dxa" w:w="60"/>
+              <w:left w:type="dxa" w:w="90"/>
+              <w:bottom w:type="dxa" w:w="60"/>
+              <w:right w:type="dxa" w:w="90"/>
+            </w:tcMar>
+          </w:tcPr>
+          <w:p>
+            <w:pPr>
+              <w:spacing w:after="40"/>
+            </w:pPr>
+            <w:r>
+              <w:rPr>
+                <w:b w:val="false"/>
+                <w:bCs w:val="false"/>
+                <w:sz w:val="20"/>
+                <w:szCs w:val="20"/>
+              </w:rPr>
+              <w:t xml:space="preserve">3 min</w:t>
+            </w:r>
+          </w:p>
+        </w:tc>
+        <w:tc>
+          <w:tcPr>
+            <w:tcW w:type="dxa" w:w="1100"/>
+            <w:tcMar>
+              <w:top w:type="dxa" w:w="60"/>
+              <w:left w:type="dxa" w:w="90"/>
+              <w:bottom w:type="dxa" w:w="60"/>
+              <w:right w:type="dxa" w:w="90"/>
+            </w:tcMar>
+          </w:tcPr>
+          <w:p>
+            <w:pPr>
+              <w:spacing w:after="40"/>
+            </w:pPr>
+            <w:r>
+              <w:rPr>
+                <w:b w:val="false"/>
+                <w:bCs w:val="false"/>
+                <w:sz w:val="20"/>
+                <w:szCs w:val="20"/>
+              </w:rPr>
+              <w:t xml:space="preserve">Think</w:t>
+            </w:r>
+          </w:p>
+        </w:tc>
+        <w:tc>
+          <w:tcPr>
+            <w:tcW w:type="dxa" w:w="2900"/>
+            <w:tcMar>
+              <w:top w:type="dxa" w:w="60"/>
+              <w:left w:type="dxa" w:w="90"/>
+              <w:bottom w:type="dxa" w:w="60"/>
+              <w:right w:type="dxa" w:w="90"/>
+            </w:tcMar>
+          </w:tcPr>
+          <w:p>
+            <w:pPr>
+              <w:spacing w:after="40"/>
+            </w:pPr>
+            <w:r>
+              <w:rPr>
+                <w:b w:val="false"/>
+                <w:bCs w:val="false"/>
+                <w:sz w:val="18"/>
+                <w:szCs w:val="18"/>
+              </w:rPr>
+              <w:t xml:space="preserve">• Cheer for every team</w:t>
+            </w:r>
+          </w:p>
+          <w:p>
+            <w:pPr>
+              <w:spacing w:after="40"/>
+            </w:pPr>
+            <w:r>
+              <w:rPr>
+                <w:b w:val="false"/>
+                <w:bCs w:val="false"/>
+                <w:sz w:val="18"/>
+                <w:szCs w:val="18"/>
+              </w:rPr>
+              <w:t xml:space="preserve">• Door pass: the next type of money</w:t>
+            </w:r>
+          </w:p>
+          <w:p>
+            <w:pPr>
+              <w:spacing w:after="40"/>
+            </w:pPr>
+            <w:r>
+              <w:rPr>
+                <w:b w:val="false"/>
+                <w:bCs w:val="false"/>
+                <w:sz w:val="18"/>
+                <w:szCs w:val="18"/>
+              </w:rPr>
+              <w:t xml:space="preserve">Say: I think the next money will be …</w:t>
+            </w:r>
+          </w:p>
+        </w:tc>
+        <w:tc>
+          <w:tcPr>
+            <w:tcW w:type="dxa" w:w="2160"/>
+            <w:tcMar>
+              <w:top w:type="dxa" w:w="60"/>
+              <w:left w:type="dxa" w:w="90"/>
+              <w:bottom w:type="dxa" w:w="60"/>
+              <w:right w:type="dxa" w:w="90"/>
+            </w:tcMar>
+          </w:tcPr>
+          <w:p>
+            <w:pPr>
+              <w:spacing w:after="40"/>
+            </w:pPr>
+            <w:r>
+              <w:rPr>
+                <w:b w:val="false"/>
+                <w:bCs w:val="false"/>
+                <w:sz w:val="17"/>
+                <w:szCs w:val="17"/>
+              </w:rPr>
+              <w:t xml:space="preserve">At the door each pupil says one sentence: "I think the next money will be …". It checks the new language and gives you ideas for Lesson 4 (design the next money).</w:t>
+            </w:r>
+          </w:p>
+        </w:tc>
+      </w:tr>
+    </w:tbl>
+    <w:p>
+      <w:pPr>
+        <w:spacing w:before="140"/>
+      </w:pPr>
+    </w:p>
+    <w:p>
+      <w:pPr>
+        <w:spacing w:after="60"/>
+      </w:pPr>
+      <w:r>
+        <w:rPr>
+          <w:b/>
+          <w:bCs/>
+        </w:rPr>
+        <w:t xml:space="preserve">Support. </w:t>
+      </w:r>
+      <w:r>
+        <w:t xml:space="preserve">Use the picture and one word; the timeline strip helps; steal-the-question lets teams help each other.</w:t>
+      </w:r>
+    </w:p>
+    <w:p>
+      <w:pPr>
+        <w:spacing w:after="60"/>
+      </w:pPr>
+      <w:r>
+        <w:rPr>
+          <w:b/>
+          <w:bCs/>
+        </w:rPr>
+        <w:t xml:space="preserve">Stretch. </w:t>
+      </w:r>
+      <w:r>
+        <w:t xml:space="preserve">Add "because"; compare three kinds of money; say why people wanted something new.</w:t>
+      </w:r>
+    </w:p>
+    <w:p>
+      <w:pPr>
+        <w:spacing w:after="60"/>
+      </w:pPr>
+      <w:r>
+        <w:rPr>
+          <w:b/>
+          <w:bCs/>
+        </w:rPr>
+        <w:t xml:space="preserve">Check learning. </w:t>
+      </w:r>
+      <w:r>
+        <w:t xml:space="preserve">Door pass: "I think the next money will be …". Give a team point for every correct team, not only the fastest.</w:t>
+      </w:r>
+    </w:p>
+    <w:p>
+      <w:pPr>
+        <w:pStyle w:val="Heading1"/>
+        <w:pageBreakBefore/>
+      </w:pPr>
+      <w:r>
+        <w:t xml:space="preserve">Grade 3 · Unit 3 · How Much Is It? · Lesson 4: Design the Next Money</w:t>
+      </w:r>
+    </w:p>
+    <w:p>
+      <w:pPr>
+        <w:spacing w:after="100"/>
+      </w:pPr>
+      <w:r>
+        <w:rPr>
+          <w:color w:val="475569"/>
+          <w:sz w:val="20"/>
+          <w:szCs w:val="20"/>
+        </w:rPr>
+        <w:t xml:space="preserve">35 minutes · classes 3A and 3B · A1 · one smartboard + mini whiteboards · Open: unit3-g3-lessons/index.html?lesson=4</w:t>
+      </w:r>
+    </w:p>
+    <w:p>
+      <w:pPr>
+        <w:spacing w:after="60"/>
+      </w:pPr>
+      <w:r>
+        <w:rPr>
+          <w:b/>
+          <w:bCs/>
+        </w:rPr>
+        <w:t xml:space="preserve">Lesson goal. </w:t>
+      </w:r>
+      <w:r>
+        <w:t xml:space="preserve">Pupils say which things are or were money, complete the money chart, find a problem and its solution, and design the next type of money.</w:t>
+      </w:r>
+    </w:p>
+    <w:p>
+      <w:pPr>
+        <w:spacing w:after="60"/>
+      </w:pPr>
+      <w:r>
+        <w:rPr>
+          <w:b/>
+          <w:bCs/>
+        </w:rPr>
+        <w:t xml:space="preserve">Book link. </w:t>
+      </w:r>
+      <w:r>
+        <w:t xml:space="preserve">Book pp. 46-47 (Explore the Reading: Which of these is or was money? Compare and contrast the types of money. Design the next money; Identifying Problems and Solutions).</w:t>
+      </w:r>
+    </w:p>
+    <w:p>
+      <w:pPr>
+        <w:spacing w:after="60"/>
+      </w:pPr>
+      <w:r>
+        <w:rPr>
+          <w:b/>
+          <w:bCs/>
+        </w:rPr>
+        <w:t xml:space="preserve">Words. </w:t>
+      </w:r>
+      <w:r>
+        <w:t xml:space="preserve">problem, solution, metal, paper, plastic, shells, design</w:t>
+      </w:r>
+    </w:p>
+    <w:p>
+      <w:pPr>
+        <w:spacing w:after="60"/>
+      </w:pPr>
+      <w:r>
+        <w:rPr>
+          <w:b/>
+          <w:bCs/>
+        </w:rPr>
+        <w:t xml:space="preserve">Language. </w:t>
+      </w:r>
+      <w:r>
+        <w:t xml:space="preserve">Cowrie shells were used in 1200 BCE. · Credit cards are made from plastic. · The problem is … The solution is … · I think the next type of money will be a … You can … it.</w:t>
+      </w:r>
+    </w:p>
+    <w:p>
+      <w:pPr>
+        <w:spacing w:after="60"/>
+      </w:pPr>
+      <w:r>
+        <w:rPr>
+          <w:b/>
+          <w:bCs/>
+        </w:rPr>
+        <w:t xml:space="preserve">Prepare. </w:t>
+      </w:r>
+      <w:r>
+        <w:t xml:space="preserve">Print the Cards page: MONEY / NOT MONEY signs. Mini whiteboards and markers for each team (chart and design). One smartboard.</w:t>
+      </w:r>
+    </w:p>
+    <w:p>
+      <w:pPr>
+        <w:spacing w:before="120"/>
+      </w:pPr>
+    </w:p>
+    <w:tbl>
+      <w:tblPr>
+        <w:tblW w:type="dxa" w:w="9360"/>
+        <w:tblBorders>
+          <w:top w:val="single" w:color="94A3B8" w:sz="4"/>
+          <w:left w:val="single" w:color="94A3B8" w:sz="4"/>
+          <w:bottom w:val="single" w:color="94A3B8" w:sz="4"/>
+          <w:right w:val="single" w:color="94A3B8" w:sz="4"/>
+          <w:insideH w:val="single" w:color="94A3B8" w:sz="4"/>
+          <w:insideV w:val="single" w:color="94A3B8" w:sz="4"/>
+        </w:tblBorders>
+      </w:tblPr>
+      <w:tblGrid>
+        <w:gridCol w:w="500"/>
+        <w:gridCol w:w="1900"/>
+        <w:gridCol w:w="800"/>
+        <w:gridCol w:w="1100"/>
+        <w:gridCol w:w="2900"/>
+        <w:gridCol w:w="2160"/>
+      </w:tblGrid>
+      <w:tr>
+        <w:trPr>
+          <w:tblHeader/>
+        </w:trPr>
+        <w:tc>
+          <w:tcPr>
+            <w:tcW w:type="dxa" w:w="500"/>
+            <w:shd w:fill="E0F2FE" w:color="auto" w:val="clear"/>
+            <w:tcMar>
+              <w:top w:type="dxa" w:w="60"/>
+              <w:left w:type="dxa" w:w="90"/>
+              <w:bottom w:type="dxa" w:w="60"/>
+              <w:right w:type="dxa" w:w="90"/>
+            </w:tcMar>
+          </w:tcPr>
+          <w:p>
+            <w:pPr>
+              <w:spacing w:after="40"/>
+            </w:pPr>
+            <w:r>
+              <w:rPr>
+                <w:b/>
+                <w:bCs/>
+                <w:sz w:val="20"/>
+                <w:szCs w:val="20"/>
+              </w:rPr>
+              <w:t xml:space="preserve">#</w:t>
+            </w:r>
+          </w:p>
+        </w:tc>
+        <w:tc>
+          <w:tcPr>
+            <w:tcW w:type="dxa" w:w="1900"/>
+            <w:shd w:fill="E0F2FE" w:color="auto" w:val="clear"/>
+            <w:tcMar>
+              <w:top w:type="dxa" w:w="60"/>
+              <w:left w:type="dxa" w:w="90"/>
+              <w:bottom w:type="dxa" w:w="60"/>
+              <w:right w:type="dxa" w:w="90"/>
+            </w:tcMar>
+          </w:tcPr>
+          <w:p>
+            <w:pPr>
+              <w:spacing w:after="40"/>
+            </w:pPr>
+            <w:r>
+              <w:rPr>
+                <w:b/>
+                <w:bCs/>
+                <w:sz w:val="20"/>
+                <w:szCs w:val="20"/>
+              </w:rPr>
+              <w:t xml:space="preserve">Step</w:t>
+            </w:r>
+          </w:p>
+        </w:tc>
+        <w:tc>
+          <w:tcPr>
+            <w:tcW w:type="dxa" w:w="800"/>
+            <w:shd w:fill="E0F2FE" w:color="auto" w:val="clear"/>
+            <w:tcMar>
+              <w:top w:type="dxa" w:w="60"/>
+              <w:left w:type="dxa" w:w="90"/>
+              <w:bottom w:type="dxa" w:w="60"/>
+              <w:right w:type="dxa" w:w="90"/>
+            </w:tcMar>
+          </w:tcPr>
+          <w:p>
+            <w:pPr>
+              <w:spacing w:after="40"/>
+            </w:pPr>
+            <w:r>
+              <w:rPr>
+                <w:b/>
+                <w:bCs/>
+                <w:sz w:val="20"/>
+                <w:szCs w:val="20"/>
+              </w:rPr>
+              <w:t xml:space="preserve">Time</w:t>
+            </w:r>
+          </w:p>
+        </w:tc>
+        <w:tc>
+          <w:tcPr>
+            <w:tcW w:type="dxa" w:w="1100"/>
+            <w:shd w:fill="E0F2FE" w:color="auto" w:val="clear"/>
+            <w:tcMar>
+              <w:top w:type="dxa" w:w="60"/>
+              <w:left w:type="dxa" w:w="90"/>
+              <w:bottom w:type="dxa" w:w="60"/>
+              <w:right w:type="dxa" w:w="90"/>
+            </w:tcMar>
+          </w:tcPr>
+          <w:p>
+            <w:pPr>
+              <w:spacing w:after="40"/>
+            </w:pPr>
+            <w:r>
+              <w:rPr>
+                <w:b/>
+                <w:bCs/>
+                <w:sz w:val="20"/>
+                <w:szCs w:val="20"/>
+              </w:rPr>
+              <w:t xml:space="preserve">Mode</w:t>
+            </w:r>
+          </w:p>
+        </w:tc>
+        <w:tc>
+          <w:tcPr>
+            <w:tcW w:type="dxa" w:w="2900"/>
+            <w:shd w:fill="E0F2FE" w:color="auto" w:val="clear"/>
+            <w:tcMar>
+              <w:top w:type="dxa" w:w="60"/>
+              <w:left w:type="dxa" w:w="90"/>
+              <w:bottom w:type="dxa" w:w="60"/>
+              <w:right w:type="dxa" w:w="90"/>
+            </w:tcMar>
+          </w:tcPr>
+          <w:p>
+            <w:pPr>
+              <w:spacing w:after="40"/>
+            </w:pPr>
+            <w:r>
+              <w:rPr>
+                <w:b/>
+                <w:bCs/>
+                <w:sz w:val="20"/>
+                <w:szCs w:val="20"/>
+              </w:rPr>
+              <w:t xml:space="preserve">Pupils do</w:t>
+            </w:r>
+          </w:p>
+        </w:tc>
+        <w:tc>
+          <w:tcPr>
+            <w:tcW w:type="dxa" w:w="2160"/>
+            <w:shd w:fill="E0F2FE" w:color="auto" w:val="clear"/>
+            <w:tcMar>
+              <w:top w:type="dxa" w:w="60"/>
+              <w:left w:type="dxa" w:w="90"/>
+              <w:bottom w:type="dxa" w:w="60"/>
+              <w:right w:type="dxa" w:w="90"/>
+            </w:tcMar>
+          </w:tcPr>
+          <w:p>
+            <w:pPr>
+              <w:spacing w:after="40"/>
+            </w:pPr>
+            <w:r>
+              <w:rPr>
+                <w:b/>
+                <w:bCs/>
+                <w:sz w:val="20"/>
+                <w:szCs w:val="20"/>
+              </w:rPr>
+              <w:t xml:space="preserve">Teacher tips</w:t>
+            </w:r>
+          </w:p>
+        </w:tc>
+      </w:tr>
+      <w:tr>
+        <w:trPr>
+          <w:cantSplit/>
+        </w:trPr>
+        <w:tc>
+          <w:tcPr>
+            <w:tcW w:type="dxa" w:w="500"/>
+            <w:tcMar>
+              <w:top w:type="dxa" w:w="60"/>
+              <w:left w:type="dxa" w:w="90"/>
+              <w:bottom w:type="dxa" w:w="60"/>
+              <w:right w:type="dxa" w:w="90"/>
+            </w:tcMar>
+          </w:tcPr>
+          <w:p>
+            <w:pPr>
+              <w:spacing w:after="40"/>
+            </w:pPr>
+            <w:r>
+              <w:rPr>
+                <w:b w:val="false"/>
+                <w:bCs w:val="false"/>
+                <w:sz w:val="20"/>
+                <w:szCs w:val="20"/>
+              </w:rPr>
+              <w:t xml:space="preserve">1</w:t>
+            </w:r>
+          </w:p>
+        </w:tc>
+        <w:tc>
+          <w:tcPr>
+            <w:tcW w:type="dxa" w:w="1900"/>
+            <w:tcMar>
+              <w:top w:type="dxa" w:w="60"/>
+              <w:left w:type="dxa" w:w="90"/>
+              <w:bottom w:type="dxa" w:w="60"/>
+              <w:right w:type="dxa" w:w="90"/>
+            </w:tcMar>
+          </w:tcPr>
+          <w:p>
+            <w:pPr>
+              <w:spacing w:after="40"/>
+            </w:pPr>
+            <w:r>
+              <w:rPr>
+                <w:b/>
+                <w:bCs/>
+                <w:sz w:val="20"/>
+                <w:szCs w:val="20"/>
+              </w:rPr>
+              <w:t xml:space="preserve">Is It or Was It Money?</w:t>
+            </w:r>
+          </w:p>
+        </w:tc>
+        <w:tc>
+          <w:tcPr>
+            <w:tcW w:type="dxa" w:w="800"/>
+            <w:tcMar>
+              <w:top w:type="dxa" w:w="60"/>
+              <w:left w:type="dxa" w:w="90"/>
+              <w:bottom w:type="dxa" w:w="60"/>
+              <w:right w:type="dxa" w:w="90"/>
+            </w:tcMar>
+          </w:tcPr>
+          <w:p>
+            <w:pPr>
+              <w:spacing w:after="40"/>
+            </w:pPr>
+            <w:r>
+              <w:rPr>
+                <w:b w:val="false"/>
+                <w:bCs w:val="false"/>
+                <w:sz w:val="20"/>
+                <w:szCs w:val="20"/>
+              </w:rPr>
+              <w:t xml:space="preserve">4 min</w:t>
+            </w:r>
+          </w:p>
+        </w:tc>
+        <w:tc>
+          <w:tcPr>
+            <w:tcW w:type="dxa" w:w="1100"/>
+            <w:tcMar>
+              <w:top w:type="dxa" w:w="60"/>
+              <w:left w:type="dxa" w:w="90"/>
+              <w:bottom w:type="dxa" w:w="60"/>
+              <w:right w:type="dxa" w:w="90"/>
+            </w:tcMar>
+          </w:tcPr>
+          <w:p>
+            <w:pPr>
+              <w:spacing w:after="40"/>
+            </w:pPr>
+            <w:r>
+              <w:rPr>
+                <w:b w:val="false"/>
+                <w:bCs w:val="false"/>
+                <w:sz w:val="20"/>
+                <w:szCs w:val="20"/>
+              </w:rPr>
+              <w:t xml:space="preserve">Move</w:t>
+            </w:r>
+          </w:p>
+        </w:tc>
+        <w:tc>
+          <w:tcPr>
+            <w:tcW w:type="dxa" w:w="2900"/>
+            <w:tcMar>
+              <w:top w:type="dxa" w:w="60"/>
+              <w:left w:type="dxa" w:w="90"/>
+              <w:bottom w:type="dxa" w:w="60"/>
+              <w:right w:type="dxa" w:w="90"/>
+            </w:tcMar>
+          </w:tcPr>
+          <w:p>
+            <w:pPr>
+              <w:spacing w:after="40"/>
+            </w:pPr>
+            <w:r>
+              <w:rPr>
+                <w:b w:val="false"/>
+                <w:bCs w:val="false"/>
+                <w:sz w:val="18"/>
+                <w:szCs w:val="18"/>
+              </w:rPr>
+              <w:t xml:space="preserve">• Read the card</w:t>
+            </w:r>
+          </w:p>
+          <w:p>
+            <w:pPr>
+              <w:spacing w:after="40"/>
+            </w:pPr>
+            <w:r>
+              <w:rPr>
+                <w:b w:val="false"/>
+                <w:bCs w:val="false"/>
+                <w:sz w:val="18"/>
+                <w:szCs w:val="18"/>
+              </w:rPr>
+              <w:t xml:space="preserve">• Walk to MONEY or NOT MONEY</w:t>
+            </w:r>
+          </w:p>
+          <w:p>
+            <w:pPr>
+              <w:spacing w:after="40"/>
+            </w:pPr>
+            <w:r>
+              <w:rPr>
+                <w:b w:val="false"/>
+                <w:bCs w:val="false"/>
+                <w:sz w:val="18"/>
+                <w:szCs w:val="18"/>
+              </w:rPr>
+              <w:t xml:space="preserve">• Say the sentence</w:t>
+            </w:r>
+          </w:p>
+          <w:p>
+            <w:pPr>
+              <w:spacing w:after="40"/>
+            </w:pPr>
+            <w:r>
+              <w:rPr>
+                <w:b w:val="false"/>
+                <w:bCs w:val="false"/>
+                <w:sz w:val="18"/>
+                <w:szCs w:val="18"/>
+              </w:rPr>
+              <w:t xml:space="preserve">Say: … was money. · … is not money.</w:t>
+            </w:r>
+          </w:p>
+        </w:tc>
+        <w:tc>
+          <w:tcPr>
+            <w:tcW w:type="dxa" w:w="2160"/>
+            <w:tcMar>
+              <w:top w:type="dxa" w:w="60"/>
+              <w:left w:type="dxa" w:w="90"/>
+              <w:bottom w:type="dxa" w:w="60"/>
+              <w:right w:type="dxa" w:w="90"/>
+            </w:tcMar>
+          </w:tcPr>
+          <w:p>
+            <w:pPr>
+              <w:spacing w:after="40"/>
+            </w:pPr>
+            <w:r>
+              <w:rPr>
+                <w:b w:val="false"/>
+                <w:bCs w:val="false"/>
+                <w:sz w:val="17"/>
+                <w:szCs w:val="17"/>
+              </w:rPr>
+              <w:t xml:space="preserve">Book link: p.46 A "Think and check. Which of these is or was money?" (cowrie shells, a fork and knife, an ancient Chinese knife, a wallet, paper money, a credit card). Answers: the shells, the Chinese knife, paper money and the credit card are or were money.</w:t>
+            </w:r>
+          </w:p>
+          <w:p>
+            <w:pPr>
+              <w:spacing w:after="40"/>
+            </w:pPr>
+            <w:r>
+              <w:rPr>
+                <w:b w:val="false"/>
+                <w:bCs w:val="false"/>
+                <w:sz w:val="17"/>
+                <w:szCs w:val="17"/>
+              </w:rPr>
+              <w:t xml:space="preserve">Print the two corner signs from the Cards page. Pupils walk, then say the sentence. A wallet holds money but is not money.</w:t>
+            </w:r>
+          </w:p>
+        </w:tc>
+      </w:tr>
+      <w:tr>
+        <w:trPr>
+          <w:cantSplit/>
+        </w:trPr>
+        <w:tc>
+          <w:tcPr>
+            <w:tcW w:type="dxa" w:w="500"/>
+            <w:tcMar>
+              <w:top w:type="dxa" w:w="60"/>
+              <w:left w:type="dxa" w:w="90"/>
+              <w:bottom w:type="dxa" w:w="60"/>
+              <w:right w:type="dxa" w:w="90"/>
+            </w:tcMar>
+          </w:tcPr>
+          <w:p>
+            <w:pPr>
+              <w:spacing w:after="40"/>
+            </w:pPr>
+            <w:r>
+              <w:rPr>
+                <w:b w:val="false"/>
+                <w:bCs w:val="false"/>
+                <w:sz w:val="20"/>
+                <w:szCs w:val="20"/>
+              </w:rPr>
+              <w:t xml:space="preserve">2</w:t>
+            </w:r>
+          </w:p>
+        </w:tc>
+        <w:tc>
+          <w:tcPr>
+            <w:tcW w:type="dxa" w:w="1900"/>
+            <w:tcMar>
+              <w:top w:type="dxa" w:w="60"/>
+              <w:left w:type="dxa" w:w="90"/>
+              <w:bottom w:type="dxa" w:w="60"/>
+              <w:right w:type="dxa" w:w="90"/>
+            </w:tcMar>
+          </w:tcPr>
+          <w:p>
+            <w:pPr>
+              <w:spacing w:after="40"/>
+            </w:pPr>
+            <w:r>
+              <w:rPr>
+                <w:b/>
+                <w:bCs/>
+                <w:sz w:val="20"/>
+                <w:szCs w:val="20"/>
+              </w:rPr>
+              <w:t xml:space="preserve">The Money Chart</w:t>
+            </w:r>
+          </w:p>
+        </w:tc>
+        <w:tc>
+          <w:tcPr>
+            <w:tcW w:type="dxa" w:w="800"/>
+            <w:tcMar>
+              <w:top w:type="dxa" w:w="60"/>
+              <w:left w:type="dxa" w:w="90"/>
+              <w:bottom w:type="dxa" w:w="60"/>
+              <w:right w:type="dxa" w:w="90"/>
+            </w:tcMar>
+          </w:tcPr>
+          <w:p>
+            <w:pPr>
+              <w:spacing w:after="40"/>
+            </w:pPr>
+            <w:r>
+              <w:rPr>
+                <w:b w:val="false"/>
+                <w:bCs w:val="false"/>
+                <w:sz w:val="20"/>
+                <w:szCs w:val="20"/>
+              </w:rPr>
+              <w:t xml:space="preserve">5 min</w:t>
+            </w:r>
+          </w:p>
+        </w:tc>
+        <w:tc>
+          <w:tcPr>
+            <w:tcW w:type="dxa" w:w="1100"/>
+            <w:tcMar>
+              <w:top w:type="dxa" w:w="60"/>
+              <w:left w:type="dxa" w:w="90"/>
+              <w:bottom w:type="dxa" w:w="60"/>
+              <w:right w:type="dxa" w:w="90"/>
+            </w:tcMar>
+          </w:tcPr>
+          <w:p>
+            <w:pPr>
+              <w:spacing w:after="40"/>
+            </w:pPr>
+            <w:r>
+              <w:rPr>
+                <w:b w:val="false"/>
+                <w:bCs w:val="false"/>
+                <w:sz w:val="20"/>
+                <w:szCs w:val="20"/>
+              </w:rPr>
+              <w:t xml:space="preserve">Think</w:t>
+            </w:r>
+          </w:p>
+        </w:tc>
+        <w:tc>
+          <w:tcPr>
+            <w:tcW w:type="dxa" w:w="2900"/>
+            <w:tcMar>
+              <w:top w:type="dxa" w:w="60"/>
+              <w:left w:type="dxa" w:w="90"/>
+              <w:bottom w:type="dxa" w:w="60"/>
+              <w:right w:type="dxa" w:w="90"/>
+            </w:tcMar>
+          </w:tcPr>
+          <w:p>
+            <w:pPr>
+              <w:spacing w:after="40"/>
+            </w:pPr>
+            <w:r>
+              <w:rPr>
+                <w:b w:val="false"/>
+                <w:bCs w:val="false"/>
+                <w:sz w:val="18"/>
+                <w:szCs w:val="18"/>
+              </w:rPr>
+              <w:t xml:space="preserve">• Talk with your team</w:t>
+            </w:r>
+          </w:p>
+          <w:p>
+            <w:pPr>
+              <w:spacing w:after="40"/>
+            </w:pPr>
+            <w:r>
+              <w:rPr>
+                <w:b w:val="false"/>
+                <w:bCs w:val="false"/>
+                <w:sz w:val="18"/>
+                <w:szCs w:val="18"/>
+              </w:rPr>
+              <w:t xml:space="preserve">• Fill the chart on the mini whiteboard</w:t>
+            </w:r>
+          </w:p>
+          <w:p>
+            <w:pPr>
+              <w:spacing w:after="40"/>
+            </w:pPr>
+            <w:r>
+              <w:rPr>
+                <w:b w:val="false"/>
+                <w:bCs w:val="false"/>
+                <w:sz w:val="18"/>
+                <w:szCs w:val="18"/>
+              </w:rPr>
+              <w:t xml:space="preserve">• Check: the teacher taps a cell</w:t>
+            </w:r>
+          </w:p>
+          <w:p>
+            <w:pPr>
+              <w:spacing w:after="40"/>
+            </w:pPr>
+            <w:r>
+              <w:rPr>
+                <w:b w:val="false"/>
+                <w:bCs w:val="false"/>
+                <w:sz w:val="18"/>
+                <w:szCs w:val="18"/>
+              </w:rPr>
+              <w:t xml:space="preserve">Say: … was used in … · … was made from …</w:t>
+            </w:r>
+          </w:p>
+        </w:tc>
+        <w:tc>
+          <w:tcPr>
+            <w:tcW w:type="dxa" w:w="2160"/>
+            <w:tcMar>
+              <w:top w:type="dxa" w:w="60"/>
+              <w:left w:type="dxa" w:w="90"/>
+              <w:bottom w:type="dxa" w:w="60"/>
+              <w:right w:type="dxa" w:w="90"/>
+            </w:tcMar>
+          </w:tcPr>
+          <w:p>
+            <w:pPr>
+              <w:spacing w:after="40"/>
+            </w:pPr>
+            <w:r>
+              <w:rPr>
+                <w:b w:val="false"/>
+                <w:bCs w:val="false"/>
+                <w:sz w:val="17"/>
+                <w:szCs w:val="17"/>
+              </w:rPr>
+              <w:t xml:space="preserve">Book link: p.46 B "Compare and contrast the types of money. Complete the chart." (Type of Money / When It Was Used / What It Was Made From).</w:t>
+            </w:r>
+          </w:p>
+          <w:p>
+            <w:pPr>
+              <w:spacing w:after="40"/>
+            </w:pPr>
+            <w:r>
+              <w:rPr>
+                <w:b w:val="false"/>
+                <w:bCs w:val="false"/>
+                <w:sz w:val="17"/>
+                <w:szCs w:val="17"/>
+              </w:rPr>
+              <w:t xml:space="preserve">Teams draw the chart on mini whiteboards and fill it in from what they know. Tap each cell to check (or Show all answers).</w:t>
+            </w:r>
+          </w:p>
+          <w:p>
+            <w:pPr>
+              <w:spacing w:after="40"/>
+            </w:pPr>
+            <w:r>
+              <w:rPr>
+                <w:b w:val="false"/>
+                <w:bCs w:val="false"/>
+                <w:sz w:val="17"/>
+                <w:szCs w:val="17"/>
+              </w:rPr>
+              <w:t xml:space="preserve">Answers: cowrie shells 1200 BCE shells; knives and spades 1000 BCE metal; paper money 800-900 CE paper; credit card 1958 plastic.</w:t>
+            </w:r>
+          </w:p>
+        </w:tc>
+      </w:tr>
+      <w:tr>
+        <w:trPr>
+          <w:cantSplit/>
+        </w:trPr>
+        <w:tc>
+          <w:tcPr>
+            <w:tcW w:type="dxa" w:w="500"/>
+            <w:tcMar>
+              <w:top w:type="dxa" w:w="60"/>
+              <w:left w:type="dxa" w:w="90"/>
+              <w:bottom w:type="dxa" w:w="60"/>
+              <w:right w:type="dxa" w:w="90"/>
+            </w:tcMar>
+          </w:tcPr>
+          <w:p>
+            <w:pPr>
+              <w:spacing w:after="40"/>
+            </w:pPr>
+            <w:r>
+              <w:rPr>
+                <w:b w:val="false"/>
+                <w:bCs w:val="false"/>
+                <w:sz w:val="20"/>
+                <w:szCs w:val="20"/>
+              </w:rPr>
+              <w:t xml:space="preserve">3</w:t>
+            </w:r>
+          </w:p>
+        </w:tc>
+        <w:tc>
+          <w:tcPr>
+            <w:tcW w:type="dxa" w:w="1900"/>
+            <w:tcMar>
+              <w:top w:type="dxa" w:w="60"/>
+              <w:left w:type="dxa" w:w="90"/>
+              <w:bottom w:type="dxa" w:w="60"/>
+              <w:right w:type="dxa" w:w="90"/>
+            </w:tcMar>
+          </w:tcPr>
+          <w:p>
+            <w:pPr>
+              <w:spacing w:after="40"/>
+            </w:pPr>
+            <w:r>
+              <w:rPr>
+                <w:b/>
+                <w:bCs/>
+                <w:sz w:val="20"/>
+                <w:szCs w:val="20"/>
+              </w:rPr>
+              <w:t xml:space="preserve">A Problem and a Solution</w:t>
+            </w:r>
+          </w:p>
+        </w:tc>
+        <w:tc>
+          <w:tcPr>
+            <w:tcW w:type="dxa" w:w="800"/>
+            <w:tcMar>
+              <w:top w:type="dxa" w:w="60"/>
+              <w:left w:type="dxa" w:w="90"/>
+              <w:bottom w:type="dxa" w:w="60"/>
+              <w:right w:type="dxa" w:w="90"/>
+            </w:tcMar>
+          </w:tcPr>
+          <w:p>
+            <w:pPr>
+              <w:spacing w:after="40"/>
+            </w:pPr>
+            <w:r>
+              <w:rPr>
+                <w:b w:val="false"/>
+                <w:bCs w:val="false"/>
+                <w:sz w:val="20"/>
+                <w:szCs w:val="20"/>
+              </w:rPr>
+              <w:t xml:space="preserve">6 min</w:t>
+            </w:r>
+          </w:p>
+        </w:tc>
+        <w:tc>
+          <w:tcPr>
+            <w:tcW w:type="dxa" w:w="1100"/>
+            <w:tcMar>
+              <w:top w:type="dxa" w:w="60"/>
+              <w:left w:type="dxa" w:w="90"/>
+              <w:bottom w:type="dxa" w:w="60"/>
+              <w:right w:type="dxa" w:w="90"/>
+            </w:tcMar>
+          </w:tcPr>
+          <w:p>
+            <w:pPr>
+              <w:spacing w:after="40"/>
+            </w:pPr>
+            <w:r>
+              <w:rPr>
+                <w:b w:val="false"/>
+                <w:bCs w:val="false"/>
+                <w:sz w:val="20"/>
+                <w:szCs w:val="20"/>
+              </w:rPr>
+              <w:t xml:space="preserve">Act it out</w:t>
+            </w:r>
+          </w:p>
+        </w:tc>
+        <w:tc>
+          <w:tcPr>
+            <w:tcW w:type="dxa" w:w="2900"/>
+            <w:tcMar>
+              <w:top w:type="dxa" w:w="60"/>
+              <w:left w:type="dxa" w:w="90"/>
+              <w:bottom w:type="dxa" w:w="60"/>
+              <w:right w:type="dxa" w:w="90"/>
+            </w:tcMar>
+          </w:tcPr>
+          <w:p>
+            <w:pPr>
+              <w:spacing w:after="40"/>
+            </w:pPr>
+            <w:r>
+              <w:rPr>
+                <w:b w:val="false"/>
+                <w:bCs w:val="false"/>
+                <w:sz w:val="18"/>
+                <w:szCs w:val="18"/>
+              </w:rPr>
+              <w:t xml:space="preserve">• Stand up and do the action</w:t>
+            </w:r>
+          </w:p>
+          <w:p>
+            <w:pPr>
+              <w:spacing w:after="40"/>
+            </w:pPr>
+            <w:r>
+              <w:rPr>
+                <w:b w:val="false"/>
+                <w:bCs w:val="false"/>
+                <w:sz w:val="18"/>
+                <w:szCs w:val="18"/>
+              </w:rPr>
+              <w:t xml:space="preserve">• At the 🤔 part: find the problem</w:t>
+            </w:r>
+          </w:p>
+          <w:p>
+            <w:pPr>
+              <w:spacing w:after="40"/>
+            </w:pPr>
+            <w:r>
+              <w:rPr>
+                <w:b w:val="false"/>
+                <w:bCs w:val="false"/>
+                <w:sz w:val="18"/>
+                <w:szCs w:val="18"/>
+              </w:rPr>
+              <w:t xml:space="preserve">• Say: The problem is … The solution is …</w:t>
+            </w:r>
+          </w:p>
+          <w:p>
+            <w:pPr>
+              <w:spacing w:after="40"/>
+            </w:pPr>
+            <w:r>
+              <w:rPr>
+                <w:b w:val="false"/>
+                <w:bCs w:val="false"/>
+                <w:sz w:val="18"/>
+                <w:szCs w:val="18"/>
+              </w:rPr>
+              <w:t xml:space="preserve">Say: The problem is … · The solution is …</w:t>
+            </w:r>
+          </w:p>
+        </w:tc>
+        <w:tc>
+          <w:tcPr>
+            <w:tcW w:type="dxa" w:w="2160"/>
+            <w:tcMar>
+              <w:top w:type="dxa" w:w="60"/>
+              <w:left w:type="dxa" w:w="90"/>
+              <w:bottom w:type="dxa" w:w="60"/>
+              <w:right w:type="dxa" w:w="90"/>
+            </w:tcMar>
+          </w:tcPr>
+          <w:p>
+            <w:pPr>
+              <w:spacing w:after="40"/>
+            </w:pPr>
+            <w:r>
+              <w:rPr>
+                <w:b w:val="false"/>
+                <w:bCs w:val="false"/>
+                <w:sz w:val="17"/>
+                <w:szCs w:val="17"/>
+              </w:rPr>
+              <w:t xml:space="preserve">Book link: p.47 "Identifying Problems and Solutions" (the retelling of A New Friend: Go Ne, his father, Wen Shu, the slingshot, the vet). "A problem is something difficult that happens in stories and in our lives. We can fix problems. A solution is a way to fix the problem."</w:t>
+            </w:r>
+          </w:p>
+          <w:p>
+            <w:pPr>
+              <w:spacing w:after="40"/>
+            </w:pPr>
+            <w:r>
+              <w:rPr>
+                <w:b w:val="false"/>
+                <w:bCs w:val="false"/>
+                <w:sz w:val="17"/>
+                <w:szCs w:val="17"/>
+              </w:rPr>
+              <w:t xml:space="preserve">The story is retold in simple words. Pupils then do p.47 A in their books (write the problem and the solution).</w:t>
+            </w:r>
+          </w:p>
+        </w:tc>
+      </w:tr>
+      <w:tr>
+        <w:trPr>
+          <w:cantSplit/>
+        </w:trPr>
+        <w:tc>
+          <w:tcPr>
+            <w:tcW w:type="dxa" w:w="500"/>
+            <w:tcMar>
+              <w:top w:type="dxa" w:w="60"/>
+              <w:left w:type="dxa" w:w="90"/>
+              <w:bottom w:type="dxa" w:w="60"/>
+              <w:right w:type="dxa" w:w="90"/>
+            </w:tcMar>
+          </w:tcPr>
+          <w:p>
+            <w:pPr>
+              <w:spacing w:after="40"/>
+            </w:pPr>
+            <w:r>
+              <w:rPr>
+                <w:b w:val="false"/>
+                <w:bCs w:val="false"/>
+                <w:sz w:val="20"/>
+                <w:szCs w:val="20"/>
+              </w:rPr>
+              <w:t xml:space="preserve">4</w:t>
+            </w:r>
+          </w:p>
+        </w:tc>
+        <w:tc>
+          <w:tcPr>
+            <w:tcW w:type="dxa" w:w="1900"/>
+            <w:tcMar>
+              <w:top w:type="dxa" w:w="60"/>
+              <w:left w:type="dxa" w:w="90"/>
+              <w:bottom w:type="dxa" w:w="60"/>
+              <w:right w:type="dxa" w:w="90"/>
+            </w:tcMar>
+          </w:tcPr>
+          <w:p>
+            <w:pPr>
+              <w:spacing w:after="40"/>
+            </w:pPr>
+            <w:r>
+              <w:rPr>
+                <w:b/>
+                <w:bCs/>
+                <w:sz w:val="20"/>
+                <w:szCs w:val="20"/>
+              </w:rPr>
+              <w:t xml:space="preserve">GAME: Problem and Solution Pairs</w:t>
+            </w:r>
+          </w:p>
+        </w:tc>
+        <w:tc>
+          <w:tcPr>
+            <w:tcW w:type="dxa" w:w="800"/>
+            <w:tcMar>
+              <w:top w:type="dxa" w:w="60"/>
+              <w:left w:type="dxa" w:w="90"/>
+              <w:bottom w:type="dxa" w:w="60"/>
+              <w:right w:type="dxa" w:w="90"/>
+            </w:tcMar>
+          </w:tcPr>
+          <w:p>
+            <w:pPr>
+              <w:spacing w:after="40"/>
+            </w:pPr>
+            <w:r>
+              <w:rPr>
+                <w:b w:val="false"/>
+                <w:bCs w:val="false"/>
+                <w:sz w:val="20"/>
+                <w:szCs w:val="20"/>
+              </w:rPr>
+              <w:t xml:space="preserve">9 min</w:t>
+            </w:r>
+          </w:p>
+        </w:tc>
+        <w:tc>
+          <w:tcPr>
+            <w:tcW w:type="dxa" w:w="1100"/>
+            <w:tcMar>
+              <w:top w:type="dxa" w:w="60"/>
+              <w:left w:type="dxa" w:w="90"/>
+              <w:bottom w:type="dxa" w:w="60"/>
+              <w:right w:type="dxa" w:w="90"/>
+            </w:tcMar>
+          </w:tcPr>
+          <w:p>
+            <w:pPr>
+              <w:spacing w:after="40"/>
+            </w:pPr>
+            <w:r>
+              <w:rPr>
+                <w:b w:val="false"/>
+                <w:bCs w:val="false"/>
+                <w:sz w:val="20"/>
+                <w:szCs w:val="20"/>
+              </w:rPr>
+              <w:t xml:space="preserve">Game</w:t>
+            </w:r>
+          </w:p>
+        </w:tc>
+        <w:tc>
+          <w:tcPr>
+            <w:tcW w:type="dxa" w:w="2900"/>
+            <w:tcMar>
+              <w:top w:type="dxa" w:w="60"/>
+              <w:left w:type="dxa" w:w="90"/>
+              <w:bottom w:type="dxa" w:w="60"/>
+              <w:right w:type="dxa" w:w="90"/>
+            </w:tcMar>
+          </w:tcPr>
+          <w:p>
+            <w:pPr>
+              <w:spacing w:after="40"/>
+            </w:pPr>
+            <w:r>
+              <w:rPr>
+                <w:b w:val="false"/>
+                <w:bCs w:val="false"/>
+                <w:sz w:val="18"/>
+                <w:szCs w:val="18"/>
+              </w:rPr>
+              <w:t xml:space="preserve">• Flip two cards</w:t>
+            </w:r>
+          </w:p>
+          <w:p>
+            <w:pPr>
+              <w:spacing w:after="40"/>
+            </w:pPr>
+            <w:r>
+              <w:rPr>
+                <w:b w:val="false"/>
+                <w:bCs w:val="false"/>
+                <w:sz w:val="18"/>
+                <w:szCs w:val="18"/>
+              </w:rPr>
+              <w:t xml:space="preserve">• Read the card out loud</w:t>
+            </w:r>
+          </w:p>
+          <w:p>
+            <w:pPr>
+              <w:spacing w:after="40"/>
+            </w:pPr>
+            <w:r>
+              <w:rPr>
+                <w:b w:val="false"/>
+                <w:bCs w:val="false"/>
+                <w:sz w:val="18"/>
+                <w:szCs w:val="18"/>
+              </w:rPr>
+              <w:t xml:space="preserve">• Match the problem and its solution</w:t>
+            </w:r>
+          </w:p>
+          <w:p>
+            <w:pPr>
+              <w:spacing w:after="40"/>
+            </w:pPr>
+            <w:r>
+              <w:rPr>
+                <w:b w:val="false"/>
+                <w:bCs w:val="false"/>
+                <w:sz w:val="18"/>
+                <w:szCs w:val="18"/>
+              </w:rPr>
+              <w:t xml:space="preserve">Say: This is a problem. · This is the solution.</w:t>
+            </w:r>
+          </w:p>
+        </w:tc>
+        <w:tc>
+          <w:tcPr>
+            <w:tcW w:type="dxa" w:w="2160"/>
+            <w:tcMar>
+              <w:top w:type="dxa" w:w="60"/>
+              <w:left w:type="dxa" w:w="90"/>
+              <w:bottom w:type="dxa" w:w="60"/>
+              <w:right w:type="dxa" w:w="90"/>
+            </w:tcMar>
+          </w:tcPr>
+          <w:p>
+            <w:pPr>
+              <w:spacing w:after="40"/>
+            </w:pPr>
+            <w:r>
+              <w:rPr>
+                <w:b w:val="false"/>
+                <w:bCs w:val="false"/>
+                <w:sz w:val="17"/>
+                <w:szCs w:val="17"/>
+              </w:rPr>
+              <w:t xml:space="preserve">Book link: p.47 B "Look at these pictures of early money. What were the problems with them? What solutions did people use?" (barter, metal spade money) and pp.42-45.</w:t>
+            </w:r>
+          </w:p>
+          <w:p>
+            <w:pPr>
+              <w:spacing w:after="40"/>
+            </w:pPr>
+            <w:r>
+              <w:rPr>
+                <w:b w:val="false"/>
+                <w:bCs w:val="false"/>
+                <w:sz w:val="17"/>
+                <w:szCs w:val="17"/>
+              </w:rPr>
+              <w:t xml:space="preserve">The team in turn chooses two cards (the whole team shouts a number, one pupil taps). The board reads each card. A pair = 2 points and the team goes again. A wrong pair turns back and the next team plays.</w:t>
+            </w:r>
+          </w:p>
+          <w:p>
+            <w:pPr>
+              <w:spacing w:after="40"/>
+            </w:pPr>
+            <w:r>
+              <w:rPr>
+                <w:b w:val="false"/>
+                <w:bCs w:val="false"/>
+                <w:sz w:val="17"/>
+                <w:szCs w:val="17"/>
+              </w:rPr>
+              <w:t xml:space="preserve">Six pairs on the board. When all are found the winner is shown.</w:t>
+            </w:r>
+          </w:p>
+        </w:tc>
+      </w:tr>
+      <w:tr>
+        <w:trPr>
+          <w:cantSplit/>
+        </w:trPr>
+        <w:tc>
+          <w:tcPr>
+            <w:tcW w:type="dxa" w:w="500"/>
+            <w:tcMar>
+              <w:top w:type="dxa" w:w="60"/>
+              <w:left w:type="dxa" w:w="90"/>
+              <w:bottom w:type="dxa" w:w="60"/>
+              <w:right w:type="dxa" w:w="90"/>
+            </w:tcMar>
+          </w:tcPr>
+          <w:p>
+            <w:pPr>
+              <w:spacing w:after="40"/>
+            </w:pPr>
+            <w:r>
+              <w:rPr>
+                <w:b w:val="false"/>
+                <w:bCs w:val="false"/>
+                <w:sz w:val="20"/>
+                <w:szCs w:val="20"/>
+              </w:rPr>
+              <w:t xml:space="preserve">5</w:t>
+            </w:r>
+          </w:p>
+        </w:tc>
+        <w:tc>
+          <w:tcPr>
+            <w:tcW w:type="dxa" w:w="1900"/>
+            <w:tcMar>
+              <w:top w:type="dxa" w:w="60"/>
+              <w:left w:type="dxa" w:w="90"/>
+              <w:bottom w:type="dxa" w:w="60"/>
+              <w:right w:type="dxa" w:w="90"/>
+            </w:tcMar>
+          </w:tcPr>
+          <w:p>
+            <w:pPr>
+              <w:spacing w:after="40"/>
+            </w:pPr>
+            <w:r>
+              <w:rPr>
+                <w:b/>
+                <w:bCs/>
+                <w:sz w:val="20"/>
+                <w:szCs w:val="20"/>
+              </w:rPr>
+              <w:t xml:space="preserve">Design the Next Money</w:t>
+            </w:r>
+          </w:p>
+        </w:tc>
+        <w:tc>
+          <w:tcPr>
+            <w:tcW w:type="dxa" w:w="800"/>
+            <w:tcMar>
+              <w:top w:type="dxa" w:w="60"/>
+              <w:left w:type="dxa" w:w="90"/>
+              <w:bottom w:type="dxa" w:w="60"/>
+              <w:right w:type="dxa" w:w="90"/>
+            </w:tcMar>
+          </w:tcPr>
+          <w:p>
+            <w:pPr>
+              <w:spacing w:after="40"/>
+            </w:pPr>
+            <w:r>
+              <w:rPr>
+                <w:b w:val="false"/>
+                <w:bCs w:val="false"/>
+                <w:sz w:val="20"/>
+                <w:szCs w:val="20"/>
+              </w:rPr>
+              <w:t xml:space="preserve">8 min</w:t>
+            </w:r>
+          </w:p>
+        </w:tc>
+        <w:tc>
+          <w:tcPr>
+            <w:tcW w:type="dxa" w:w="1100"/>
+            <w:tcMar>
+              <w:top w:type="dxa" w:w="60"/>
+              <w:left w:type="dxa" w:w="90"/>
+              <w:bottom w:type="dxa" w:w="60"/>
+              <w:right w:type="dxa" w:w="90"/>
+            </w:tcMar>
+          </w:tcPr>
+          <w:p>
+            <w:pPr>
+              <w:spacing w:after="40"/>
+            </w:pPr>
+            <w:r>
+              <w:rPr>
+                <w:b w:val="false"/>
+                <w:bCs w:val="false"/>
+                <w:sz w:val="20"/>
+                <w:szCs w:val="20"/>
+              </w:rPr>
+              <w:t xml:space="preserve">Create</w:t>
+            </w:r>
+          </w:p>
+        </w:tc>
+        <w:tc>
+          <w:tcPr>
+            <w:tcW w:type="dxa" w:w="2900"/>
+            <w:tcMar>
+              <w:top w:type="dxa" w:w="60"/>
+              <w:left w:type="dxa" w:w="90"/>
+              <w:bottom w:type="dxa" w:w="60"/>
+              <w:right w:type="dxa" w:w="90"/>
+            </w:tcMar>
+          </w:tcPr>
+          <w:p>
+            <w:pPr>
+              <w:spacing w:after="40"/>
+            </w:pPr>
+            <w:r>
+              <w:rPr>
+                <w:b w:val="false"/>
+                <w:bCs w:val="false"/>
+                <w:sz w:val="18"/>
+                <w:szCs w:val="18"/>
+              </w:rPr>
+              <w:t xml:space="preserve">• Spin the Money Machine for an idea</w:t>
+            </w:r>
+          </w:p>
+          <w:p>
+            <w:pPr>
+              <w:spacing w:after="40"/>
+            </w:pPr>
+            <w:r>
+              <w:rPr>
+                <w:b w:val="false"/>
+                <w:bCs w:val="false"/>
+                <w:sz w:val="18"/>
+                <w:szCs w:val="18"/>
+              </w:rPr>
+              <w:t xml:space="preserve">• Draw your money on the mini whiteboard</w:t>
+            </w:r>
+          </w:p>
+          <w:p>
+            <w:pPr>
+              <w:spacing w:after="40"/>
+            </w:pPr>
+            <w:r>
+              <w:rPr>
+                <w:b w:val="false"/>
+                <w:bCs w:val="false"/>
+                <w:sz w:val="18"/>
+                <w:szCs w:val="18"/>
+              </w:rPr>
+              <w:t xml:space="preserve">• Show it: I think the next type of money will be …</w:t>
+            </w:r>
+          </w:p>
+          <w:p>
+            <w:pPr>
+              <w:spacing w:after="40"/>
+            </w:pPr>
+            <w:r>
+              <w:rPr>
+                <w:b w:val="false"/>
+                <w:bCs w:val="false"/>
+                <w:sz w:val="18"/>
+                <w:szCs w:val="18"/>
+              </w:rPr>
+              <w:t xml:space="preserve">Say: I think the next type of money will be a … · You can … it.</w:t>
+            </w:r>
+          </w:p>
+        </w:tc>
+        <w:tc>
+          <w:tcPr>
+            <w:tcW w:type="dxa" w:w="2160"/>
+            <w:tcMar>
+              <w:top w:type="dxa" w:w="60"/>
+              <w:left w:type="dxa" w:w="90"/>
+              <w:bottom w:type="dxa" w:w="60"/>
+              <w:right w:type="dxa" w:w="90"/>
+            </w:tcMar>
+          </w:tcPr>
+          <w:p>
+            <w:pPr>
+              <w:spacing w:after="40"/>
+            </w:pPr>
+            <w:r>
+              <w:rPr>
+                <w:b w:val="false"/>
+                <w:bCs w:val="false"/>
+                <w:sz w:val="17"/>
+                <w:szCs w:val="17"/>
+              </w:rPr>
+              <w:t xml:space="preserve">Book link: p.46 C "Think and discuss. Design the next type of money." Frame: "I think the next type of money will be …".</w:t>
+            </w:r>
+          </w:p>
+          <w:p>
+            <w:pPr>
+              <w:spacing w:after="40"/>
+            </w:pPr>
+            <w:r>
+              <w:rPr>
+                <w:b w:val="false"/>
+                <w:bCs w:val="false"/>
+                <w:sz w:val="17"/>
+                <w:szCs w:val="17"/>
+              </w:rPr>
+              <w:t xml:space="preserve">Press Spin for ideas (a pupil may use it or ignore it). Start the timer for drawing. Then pupils show their design and say the frame. Press "A pupil shared!" for each design.</w:t>
+            </w:r>
+          </w:p>
+          <w:p>
+            <w:pPr>
+              <w:spacing w:after="40"/>
+            </w:pPr>
+            <w:r>
+              <w:rPr>
+                <w:b w:val="false"/>
+                <w:bCs w:val="false"/>
+                <w:sz w:val="17"/>
+                <w:szCs w:val="17"/>
+              </w:rPr>
+              <w:t xml:space="preserve">Stick the best designs on the wall as the class "Money of the Future".</w:t>
+            </w:r>
+          </w:p>
+        </w:tc>
+      </w:tr>
+      <w:tr>
+        <w:trPr>
+          <w:cantSplit/>
+        </w:trPr>
+        <w:tc>
+          <w:tcPr>
+            <w:tcW w:type="dxa" w:w="500"/>
+            <w:tcMar>
+              <w:top w:type="dxa" w:w="60"/>
+              <w:left w:type="dxa" w:w="90"/>
+              <w:bottom w:type="dxa" w:w="60"/>
+              <w:right w:type="dxa" w:w="90"/>
+            </w:tcMar>
+          </w:tcPr>
+          <w:p>
+            <w:pPr>
+              <w:spacing w:after="40"/>
+            </w:pPr>
+            <w:r>
+              <w:rPr>
+                <w:b w:val="false"/>
+                <w:bCs w:val="false"/>
+                <w:sz w:val="20"/>
+                <w:szCs w:val="20"/>
+              </w:rPr>
+              <w:t xml:space="preserve">6</w:t>
+            </w:r>
+          </w:p>
+        </w:tc>
+        <w:tc>
+          <w:tcPr>
+            <w:tcW w:type="dxa" w:w="1900"/>
+            <w:tcMar>
+              <w:top w:type="dxa" w:w="60"/>
+              <w:left w:type="dxa" w:w="90"/>
+              <w:bottom w:type="dxa" w:w="60"/>
+              <w:right w:type="dxa" w:w="90"/>
+            </w:tcMar>
+          </w:tcPr>
+          <w:p>
+            <w:pPr>
+              <w:spacing w:after="40"/>
+            </w:pPr>
+            <w:r>
+              <w:rPr>
+                <w:b/>
+                <w:bCs/>
+                <w:sz w:val="20"/>
+                <w:szCs w:val="20"/>
+              </w:rPr>
+              <w:t xml:space="preserve">Money Designers’ Ceremony</w:t>
+            </w:r>
+          </w:p>
+        </w:tc>
+        <w:tc>
+          <w:tcPr>
+            <w:tcW w:type="dxa" w:w="800"/>
+            <w:tcMar>
+              <w:top w:type="dxa" w:w="60"/>
+              <w:left w:type="dxa" w:w="90"/>
+              <w:bottom w:type="dxa" w:w="60"/>
+              <w:right w:type="dxa" w:w="90"/>
+            </w:tcMar>
+          </w:tcPr>
+          <w:p>
+            <w:pPr>
+              <w:spacing w:after="40"/>
+            </w:pPr>
+            <w:r>
+              <w:rPr>
+                <w:b w:val="false"/>
+                <w:bCs w:val="false"/>
+                <w:sz w:val="20"/>
+                <w:szCs w:val="20"/>
+              </w:rPr>
+              <w:t xml:space="preserve">3 min</w:t>
+            </w:r>
+          </w:p>
+        </w:tc>
+        <w:tc>
+          <w:tcPr>
+            <w:tcW w:type="dxa" w:w="1100"/>
+            <w:tcMar>
+              <w:top w:type="dxa" w:w="60"/>
+              <w:left w:type="dxa" w:w="90"/>
+              <w:bottom w:type="dxa" w:w="60"/>
+              <w:right w:type="dxa" w:w="90"/>
+            </w:tcMar>
+          </w:tcPr>
+          <w:p>
+            <w:pPr>
+              <w:spacing w:after="40"/>
+            </w:pPr>
+            <w:r>
+              <w:rPr>
+                <w:b w:val="false"/>
+                <w:bCs w:val="false"/>
+                <w:sz w:val="20"/>
+                <w:szCs w:val="20"/>
+              </w:rPr>
+              <w:t xml:space="preserve">Think</w:t>
+            </w:r>
+          </w:p>
+        </w:tc>
+        <w:tc>
+          <w:tcPr>
+            <w:tcW w:type="dxa" w:w="2900"/>
+            <w:tcMar>
+              <w:top w:type="dxa" w:w="60"/>
+              <w:left w:type="dxa" w:w="90"/>
+              <w:bottom w:type="dxa" w:w="60"/>
+              <w:right w:type="dxa" w:w="90"/>
+            </w:tcMar>
+          </w:tcPr>
+          <w:p>
+            <w:pPr>
+              <w:spacing w:after="40"/>
+            </w:pPr>
+            <w:r>
+              <w:rPr>
+                <w:b w:val="false"/>
+                <w:bCs w:val="false"/>
+                <w:sz w:val="18"/>
+                <w:szCs w:val="18"/>
+              </w:rPr>
+              <w:t xml:space="preserve">• Cheer for every team</w:t>
+            </w:r>
+          </w:p>
+          <w:p>
+            <w:pPr>
+              <w:spacing w:after="40"/>
+            </w:pPr>
+            <w:r>
+              <w:rPr>
+                <w:b w:val="false"/>
+                <w:bCs w:val="false"/>
+                <w:sz w:val="18"/>
+                <w:szCs w:val="18"/>
+              </w:rPr>
+              <w:t xml:space="preserve">• Door pass: show your design and say one sentence</w:t>
+            </w:r>
+          </w:p>
+          <w:p>
+            <w:pPr>
+              <w:spacing w:after="40"/>
+            </w:pPr>
+            <w:r>
+              <w:rPr>
+                <w:b w:val="false"/>
+                <w:bCs w:val="false"/>
+                <w:sz w:val="18"/>
+                <w:szCs w:val="18"/>
+              </w:rPr>
+              <w:t xml:space="preserve">Say: I think the next type of money will be …</w:t>
+            </w:r>
+          </w:p>
+        </w:tc>
+        <w:tc>
+          <w:tcPr>
+            <w:tcW w:type="dxa" w:w="2160"/>
+            <w:tcMar>
+              <w:top w:type="dxa" w:w="60"/>
+              <w:left w:type="dxa" w:w="90"/>
+              <w:bottom w:type="dxa" w:w="60"/>
+              <w:right w:type="dxa" w:w="90"/>
+            </w:tcMar>
+          </w:tcPr>
+          <w:p>
+            <w:pPr>
+              <w:spacing w:after="40"/>
+            </w:pPr>
+            <w:r>
+              <w:rPr>
+                <w:b w:val="false"/>
+                <w:bCs w:val="false"/>
+                <w:sz w:val="17"/>
+                <w:szCs w:val="17"/>
+              </w:rPr>
+              <w:t xml:space="preserve">At the door each pupil shows the design and says "I think the next type of money will be a …". Next lessons: Reading 2, The $100 Bill (pp.48-55).</w:t>
+            </w:r>
+          </w:p>
+        </w:tc>
+      </w:tr>
+    </w:tbl>
+    <w:p>
+      <w:pPr>
+        <w:spacing w:before="140"/>
+      </w:pPr>
+    </w:p>
+    <w:p>
+      <w:pPr>
+        <w:spacing w:after="60"/>
+      </w:pPr>
+      <w:r>
+        <w:rPr>
+          <w:b/>
+          <w:bCs/>
+        </w:rPr>
+        <w:t xml:space="preserve">Support. </w:t>
+      </w:r>
+      <w:r>
+        <w:t xml:space="preserve">Fill the chart from the picture cards; use the Money Machine words for the design; partner draws, you say.</w:t>
+      </w:r>
+    </w:p>
+    <w:p>
+      <w:pPr>
+        <w:spacing w:after="60"/>
+      </w:pPr>
+      <w:r>
+        <w:rPr>
+          <w:b/>
+          <w:bCs/>
+        </w:rPr>
+        <w:t xml:space="preserve">Stretch. </w:t>
+      </w:r>
+      <w:r>
+        <w:t xml:space="preserve">Explain the problem of the old money and how the next money solves it; write the design sentence in the notebook.</w:t>
+      </w:r>
+    </w:p>
+    <w:p>
+      <w:pPr>
+        <w:spacing w:after="60"/>
+      </w:pPr>
+      <w:r>
+        <w:rPr>
+          <w:b/>
+          <w:bCs/>
+        </w:rPr>
+        <w:t xml:space="preserve">Check learning. </w:t>
+      </w:r>
+      <w:r>
+        <w:t xml:space="preserve">Door pass: show your design and say one sentence about it. Give a team point for every correct team, not only the fastest.</w:t>
       </w:r>
     </w:p>
     <w:p>

--- a/lesson-plans/Grade3-Unit3-Lesson-Plans.docx
+++ b/lesson-plans/Grade3-Unit3-Lesson-Plans.docx
@@ -7211,41 +7211,8 @@
 </w:document>
 </file>
 
-<file path=word/endnotes.xml><?xml version="1.0" encoding="utf-8"?>
-<w:endnotes xmlns:wpc="http://schemas.microsoft.com/office/word/2010/wordprocessingCanvas" xmlns:mc="http://schemas.openxmlformats.org/markup-compatibility/2006" xmlns:o="urn:schemas-microsoft-com:office:office" xmlns:r="http://schemas.openxmlformats.org/officeDocument/2006/relationships" xmlns:m="http://schemas.openxmlformats.org/officeDocument/2006/math" xmlns:v="urn:schemas-microsoft-com:vml" xmlns:wp14="http://schemas.microsoft.com/office/word/2010/wordprocessingDrawing" xmlns:wp="http://schemas.openxmlformats.org/drawingml/2006/wordprocessingDrawing" xmlns:w10="urn:schemas-microsoft-com:office:word" xmlns:w="http://schemas.openxmlformats.org/wordprocessingml/2006/main" xmlns:w14="http://schemas.microsoft.com/office/word/2010/wordml" xmlns:w15="http://schemas.microsoft.com/office/word/2012/wordml" xmlns:wpg="http://schemas.microsoft.com/office/word/2010/wordprocessingGroup" xmlns:wpi="http://schemas.microsoft.com/office/word/2010/wordprocessingInk" xmlns:wne="http://schemas.microsoft.com/office/word/2006/wordml" xmlns:wps="http://schemas.microsoft.com/office/word/2010/wordprocessingShape" mc:Ignorable="w14 w15 wp14">
-  <w:endnote w:type="separator" w:id="-1">
-    <w:p>
-      <w:pPr>
-        <w:spacing w:after="0" w:line="240" w:lineRule="auto"/>
-      </w:pPr>
-      <w:r>
-        <w:rPr>
-          <w:rStyle w:val="EndnoteReference"/>
-        </w:rPr>
-        <w:endnoteRef/>
-      </w:r>
-      <w:r>
-        <w:separator/>
-      </w:r>
-    </w:p>
-  </w:endnote>
-  <w:endnote w:type="continuationSeparator" w:id="0">
-    <w:p>
-      <w:pPr>
-        <w:spacing w:after="0" w:line="240" w:lineRule="auto"/>
-      </w:pPr>
-      <w:r>
-        <w:rPr>
-          <w:rStyle w:val="EndnoteReference"/>
-        </w:rPr>
-        <w:endnoteRef/>
-      </w:r>
-      <w:r>
-        <w:continuationSeparator/>
-      </w:r>
-    </w:p>
-  </w:endnote>
-</w:endnotes>
+<file path=word/comments.xml><?xml version="1.0" encoding="utf-8"?>
+<w:comments xmlns:cx="http://schemas.microsoft.com/office/drawing/2014/chartex" xmlns:cx1="http://schemas.microsoft.com/office/drawing/2015/9/8/chartex" xmlns:cx2="http://schemas.microsoft.com/office/drawing/2015/10/21/chartex" xmlns:cx3="http://schemas.microsoft.com/office/drawing/2016/5/9/chartex" xmlns:cx4="http://schemas.microsoft.com/office/drawing/2016/5/10/chartex" xmlns:cx5="http://schemas.microsoft.com/office/drawing/2016/5/11/chartex" xmlns:cx6="http://schemas.microsoft.com/office/drawing/2016/5/12/chartex" xmlns:cx7="http://schemas.microsoft.com/office/drawing/2016/5/13/chartex" xmlns:cx8="http://schemas.microsoft.com/office/drawing/2016/5/14/chartex" xmlns:mc="http://schemas.openxmlformats.org/markup-compatibility/2006" xmlns:aink="http://schemas.microsoft.com/office/drawing/2016/ink" xmlns:am3d="http://schemas.microsoft.com/office/drawing/2017/model3d" xmlns:o="urn:schemas-microsoft-com:office:office" xmlns:r="http://schemas.openxmlformats.org/officeDocument/2006/relationships" xmlns:m="http://schemas.openxmlformats.org/officeDocument/2006/math" xmlns:v="urn:schemas-microsoft-com:vml" xmlns:wp14="http://schemas.microsoft.com/office/word/2010/wordprocessingDrawing" xmlns:wp="http://schemas.openxmlformats.org/drawingml/2006/wordprocessingDrawing" xmlns:w10="urn:schemas-microsoft-com:office:word" xmlns:w="http://schemas.openxmlformats.org/wordprocessingml/2006/main" xmlns:w14="http://schemas.microsoft.com/office/word/2010/wordml" xmlns:w15="http://schemas.microsoft.com/office/word/2012/wordml" xmlns:w16cex="http://schemas.microsoft.com/office/word/2018/wordml/cex" xmlns:w16cid="http://schemas.microsoft.com/office/word/2016/wordml/cid" xmlns:w16="http://schemas.microsoft.com/office/word/2018/wordml" xmlns:w16sdtdh="http://schemas.microsoft.com/office/word/2020/wordml/sdtdatahash" xmlns:w16se="http://schemas.microsoft.com/office/word/2015/wordml/symex" xmlns:wpg="http://schemas.microsoft.com/office/word/2010/wordprocessingGroup" xmlns:wpi="http://schemas.microsoft.com/office/word/2010/wordprocessingInk" xmlns:wne="http://schemas.microsoft.com/office/word/2006/wordml" xmlns:wps="http://schemas.microsoft.com/office/word/2010/wordprocessingShape"/>
 </file>
 
 <file path=word/footnotes.xml><?xml version="1.0" encoding="utf-8"?>
@@ -7289,7 +7256,7 @@
 <w:numbering xmlns:wpc="http://schemas.microsoft.com/office/word/2010/wordprocessingCanvas" xmlns:mc="http://schemas.openxmlformats.org/markup-compatibility/2006" xmlns:o="urn:schemas-microsoft-com:office:office" xmlns:r="http://schemas.openxmlformats.org/officeDocument/2006/relationships" xmlns:m="http://schemas.openxmlformats.org/officeDocument/2006/math" xmlns:v="urn:schemas-microsoft-com:vml" xmlns:wp14="http://schemas.microsoft.com/office/word/2010/wordprocessingDrawing" xmlns:wp="http://schemas.openxmlformats.org/drawingml/2006/wordprocessingDrawing" xmlns:w10="urn:schemas-microsoft-com:office:word" xmlns:w="http://schemas.openxmlformats.org/wordprocessingml/2006/main" xmlns:w14="http://schemas.microsoft.com/office/word/2010/wordml" xmlns:w15="http://schemas.microsoft.com/office/word/2012/wordml" xmlns:wpg="http://schemas.microsoft.com/office/word/2010/wordprocessingGroup" xmlns:wpi="http://schemas.microsoft.com/office/word/2010/wordprocessingInk" xmlns:wne="http://schemas.microsoft.com/office/word/2006/wordml" xmlns:wps="http://schemas.microsoft.com/office/word/2010/wordprocessingShape" mc:Ignorable="w14 w15 wp14">
   <w:abstractNum w:abstractNumId="1" w15:restartNumberingAfterBreak="0">
     <w:multiLevelType w:val="hybridMultilevel"/>
-    <w:lvl w:ilvl="0" w:tentative="1">
+    <w:lvl w:ilvl="0" w15:tentative="1">
       <w:start w:val="1"/>
       <w:numFmt w:val="bullet"/>
       <w:lvlText w:val="●"/>
@@ -7298,7 +7265,7 @@
         <w:ind w:left="720" w:hanging="360"/>
       </w:pPr>
     </w:lvl>
-    <w:lvl w:ilvl="1" w:tentative="1">
+    <w:lvl w:ilvl="1" w15:tentative="1">
       <w:start w:val="1"/>
       <w:numFmt w:val="bullet"/>
       <w:lvlText w:val="○"/>
@@ -7307,7 +7274,7 @@
         <w:ind w:left="1440" w:hanging="360"/>
       </w:pPr>
     </w:lvl>
-    <w:lvl w:ilvl="2" w:tentative="1">
+    <w:lvl w:ilvl="2" w15:tentative="1">
       <w:start w:val="1"/>
       <w:numFmt w:val="bullet"/>
       <w:lvlText w:val="■"/>
@@ -7316,7 +7283,7 @@
         <w:ind w:left="2160" w:hanging="360"/>
       </w:pPr>
     </w:lvl>
-    <w:lvl w:ilvl="3" w:tentative="1">
+    <w:lvl w:ilvl="3" w15:tentative="1">
       <w:start w:val="1"/>
       <w:numFmt w:val="bullet"/>
       <w:lvlText w:val="●"/>
@@ -7325,7 +7292,7 @@
         <w:ind w:left="2880" w:hanging="360"/>
       </w:pPr>
     </w:lvl>
-    <w:lvl w:ilvl="4" w:tentative="1">
+    <w:lvl w:ilvl="4" w15:tentative="1">
       <w:start w:val="1"/>
       <w:numFmt w:val="bullet"/>
       <w:lvlText w:val="○"/>
@@ -7334,7 +7301,7 @@
         <w:ind w:left="3600" w:hanging="360"/>
       </w:pPr>
     </w:lvl>
-    <w:lvl w:ilvl="5" w:tentative="1">
+    <w:lvl w:ilvl="5" w15:tentative="1">
       <w:start w:val="1"/>
       <w:numFmt w:val="bullet"/>
       <w:lvlText w:val="■"/>
@@ -7343,7 +7310,7 @@
         <w:ind w:left="4320" w:hanging="360"/>
       </w:pPr>
     </w:lvl>
-    <w:lvl w:ilvl="6" w:tentative="1">
+    <w:lvl w:ilvl="6" w15:tentative="1">
       <w:start w:val="1"/>
       <w:numFmt w:val="bullet"/>
       <w:lvlText w:val="●"/>
@@ -7352,7 +7319,7 @@
         <w:ind w:left="5040" w:hanging="360"/>
       </w:pPr>
     </w:lvl>
-    <w:lvl w:ilvl="7" w:tentative="1">
+    <w:lvl w:ilvl="7" w15:tentative="1">
       <w:start w:val="1"/>
       <w:numFmt w:val="bullet"/>
       <w:lvlText w:val="●"/>
@@ -7361,7 +7328,7 @@
         <w:ind w:left="5760" w:hanging="360"/>
       </w:pPr>
     </w:lvl>
-    <w:lvl w:ilvl="8" w:tentative="1">
+    <w:lvl w:ilvl="8" w15:tentative="1">
       <w:start w:val="1"/>
       <w:numFmt w:val="bullet"/>
       <w:lvlText w:val="●"/>
@@ -7385,17 +7352,13 @@
   <w:docDefaults>
     <w:rPrDefault>
       <w:rPr>
-        <w:rFonts w:ascii="Calibri" w:cs="Calibri" w:eastAsia="Calibri" w:hAnsi="Calibri"/>
         <w:sz w:val="21"/>
         <w:szCs w:val="21"/>
+        <w:rFonts w:ascii="Calibri" w:cs="Calibri" w:eastAsia="Calibri" w:hAnsi="Calibri"/>
       </w:rPr>
     </w:rPrDefault>
     <w:pPrDefault/>
   </w:docDefaults>
-  <w:style w:type="paragraph" w:styleId="Normal" w:default="1">
-    <w:name w:val="Normal"/>
-    <w:qFormat/>
-  </w:style>
   <w:style w:type="paragraph" w:styleId="Title">
     <w:name w:val="Title"/>
     <w:basedOn w:val="Normal"/>
@@ -7404,6 +7367,17 @@
     <w:rPr>
       <w:sz w:val="56"/>
       <w:szCs w:val="56"/>
+    </w:rPr>
+  </w:style>
+  <w:style w:type="paragraph" w:styleId="Heading1">
+    <w:name w:val="Heading 1"/>
+    <w:basedOn w:val="Normal"/>
+    <w:next w:val="Normal"/>
+    <w:qFormat/>
+    <w:rPr>
+      <w:color w:val="2E74B5"/>
+      <w:sz w:val="32"/>
+      <w:szCs w:val="32"/>
     </w:rPr>
   </w:style>
   <w:style w:type="paragraph" w:styleId="Heading2">
@@ -7478,8 +7452,8 @@
     <w:uiPriority w:val="99"/>
     <w:unhideWhenUsed/>
     <w:rPr>
+      <w:u w:val="single"/>
       <w:color w:val="0563C1"/>
-      <w:u w:val="single"/>
     </w:rPr>
   </w:style>
   <w:style w:type="character" w:styleId="FootnoteReference">
@@ -7519,50 +7493,13 @@
       <w:szCs w:val="20"/>
     </w:rPr>
   </w:style>
-  <w:style w:type="character" w:styleId="EndnoteReference">
-    <w:name w:val="endnote reference"/>
-    <w:basedOn w:val="DefaultParagraphFont"/>
-    <w:uiPriority w:val="99"/>
-    <w:semiHidden/>
-    <w:unhideWhenUsed/>
-    <w:rPr>
-      <w:vertAlign w:val="superscript"/>
-    </w:rPr>
-  </w:style>
-  <w:style w:type="paragraph" w:styleId="EndnoteText">
-    <w:name w:val="endnote text"/>
-    <w:basedOn w:val="Normal"/>
-    <w:link w:val="EndnoteTextChar"/>
-    <w:uiPriority w:val="99"/>
-    <w:semiHidden/>
-    <w:unhideWhenUsed/>
-    <w:pPr>
-      <w:spacing w:after="0" w:line="240" w:lineRule="auto"/>
-    </w:pPr>
-    <w:rPr>
-      <w:sz w:val="20"/>
-      <w:szCs w:val="20"/>
-    </w:rPr>
-  </w:style>
-  <w:style w:type="character" w:styleId="EndnoteTextChar">
-    <w:name w:val="Endnote Text Char"/>
-    <w:basedOn w:val="DefaultParagraphFont"/>
-    <w:link w:val="EndnoteText"/>
-    <w:uiPriority w:val="99"/>
-    <w:semiHidden/>
-    <w:unhideWhenUsed/>
-    <w:rPr>
-      <w:sz w:val="20"/>
-      <w:szCs w:val="20"/>
-    </w:rPr>
-  </w:style>
   <w:style w:type="paragraph" w:styleId="Heading1">
     <w:name w:val="Heading 1"/>
     <w:basedOn w:val="Normal"/>
     <w:next w:val="Normal"/>
     <w:qFormat/>
     <w:pPr>
-      <w:spacing w:after="120" w:before="120"/>
+      <w:spacing w:before="120" w:after="120"/>
       <w:outlineLvl w:val="0"/>
     </w:pPr>
     <w:rPr>
@@ -7574,294 +7511,4 @@
     </w:rPr>
   </w:style>
 </w:styles>
-</file>
-
-<file path=word/theme/theme1.xml><?xml version="1.0" encoding="utf-8"?>
-<a:theme xmlns:a="http://schemas.openxmlformats.org/drawingml/2006/main" name="Office Theme">
-  <a:themeElements>
-    <a:clrScheme name="Office">
-      <a:dk1>
-        <a:sysClr val="windowText" lastClr="000000"/>
-      </a:dk1>
-      <a:lt1>
-        <a:sysClr val="window" lastClr="FFFFFF"/>
-      </a:lt1>
-      <a:dk2>
-        <a:srgbClr val="44546A"/>
-      </a:dk2>
-      <a:lt2>
-        <a:srgbClr val="E7E6E6"/>
-      </a:lt2>
-      <a:accent1>
-        <a:srgbClr val="4472C4"/>
-      </a:accent1>
-      <a:accent2>
-        <a:srgbClr val="ED7D31"/>
-      </a:accent2>
-      <a:accent3>
-        <a:srgbClr val="A5A5A5"/>
-      </a:accent3>
-      <a:accent4>
-        <a:srgbClr val="FFC000"/>
-      </a:accent4>
-      <a:accent5>
-        <a:srgbClr val="5B9BD5"/>
-      </a:accent5>
-      <a:accent6>
-        <a:srgbClr val="70AD47"/>
-      </a:accent6>
-      <a:hlink>
-        <a:srgbClr val="0563C1"/>
-      </a:hlink>
-      <a:folHlink>
-        <a:srgbClr val="954F72"/>
-      </a:folHlink>
-    </a:clrScheme>
-    <a:fontScheme name="Office">
-      <a:majorFont>
-        <a:latin typeface="Calibri Light" panose="020F0302020204030204"/>
-        <a:ea typeface=""/>
-        <a:cs typeface=""/>
-        <a:font script="Jpan" typeface="游ゴシック Light"/>
-        <a:font script="Hang" typeface="맑은 고딕"/>
-        <a:font script="Hans" typeface="等线 Light"/>
-        <a:font script="Hant" typeface="新細明體"/>
-        <a:font script="Arab" typeface="Times New Roman"/>
-        <a:font script="Hebr" typeface="Times New Roman"/>
-        <a:font script="Thai" typeface="Angsana New"/>
-        <a:font script="Ethi" typeface="Nyala"/>
-        <a:font script="Beng" typeface="Vrinda"/>
-        <a:font script="Gujr" typeface="Shruti"/>
-        <a:font script="Khmr" typeface="MoolBoran"/>
-        <a:font script="Knda" typeface="Tunga"/>
-        <a:font script="Guru" typeface="Raavi"/>
-        <a:font script="Cans" typeface="Euphemia"/>
-        <a:font script="Cher" typeface="Plantagenet Cherokee"/>
-        <a:font script="Yiii" typeface="Microsoft Yi Baiti"/>
-        <a:font script="Tibt" typeface="Microsoft Himalaya"/>
-        <a:font script="Thaa" typeface="MV Boli"/>
-        <a:font script="Deva" typeface="Mangal"/>
-        <a:font script="Telu" typeface="Gautami"/>
-        <a:font script="Taml" typeface="Latha"/>
-        <a:font script="Syrc" typeface="Estrangelo Edessa"/>
-        <a:font script="Orya" typeface="Kalinga"/>
-        <a:font script="Mlym" typeface="Kartika"/>
-        <a:font script="Laoo" typeface="DokChampa"/>
-        <a:font script="Sinh" typeface="Iskoola Pota"/>
-        <a:font script="Mong" typeface="Mongolian Baiti"/>
-        <a:font script="Viet" typeface="Times New Roman"/>
-        <a:font script="Uigh" typeface="Microsoft Uighur"/>
-        <a:font script="Geor" typeface="Sylfaen"/>
-        <a:font script="Armn" typeface="Arial"/>
-        <a:font script="Bugi" typeface="Leelawadee UI"/>
-        <a:font script="Bopo" typeface="Microsoft JhengHei"/>
-        <a:font script="Java" typeface="Javanese Text"/>
-        <a:font script="Lisu" typeface="Segoe UI"/>
-        <a:font script="Mymr" typeface="Myanmar Text"/>
-        <a:font script="Nkoo" typeface="Ebrima"/>
-        <a:font script="Olck" typeface="Nirmala UI"/>
-        <a:font script="Osma" typeface="Ebrima"/>
-        <a:font script="Phag" typeface="Phagspa"/>
-        <a:font script="Syrn" typeface="Estrangelo Edessa"/>
-        <a:font script="Syrj" typeface="Estrangelo Edessa"/>
-        <a:font script="Syre" typeface="Estrangelo Edessa"/>
-        <a:font script="Sora" typeface="Nirmala UI"/>
-        <a:font script="Tale" typeface="Microsoft Tai Le"/>
-        <a:font script="Talu" typeface="Microsoft New Tai Lue"/>
-        <a:font script="Tfng" typeface="Ebrima"/>
-      </a:majorFont>
-      <a:minorFont>
-        <a:latin typeface="Calibri" panose="020F0502020204030204"/>
-        <a:ea typeface=""/>
-        <a:cs typeface=""/>
-        <a:font script="Jpan" typeface="游明朝"/>
-        <a:font script="Hang" typeface="맑은 고딕"/>
-        <a:font script="Hans" typeface="等线"/>
-        <a:font script="Hant" typeface="新細明體"/>
-        <a:font script="Arab" typeface="Arial"/>
-        <a:font script="Hebr" typeface="Arial"/>
-        <a:font script="Thai" typeface="Cordia New"/>
-        <a:font script="Ethi" typeface="Nyala"/>
-        <a:font script="Beng" typeface="Vrinda"/>
-        <a:font script="Gujr" typeface="Shruti"/>
-        <a:font script="Khmr" typeface="DaunPenh"/>
-        <a:font script="Knda" typeface="Tunga"/>
-        <a:font script="Guru" typeface="Raavi"/>
-        <a:font script="Cans" typeface="Euphemia"/>
-        <a:font script="Cher" typeface="Plantagenet Cherokee"/>
-        <a:font script="Yiii" typeface="Microsoft Yi Baiti"/>
-        <a:font script="Tibt" typeface="Microsoft Himalaya"/>
-        <a:font script="Thaa" typeface="MV Boli"/>
-        <a:font script="Deva" typeface="Mangal"/>
-        <a:font script="Telu" typeface="Gautami"/>
-        <a:font script="Taml" typeface="Latha"/>
-        <a:font script="Syrc" typeface="Estrangelo Edessa"/>
-        <a:font script="Orya" typeface="Kalinga"/>
-        <a:font script="Mlym" typeface="Kartika"/>
-        <a:font script="Laoo" typeface="DokChampa"/>
-        <a:font script="Sinh" typeface="Iskoola Pota"/>
-        <a:font script="Mong" typeface="Mongolian Baiti"/>
-        <a:font script="Viet" typeface="Arial"/>
-        <a:font script="Uigh" typeface="Microsoft Uighur"/>
-        <a:font script="Geor" typeface="Sylfaen"/>
-        <a:font script="Armn" typeface="Arial"/>
-        <a:font script="Bugi" typeface="Leelawadee UI"/>
-        <a:font script="Bopo" typeface="Microsoft JhengHei"/>
-        <a:font script="Java" typeface="Javanese Text"/>
-        <a:font script="Lisu" typeface="Segoe UI"/>
-        <a:font script="Mymr" typeface="Myanmar Text"/>
-        <a:font script="Nkoo" typeface="Ebrima"/>
-        <a:font script="Olck" typeface="Nirmala UI"/>
-        <a:font script="Osma" typeface="Ebrima"/>
-        <a:font script="Phag" typeface="Phagspa"/>
-        <a:font script="Syrn" typeface="Estrangelo Edessa"/>
-        <a:font script="Syrj" typeface="Estrangelo Edessa"/>
-        <a:font script="Syre" typeface="Estrangelo Edessa"/>
-        <a:font script="Sora" typeface="Nirmala UI"/>
-        <a:font script="Tale" typeface="Microsoft Tai Le"/>
-        <a:font script="Talu" typeface="Microsoft New Tai Lue"/>
-        <a:font script="Tfng" typeface="Ebrima"/>
-      </a:minorFont>
-    </a:fontScheme>
-    <a:fmtScheme name="Office">
-      <a:fillStyleLst>
-        <a:solidFill>
-          <a:schemeClr val="phClr"/>
-        </a:solidFill>
-        <a:gradFill rotWithShape="true">
-          <a:gsLst>
-            <a:gs pos="0">
-              <a:schemeClr val="phClr">
-                <a:lumMod val="110000"/>
-                <a:satMod val="105000"/>
-                <a:tint val="67000"/>
-              </a:schemeClr>
-            </a:gs>
-            <a:gs pos="50000">
-              <a:schemeClr val="phClr">
-                <a:lumMod val="105000"/>
-                <a:satMod val="103000"/>
-                <a:tint val="73000"/>
-              </a:schemeClr>
-            </a:gs>
-            <a:gs pos="100000">
-              <a:schemeClr val="phClr">
-                <a:lumMod val="105000"/>
-                <a:satMod val="109000"/>
-                <a:tint val="81000"/>
-              </a:schemeClr>
-            </a:gs>
-          </a:gsLst>
-          <a:lin ang="5400000" scaled="false"/>
-        </a:gradFill>
-        <a:gradFill rotWithShape="true">
-          <a:gsLst>
-            <a:gs pos="0">
-              <a:schemeClr val="phClr">
-                <a:satMod val="103000"/>
-                <a:lumMod val="102000"/>
-                <a:tint val="94000"/>
-              </a:schemeClr>
-            </a:gs>
-            <a:gs pos="50000">
-              <a:schemeClr val="phClr">
-                <a:satMod val="110000"/>
-                <a:lumMod val="100000"/>
-                <a:shade val="100000"/>
-              </a:schemeClr>
-            </a:gs>
-            <a:gs pos="100000">
-              <a:schemeClr val="phClr">
-                <a:lumMod val="99000"/>
-                <a:satMod val="120000"/>
-                <a:shade val="78000"/>
-              </a:schemeClr>
-            </a:gs>
-          </a:gsLst>
-          <a:lin ang="5400000" scaled="false"/>
-        </a:gradFill>
-      </a:fillStyleLst>
-      <a:lnStyleLst>
-        <a:ln w="6350" cap="flat" cmpd="sng" algn="ctr">
-          <a:solidFill>
-            <a:schemeClr val="phClr"/>
-          </a:solidFill>
-          <a:prstDash val="solid"/>
-          <a:miter lim="800000"/>
-        </a:ln>
-        <a:ln w="12700" cap="flat" cmpd="sng" algn="ctr">
-          <a:solidFill>
-            <a:schemeClr val="phClr"/>
-          </a:solidFill>
-          <a:prstDash val="solid"/>
-          <a:miter lim="800000"/>
-        </a:ln>
-        <a:ln w="19050" cap="flat" cmpd="sng" algn="ctr">
-          <a:solidFill>
-            <a:schemeClr val="phClr"/>
-          </a:solidFill>
-          <a:prstDash val="solid"/>
-          <a:miter lim="800000"/>
-        </a:ln>
-      </a:lnStyleLst>
-      <a:effectStyleLst>
-        <a:effectStyle>
-          <a:effectLst/>
-        </a:effectStyle>
-        <a:effectStyle>
-          <a:effectLst/>
-        </a:effectStyle>
-        <a:effectStyle>
-          <a:effectLst>
-            <a:outerShdw blurRad="57150" dist="19050" dir="5400000" algn="ctr" rotWithShape="false">
-              <a:srgbClr val="000000">
-                <a:alpha val="63000"/>
-              </a:srgbClr>
-            </a:outerShdw>
-          </a:effectLst>
-        </a:effectStyle>
-      </a:effectStyleLst>
-      <a:bgFillStyleLst>
-        <a:solidFill>
-          <a:schemeClr val="phClr"/>
-        </a:solidFill>
-        <a:solidFill>
-          <a:schemeClr val="phClr">
-            <a:tint val="95000"/>
-            <a:satMod val="170000"/>
-          </a:schemeClr>
-        </a:solidFill>
-        <a:gradFill rotWithShape="true">
-          <a:gsLst>
-            <a:gs pos="0">
-              <a:schemeClr val="phClr">
-                <a:tint val="93000"/>
-                <a:satMod val="150000"/>
-                <a:shade val="98000"/>
-                <a:lumMod val="102000"/>
-              </a:schemeClr>
-            </a:gs>
-            <a:gs pos="50000">
-              <a:schemeClr val="phClr">
-                <a:tint val="98000"/>
-                <a:satMod val="130000"/>
-                <a:shade val="90000"/>
-                <a:lumMod val="103000"/>
-              </a:schemeClr>
-            </a:gs>
-            <a:gs pos="100000">
-              <a:schemeClr val="phClr">
-                <a:shade val="63000"/>
-                <a:satMod val="120000"/>
-              </a:schemeClr>
-            </a:gs>
-          </a:gsLst>
-          <a:lin ang="5400000" scaled="false"/>
-        </a:gradFill>
-      </a:bgFillStyleLst>
-    </a:fmtScheme>
-  </a:themeElements>
-  <a:objectDefaults/>
-  <a:extraClrSchemeLst/>
-</a:theme>
 </file>
--- a/lesson-plans/Grade3-Unit3-Lesson-Plans.docx
+++ b/lesson-plans/Grade3-Unit3-Lesson-Plans.docx
@@ -7,7 +7,7 @@
         <w:pStyle w:val="Heading1"/>
       </w:pPr>
       <w:r>
-        <w:t xml:space="preserve">Grade 3 · Unit 3 · How Much Is It? · Lesson 1: How Much Is It?</w:t>
+        <w:t xml:space="preserve">Grade 3 · Unit 3 · It Keeps Changing · Lesson 1: It Keeps Changing</w:t>
       </w:r>
     </w:p>
     <w:p>
@@ -20,7 +20,7 @@
           <w:sz w:val="20"/>
           <w:szCs w:val="20"/>
         </w:rPr>
-        <w:t xml:space="preserve">35 minutes · classes 3A and 3B · A1 · one smartboard + mini whiteboards · Open: unit3-g3-lessons/index.html?lesson=1</w:t>
+        <w:t xml:space="preserve">35 minutes · classes 3A and 3B · A1 · one smartboard + mini whiteboards · Open: unit3-g4-lessons/index.html?lesson=1</w:t>
       </w:r>
     </w:p>
     <w:p>
@@ -35,7 +35,7 @@
         <w:t xml:space="preserve">Lesson goal. </w:t>
       </w:r>
       <w:r>
-        <w:t xml:space="preserve">Pupils ask and answer prices ("How much is it? It's … dollars."), say what we can buy and where we can go, and explain why people need money.</w:t>
+        <w:t xml:space="preserve">Pupils describe a picture (I see / I think / I wonder), say whether changes in nature are good or bad, compare the Arctic with their own town, and learn the words polar bear, ice, hole, melting, thin and crack.</w:t>
       </w:r>
     </w:p>
     <w:p>
@@ -50,7 +50,7 @@
         <w:t xml:space="preserve">Book link. </w:t>
       </w:r>
       <w:r>
-        <w:t xml:space="preserve">Book pp. 40-41 (unit opener: money jars; Think, Pair, Share; the two farmers).</w:t>
+        <w:t xml:space="preserve">Book pp. 40-41 (unit opener: the pink river; See, Think, Wonder; the snowy house).</w:t>
       </w:r>
     </w:p>
     <w:p>
@@ -65,7 +65,7 @@
         <w:t xml:space="preserve">Words. </w:t>
       </w:r>
       <w:r>
-        <w:t xml:space="preserve">money, dollar, buy, price, expensive, jar, label, goat, grain, farmer</w:t>
+        <w:t xml:space="preserve">change, ice, polar bear, Arctic, melting, thin, crack, fishing hole, fishing rod</w:t>
       </w:r>
     </w:p>
     <w:p>
@@ -80,7 +80,7 @@
         <w:t xml:space="preserve">Language. </w:t>
       </w:r>
       <w:r>
-        <w:t xml:space="preserve">How much is it? · It's … dollars. · That's expensive! · You can buy … / You can go … · Do you want a label for …? · Of course I do! · We both want …</w:t>
+        <w:t xml:space="preserve">I see … · I think … · I wonder … · It is a good / bad change because … · In the Arctic there is …, but where I live there is … · Both … and … have …</w:t>
       </w:r>
     </w:p>
     <w:p>
@@ -95,7 +95,7 @@
         <w:t xml:space="preserve">Prepare. </w:t>
       </w:r>
       <w:r>
-        <w:t xml:space="preserve">Print the Cards page: BUY / GO signs and the price cards (2 sets). Mini whiteboards and markers for each team. One smartboard (the game is played by teams in turns).</w:t>
+        <w:t xml:space="preserve">Print the Cards page: GOOD / BAD signs. Mini whiteboards and markers for each team. One smartboard (the game is played by teams in turns).</w:t>
       </w:r>
     </w:p>
     <w:p>
@@ -334,7 +334,7 @@
                 <w:sz w:val="20"/>
                 <w:szCs w:val="20"/>
               </w:rPr>
-              <w:t xml:space="preserve">Two Money Jars</w:t>
+              <w:t xml:space="preserve">The Pink River</w:t>
             </w:r>
           </w:p>
         </w:tc>
@@ -409,35 +409,49 @@
                 <w:sz w:val="18"/>
                 <w:szCs w:val="18"/>
               </w:rPr>
-              <w:t xml:space="preserve">• Look at the jars</w:t>
-            </w:r>
-          </w:p>
-          <w:p>
-            <w:pPr>
-              <w:spacing w:after="40"/>
-            </w:pPr>
-            <w:r>
-              <w:rPr>
-                <w:b w:val="false"/>
-                <w:bCs w:val="false"/>
-                <w:sz w:val="18"/>
-                <w:szCs w:val="18"/>
-              </w:rPr>
-              <w:t xml:space="preserve">• Whisper to your partner: why are there jars?</w:t>
-            </w:r>
-          </w:p>
-          <w:p>
-            <w:pPr>
-              <w:spacing w:after="40"/>
-            </w:pPr>
-            <w:r>
-              <w:rPr>
-                <w:b w:val="false"/>
-                <w:bCs w:val="false"/>
-                <w:sz w:val="18"/>
-                <w:szCs w:val="18"/>
-              </w:rPr>
-              <w:t xml:space="preserve">Say: I can see … · There is money in the jar.</w:t>
+              <w:t xml:space="preserve">• Look at the picture</w:t>
+            </w:r>
+          </w:p>
+          <w:p>
+            <w:pPr>
+              <w:spacing w:after="40"/>
+            </w:pPr>
+            <w:r>
+              <w:rPr>
+                <w:b w:val="false"/>
+                <w:bCs w:val="false"/>
+                <w:sz w:val="18"/>
+                <w:szCs w:val="18"/>
+              </w:rPr>
+              <w:t xml:space="preserve">• Think: why is the water pink?</w:t>
+            </w:r>
+          </w:p>
+          <w:p>
+            <w:pPr>
+              <w:spacing w:after="40"/>
+            </w:pPr>
+            <w:r>
+              <w:rPr>
+                <w:b w:val="false"/>
+                <w:bCs w:val="false"/>
+                <w:sz w:val="18"/>
+                <w:szCs w:val="18"/>
+              </w:rPr>
+              <w:t xml:space="preserve">• Ask a question: I wonder…</w:t>
+            </w:r>
+          </w:p>
+          <w:p>
+            <w:pPr>
+              <w:spacing w:after="40"/>
+            </w:pPr>
+            <w:r>
+              <w:rPr>
+                <w:b w:val="false"/>
+                <w:bCs w:val="false"/>
+                <w:sz w:val="18"/>
+                <w:szCs w:val="18"/>
+              </w:rPr>
+              <w:t xml:space="preserve">Say: I see a lot of pink. · There’s paint in the water. · Is it juice?</w:t>
             </w:r>
           </w:p>
         </w:tc>
@@ -462,7 +476,7 @@
                 <w:sz w:val="17"/>
                 <w:szCs w:val="17"/>
               </w:rPr>
-              <w:t xml:space="preserve">Book link: Unit 3 opener, p.40-41 (the jars: "Donating: Save the Animals" and "Saving: Gift for Mom").</w:t>
+              <w:t xml:space="preserve">Book link: p.40 unit opener (a person pours pink colour into a river) and p.41 A-C "See, Think, Wonder" (I see a lot of pink. There’s paint in the water. Is it juice? What is he doing?).</w:t>
             </w:r>
           </w:p>
           <w:p>
@@ -476,7 +490,7 @@
                 <w:sz w:val="17"/>
                 <w:szCs w:val="17"/>
               </w:rPr>
-              <w:t xml:space="preserve">Press the button for each question. Accept one-word answers and sentences; praise "I can see …".</w:t>
+              <w:t xml:space="preserve">Press the button for each question. Accept all ideas: paint, juice, a science test. Do NOT give the answer. The book does not explain the photo; it is a hook for the unit "It Keeps Changing".</w:t>
             </w:r>
           </w:p>
           <w:p>
@@ -490,7 +504,7 @@
                 <w:sz w:val="17"/>
                 <w:szCs w:val="17"/>
               </w:rPr>
-              <w:t xml:space="preserve">Do not teach "saving" or "donating" yet. Pupils will meet the words in the jar labels later. Show the five missions at the end.</w:t>
+              <w:t xml:space="preserve">Show the five missions at the end.</w:t>
             </w:r>
           </w:p>
         </w:tc>
@@ -545,7 +559,7 @@
                 <w:sz w:val="20"/>
                 <w:szCs w:val="20"/>
               </w:rPr>
-              <w:t xml:space="preserve">Where Do We Use Money?</w:t>
+              <w:t xml:space="preserve">Good Change or Bad Change?</w:t>
             </w:r>
           </w:p>
         </w:tc>
@@ -570,7 +584,7 @@
                 <w:sz w:val="20"/>
                 <w:szCs w:val="20"/>
               </w:rPr>
-              <w:t xml:space="preserve">4 min</w:t>
+              <w:t xml:space="preserve">5 min</w:t>
             </w:r>
           </w:p>
         </w:tc>
@@ -634,35 +648,35 @@
                 <w:sz w:val="18"/>
                 <w:szCs w:val="18"/>
               </w:rPr>
-              <w:t xml:space="preserve">• Walk to BUY or GO</w:t>
-            </w:r>
-          </w:p>
-          <w:p>
-            <w:pPr>
-              <w:spacing w:after="40"/>
-            </w:pPr>
-            <w:r>
-              <w:rPr>
-                <w:b w:val="false"/>
-                <w:bCs w:val="false"/>
-                <w:sz w:val="18"/>
-                <w:szCs w:val="18"/>
-              </w:rPr>
-              <w:t xml:space="preserve">• Say the sentence to a friend</w:t>
-            </w:r>
-          </w:p>
-          <w:p>
-            <w:pPr>
-              <w:spacing w:after="40"/>
-            </w:pPr>
-            <w:r>
-              <w:rPr>
-                <w:b w:val="false"/>
-                <w:bCs w:val="false"/>
-                <w:sz w:val="18"/>
-                <w:szCs w:val="18"/>
-              </w:rPr>
-              <w:t xml:space="preserve">Say: You can buy … · You can go …</w:t>
+              <w:t xml:space="preserve">• Walk to GOOD or BAD</w:t>
+            </w:r>
+          </w:p>
+          <w:p>
+            <w:pPr>
+              <w:spacing w:after="40"/>
+            </w:pPr>
+            <w:r>
+              <w:rPr>
+                <w:b w:val="false"/>
+                <w:bCs w:val="false"/>
+                <w:sz w:val="18"/>
+                <w:szCs w:val="18"/>
+              </w:rPr>
+              <w:t xml:space="preserve">• Say why: It is bad because …</w:t>
+            </w:r>
+          </w:p>
+          <w:p>
+            <w:pPr>
+              <w:spacing w:after="40"/>
+            </w:pPr>
+            <w:r>
+              <w:rPr>
+                <w:b w:val="false"/>
+                <w:bCs w:val="false"/>
+                <w:sz w:val="18"/>
+                <w:szCs w:val="18"/>
+              </w:rPr>
+              <w:t xml:space="preserve">Say: It is a good change. · It is a bad change because …</w:t>
             </w:r>
           </w:p>
         </w:tc>
@@ -687,7 +701,7 @@
                 <w:sz w:val="17"/>
                 <w:szCs w:val="17"/>
               </w:rPr>
-              <w:t xml:space="preserve">Book link: p.41 D "Where do people use money?" and p.55 frames "You can buy … / You can go …".</w:t>
+              <w:t xml:space="preserve">Book link: p.41 D "What good and bad changes in nature do you know about?"</w:t>
             </w:r>
           </w:p>
           <w:p>
@@ -701,7 +715,7 @@
                 <w:sz w:val="17"/>
                 <w:szCs w:val="17"/>
               </w:rPr>
-              <w:t xml:space="preserve">Print the two corner signs from the Cards page (BUY and GO). Pupils walk, then say the sentence. Reveal the answer, then press Read card.</w:t>
+              <w:t xml:space="preserve">Print the two corner signs from the Cards page (GOOD and BAD). Pupils walk, then give a reason with "because".</w:t>
             </w:r>
           </w:p>
           <w:p>
@@ -715,7 +729,7 @@
                 <w:sz w:val="17"/>
                 <w:szCs w:val="17"/>
               </w:rPr>
-              <w:t xml:space="preserve">Extra: ask "Where do YOU use money?" and let pupils add their own places (shop, cafe, bus, cinema).</w:t>
+              <w:t xml:space="preserve">Ask pupils to add their own changes (the seasons, a baby growing, a river drying).</w:t>
             </w:r>
           </w:p>
         </w:tc>
@@ -770,7 +784,7 @@
                 <w:sz w:val="20"/>
                 <w:szCs w:val="20"/>
               </w:rPr>
-              <w:t xml:space="preserve">The Farmers’ Problem</w:t>
+              <w:t xml:space="preserve">The Arctic and My Town</w:t>
             </w:r>
           </w:p>
         </w:tc>
@@ -820,7 +834,7 @@
                 <w:sz w:val="20"/>
                 <w:szCs w:val="20"/>
               </w:rPr>
-              <w:t xml:space="preserve">Act it out</w:t>
+              <w:t xml:space="preserve">Talk</w:t>
             </w:r>
           </w:p>
         </w:tc>
@@ -845,49 +859,49 @@
                 <w:sz w:val="18"/>
                 <w:szCs w:val="18"/>
               </w:rPr>
-              <w:t xml:space="preserve">• Stand up and do the action</w:t>
-            </w:r>
-          </w:p>
-          <w:p>
-            <w:pPr>
-              <w:spacing w:after="40"/>
-            </w:pPr>
-            <w:r>
-              <w:rPr>
-                <w:b w:val="false"/>
-                <w:bCs w:val="false"/>
-                <w:sz w:val="18"/>
-                <w:szCs w:val="18"/>
-              </w:rPr>
-              <w:t xml:space="preserve">• Repeat after the teacher (echo)</w:t>
-            </w:r>
-          </w:p>
-          <w:p>
-            <w:pPr>
-              <w:spacing w:after="40"/>
-            </w:pPr>
-            <w:r>
-              <w:rPr>
-                <w:b w:val="false"/>
-                <w:bCs w:val="false"/>
-                <w:sz w:val="18"/>
-                <w:szCs w:val="18"/>
-              </w:rPr>
-              <w:t xml:space="preserve">• At the 🤔 part: talk with your partner</w:t>
-            </w:r>
-          </w:p>
-          <w:p>
-            <w:pPr>
-              <w:spacing w:after="40"/>
-            </w:pPr>
-            <w:r>
-              <w:rPr>
-                <w:b w:val="false"/>
-                <w:bCs w:val="false"/>
-                <w:sz w:val="18"/>
-                <w:szCs w:val="18"/>
-              </w:rPr>
-              <w:t xml:space="preserve">Say: One farmer needs a goat. · The other farmer needs some grain.</w:t>
+              <w:t xml:space="preserve">• Tap a pair with your partner</w:t>
+            </w:r>
+          </w:p>
+          <w:p>
+            <w:pPr>
+              <w:spacing w:after="40"/>
+            </w:pPr>
+            <w:r>
+              <w:rPr>
+                <w:b w:val="false"/>
+                <w:bCs w:val="false"/>
+                <w:sz w:val="18"/>
+                <w:szCs w:val="18"/>
+              </w:rPr>
+              <w:t xml:space="preserve">• Say it: In the Arctic … but where I live …</w:t>
+            </w:r>
+          </w:p>
+          <w:p>
+            <w:pPr>
+              <w:spacing w:after="40"/>
+            </w:pPr>
+            <w:r>
+              <w:rPr>
+                <w:b w:val="false"/>
+                <w:bCs w:val="false"/>
+                <w:sz w:val="18"/>
+                <w:szCs w:val="18"/>
+              </w:rPr>
+              <w:t xml:space="preserve">• Is it true for your town? Say yes or no</w:t>
+            </w:r>
+          </w:p>
+          <w:p>
+            <w:pPr>
+              <w:spacing w:after="40"/>
+            </w:pPr>
+            <w:r>
+              <w:rPr>
+                <w:b w:val="false"/>
+                <w:bCs w:val="false"/>
+                <w:sz w:val="18"/>
+                <w:szCs w:val="18"/>
+              </w:rPr>
+              <w:t xml:space="preserve">Say: In the Arctic there is … · but where I live there is … · Both … and … have …</w:t>
             </w:r>
           </w:p>
         </w:tc>
@@ -912,7 +926,7 @@
                 <w:sz w:val="17"/>
                 <w:szCs w:val="17"/>
               </w:rPr>
-              <w:t xml:space="preserve">Book link: p.41 E (picture of two farmers: "One farmer needs a goat. The other farmer needs some grain.", "What’s wrong? How can they fix it?").</w:t>
+              <w:t xml:space="preserve">Book link: p.41 E "Look at this picture (a house in the snow). Compare and contrast this setting to where you live." Compare means find what is the same; contrast means find what is different (p.47).</w:t>
             </w:r>
           </w:p>
           <w:p>
@@ -926,7 +940,7 @@
                 <w:sz w:val="17"/>
                 <w:szCs w:val="17"/>
               </w:rPr>
-              <w:t xml:space="preserve">Pupils do each action first, then you press the next part. At the 🤔 part the screen waits: pupils guess the problem (answer: they cannot agree how much grain is one goat).</w:t>
+              <w:t xml:space="preserve">Press Model it. Tap a pair: the board says a sentence. Pupils decide with their partner whether it is true for their own town and change the second half if it is not.</w:t>
             </w:r>
           </w:p>
           <w:p>
@@ -940,7 +954,7 @@
                 <w:sz w:val="17"/>
                 <w:szCs w:val="17"/>
               </w:rPr>
-              <w:t xml:space="preserve">The book’s question is "What’s wrong? How can they fix it?" Pupils may say money, shells or a price. Accept all good ideas: this leads to Lesson 2.</w:t>
+              <w:t xml:space="preserve">Use Both: "Both the Arctic and my town have wind." Support: point and say two words. Stretch: add "because".</w:t>
             </w:r>
           </w:p>
         </w:tc>
@@ -995,7 +1009,7 @@
                 <w:sz w:val="20"/>
                 <w:szCs w:val="20"/>
               </w:rPr>
-              <w:t xml:space="preserve">The Class Shop: How Much Is It?</w:t>
+              <w:t xml:space="preserve">A Visit to the Arctic</w:t>
             </w:r>
           </w:p>
         </w:tc>
@@ -1020,7 +1034,7 @@
                 <w:sz w:val="20"/>
                 <w:szCs w:val="20"/>
               </w:rPr>
-              <w:t xml:space="preserve">7 min</w:t>
+              <w:t xml:space="preserve">8 min</w:t>
             </w:r>
           </w:p>
         </w:tc>
@@ -1045,7 +1059,7 @@
                 <w:sz w:val="20"/>
                 <w:szCs w:val="20"/>
               </w:rPr>
-              <w:t xml:space="preserve">Talk</w:t>
+              <w:t xml:space="preserve">Act it out</w:t>
             </w:r>
           </w:p>
         </w:tc>
@@ -1070,49 +1084,49 @@
                 <w:sz w:val="18"/>
                 <w:szCs w:val="18"/>
               </w:rPr>
-              <w:t xml:space="preserve">• Customer: ask How much is it?</w:t>
-            </w:r>
-          </w:p>
-          <w:p>
-            <w:pPr>
-              <w:spacing w:after="40"/>
-            </w:pPr>
-            <w:r>
-              <w:rPr>
-                <w:b w:val="false"/>
-                <w:bCs w:val="false"/>
-                <w:sz w:val="18"/>
-                <w:szCs w:val="18"/>
-              </w:rPr>
-              <w:t xml:space="preserve">• Shopkeeper: answer It’s … dollars.</w:t>
-            </w:r>
-          </w:p>
-          <w:p>
-            <w:pPr>
-              <w:spacing w:after="40"/>
-            </w:pPr>
-            <w:r>
-              <w:rPr>
-                <w:b w:val="false"/>
-                <w:bCs w:val="false"/>
-                <w:sz w:val="18"/>
-                <w:szCs w:val="18"/>
-              </w:rPr>
-              <w:t xml:space="preserve">• Swap roles. Say That’s expensive! when it costs too much</w:t>
-            </w:r>
-          </w:p>
-          <w:p>
-            <w:pPr>
-              <w:spacing w:after="40"/>
-            </w:pPr>
-            <w:r>
-              <w:rPr>
-                <w:b w:val="false"/>
-                <w:bCs w:val="false"/>
-                <w:sz w:val="18"/>
-                <w:szCs w:val="18"/>
-              </w:rPr>
-              <w:t xml:space="preserve">Say: How much is it? · It’s … dollars. · That’s expensive!</w:t>
+              <w:t xml:space="preserve">• Stand up and do the action</w:t>
+            </w:r>
+          </w:p>
+          <w:p>
+            <w:pPr>
+              <w:spacing w:after="40"/>
+            </w:pPr>
+            <w:r>
+              <w:rPr>
+                <w:b w:val="false"/>
+                <w:bCs w:val="false"/>
+                <w:sz w:val="18"/>
+                <w:szCs w:val="18"/>
+              </w:rPr>
+              <w:t xml:space="preserve">• Repeat after the teacher (echo)</w:t>
+            </w:r>
+          </w:p>
+          <w:p>
+            <w:pPr>
+              <w:spacing w:after="40"/>
+            </w:pPr>
+            <w:r>
+              <w:rPr>
+                <w:b w:val="false"/>
+                <w:bCs w:val="false"/>
+                <w:sz w:val="18"/>
+                <w:szCs w:val="18"/>
+              </w:rPr>
+              <w:t xml:space="preserve">• At the 🤔 part: talk with your partner</w:t>
+            </w:r>
+          </w:p>
+          <w:p>
+            <w:pPr>
+              <w:spacing w:after="40"/>
+            </w:pPr>
+            <w:r>
+              <w:rPr>
+                <w:b w:val="false"/>
+                <w:bCs w:val="false"/>
+                <w:sz w:val="18"/>
+                <w:szCs w:val="18"/>
+              </w:rPr>
+              <w:t xml:space="preserve">Say: It is very cold. · The ice is melting. · We can help.</w:t>
             </w:r>
           </w:p>
         </w:tc>
@@ -1137,7 +1151,7 @@
                 <w:sz w:val="17"/>
                 <w:szCs w:val="17"/>
               </w:rPr>
-              <w:t xml:space="preserve">Book link: unit title "How Much Is It?"; the book story uses "That’s expensive" (p.52).</w:t>
+              <w:t xml:space="preserve">Book link: preparation for the poem on pp.42-45 and the unit idea "How can we make good changes in our world?" (p.55). The man, the polar bear and the thin ice are introduced here.</w:t>
             </w:r>
           </w:p>
           <w:p>
@@ -1151,7 +1165,7 @@
                 <w:sz w:val="17"/>
                 <w:szCs w:val="17"/>
               </w:rPr>
-              <w:t xml:space="preserve">Model once with a pupil (press Model it). Tap an item: the board says the price. Change the 👛 money to show when "That’s expensive!" appears.</w:t>
+              <w:t xml:space="preserve">Pupils do each action first, then you press the next part. Watch the ICE bar go down when the winters get warmer. At the 🤔 part pupils guess what happens to the ice.</w:t>
             </w:r>
           </w:p>
           <w:p>
@@ -1165,7 +1179,7 @@
                 <w:sz w:val="17"/>
                 <w:szCs w:val="17"/>
               </w:rPr>
-              <w:t xml:space="preserve">Pairs practise with the item cards on the board. Start the timer. Walk around and listen. Support: point and say only the number. Stretch: add "I’ll take it".</w:t>
+              <w:t xml:space="preserve">Do not read the poem yet. Pupils meet "The Bear and I" in Lesson 2.</w:t>
             </w:r>
           </w:p>
         </w:tc>
@@ -1220,7 +1234,7 @@
                 <w:sz w:val="20"/>
                 <w:szCs w:val="20"/>
               </w:rPr>
-              <w:t xml:space="preserve">Jar Labels</w:t>
+              <w:t xml:space="preserve">GAME: Arctic Memory</w:t>
             </w:r>
           </w:p>
         </w:tc>
@@ -1245,7 +1259,7 @@
                 <w:sz w:val="20"/>
                 <w:szCs w:val="20"/>
               </w:rPr>
-              <w:t xml:space="preserve">4 min</w:t>
+              <w:t xml:space="preserve">10 min</w:t>
             </w:r>
           </w:p>
         </w:tc>
@@ -1270,7 +1284,7 @@
                 <w:sz w:val="20"/>
                 <w:szCs w:val="20"/>
               </w:rPr>
-              <w:t xml:space="preserve">Create</w:t>
+              <w:t xml:space="preserve">Game</w:t>
             </w:r>
           </w:p>
         </w:tc>
@@ -1295,49 +1309,49 @@
                 <w:sz w:val="18"/>
                 <w:szCs w:val="18"/>
               </w:rPr>
-              <w:t xml:space="preserve">• Ask: Do you want a label for …?</w:t>
-            </w:r>
-          </w:p>
-          <w:p>
-            <w:pPr>
-              <w:spacing w:after="40"/>
-            </w:pPr>
-            <w:r>
-              <w:rPr>
-                <w:b w:val="false"/>
-                <w:bCs w:val="false"/>
-                <w:sz w:val="18"/>
-                <w:szCs w:val="18"/>
-              </w:rPr>
-              <w:t xml:space="preserve">• Answer: Of course I do!</w:t>
-            </w:r>
-          </w:p>
-          <w:p>
-            <w:pPr>
-              <w:spacing w:after="40"/>
-            </w:pPr>
-            <w:r>
-              <w:rPr>
-                <w:b w:val="false"/>
-                <w:bCs w:val="false"/>
-                <w:sz w:val="18"/>
-                <w:szCs w:val="18"/>
-              </w:rPr>
-              <w:t xml:space="preserve">• Tell the class: We both want …</w:t>
-            </w:r>
-          </w:p>
-          <w:p>
-            <w:pPr>
-              <w:spacing w:after="40"/>
-            </w:pPr>
-            <w:r>
-              <w:rPr>
-                <w:b w:val="false"/>
-                <w:bCs w:val="false"/>
-                <w:sz w:val="18"/>
-                <w:szCs w:val="18"/>
-              </w:rPr>
-              <w:t xml:space="preserve">Say: Do you want a label for …? · Of course I do! · We both want …</w:t>
+              <w:t xml:space="preserve">• Flip two cards</w:t>
+            </w:r>
+          </w:p>
+          <w:p>
+            <w:pPr>
+              <w:spacing w:after="40"/>
+            </w:pPr>
+            <w:r>
+              <w:rPr>
+                <w:b w:val="false"/>
+                <w:bCs w:val="false"/>
+                <w:sz w:val="18"/>
+                <w:szCs w:val="18"/>
+              </w:rPr>
+              <w:t xml:space="preserve">• Say the word every time</w:t>
+            </w:r>
+          </w:p>
+          <w:p>
+            <w:pPr>
+              <w:spacing w:after="40"/>
+            </w:pPr>
+            <w:r>
+              <w:rPr>
+                <w:b w:val="false"/>
+                <w:bCs w:val="false"/>
+                <w:sz w:val="18"/>
+                <w:szCs w:val="18"/>
+              </w:rPr>
+              <w:t xml:space="preserve">• Match the picture and its word</w:t>
+            </w:r>
+          </w:p>
+          <w:p>
+            <w:pPr>
+              <w:spacing w:after="40"/>
+            </w:pPr>
+            <w:r>
+              <w:rPr>
+                <w:b w:val="false"/>
+                <w:bCs w:val="false"/>
+                <w:sz w:val="18"/>
+                <w:szCs w:val="18"/>
+              </w:rPr>
+              <w:t xml:space="preserve">Say: This is a polar bear. · The ice is melting. · It is a pair!</w:t>
             </w:r>
           </w:p>
         </w:tc>
@@ -1362,7 +1376,7 @@
                 <w:sz w:val="17"/>
                 <w:szCs w:val="17"/>
               </w:rPr>
-              <w:t xml:space="preserve">Book link: p.41 A-C (think about jar labels, discuss with a partner, share with the class).</w:t>
+              <w:t xml:space="preserve">Book link: vocabulary from pp.40-45 (polar bear, ice, hole, melting, thin, fishing rod, crack, the Arctic). It pre-teaches the six Words in Context of Lesson 2.</w:t>
             </w:r>
           </w:p>
           <w:p>
@@ -1376,7 +1390,7 @@
                 <w:sz w:val="17"/>
                 <w:szCs w:val="17"/>
               </w:rPr>
-              <w:t xml:space="preserve">Model the dialogue (Model it). Pairs choose a label idea. Each pair tells the class "We both want …", and you tap the label to add a jar to the shelf.</w:t>
+              <w:t xml:space="preserve">The team in turn chooses two cards (the whole team shouts a number, one pupil taps). The board says the word each time a card turns over. A pair = 2 points and the team goes again. A wrong pair turns back and the next team plays.</w:t>
             </w:r>
           </w:p>
           <w:p>
@@ -1390,7 +1404,7 @@
                 <w:sz w:val="17"/>
                 <w:szCs w:val="17"/>
               </w:rPr>
-              <w:t xml:space="preserve">Pupils may also write their own label on a mini whiteboard. Good ideas are real: video games, college, animals, a gift for Mom.</w:t>
+              <w:t xml:space="preserve">Eight pairs are on the board. When all are found the winner is shown. Press Play again for a new shuffle.</w:t>
             </w:r>
           </w:p>
         </w:tc>
@@ -1445,7 +1459,7 @@
                 <w:sz w:val="20"/>
                 <w:szCs w:val="20"/>
               </w:rPr>
-              <w:t xml:space="preserve">GAME: Super Shopper</w:t>
+              <w:t xml:space="preserve">Change Makers</w:t>
             </w:r>
           </w:p>
         </w:tc>
@@ -1470,7 +1484,7 @@
                 <w:sz w:val="20"/>
                 <w:szCs w:val="20"/>
               </w:rPr>
-              <w:t xml:space="preserve">9 min</w:t>
+              <w:t xml:space="preserve">3 min</w:t>
             </w:r>
           </w:p>
         </w:tc>
@@ -1495,7 +1509,7 @@
                 <w:sz w:val="20"/>
                 <w:szCs w:val="20"/>
               </w:rPr>
-              <w:t xml:space="preserve">Game</w:t>
+              <w:t xml:space="preserve">Think</w:t>
             </w:r>
           </w:p>
         </w:tc>
@@ -1520,49 +1534,35 @@
                 <w:sz w:val="18"/>
                 <w:szCs w:val="18"/>
               </w:rPr>
-              <w:t xml:space="preserve">• Tap an item for your basket</w:t>
-            </w:r>
-          </w:p>
-          <w:p>
-            <w:pPr>
-              <w:spacing w:after="40"/>
-            </w:pPr>
-            <w:r>
-              <w:rPr>
-                <w:b w:val="false"/>
-                <w:bCs w:val="false"/>
-                <w:sz w:val="18"/>
-                <w:szCs w:val="18"/>
-              </w:rPr>
-              <w:t xml:space="preserve">• Everybody asks: How much is it?</w:t>
-            </w:r>
-          </w:p>
-          <w:p>
-            <w:pPr>
-              <w:spacing w:after="40"/>
-            </w:pPr>
-            <w:r>
-              <w:rPr>
-                <w:b w:val="false"/>
-                <w:bCs w:val="false"/>
-                <w:sz w:val="18"/>
-                <w:szCs w:val="18"/>
-              </w:rPr>
-              <w:t xml:space="preserve">• Stop before your money is gone. Spend EXACTLY your money for +3!</w:t>
-            </w:r>
-          </w:p>
-          <w:p>
-            <w:pPr>
-              <w:spacing w:after="40"/>
-            </w:pPr>
-            <w:r>
-              <w:rPr>
-                <w:b w:val="false"/>
-                <w:bCs w:val="false"/>
-                <w:sz w:val="18"/>
-                <w:szCs w:val="18"/>
-              </w:rPr>
-              <w:t xml:space="preserve">Say: How much is it? · It’s … dollars. · That’s expensive!</w:t>
+              <w:t xml:space="preserve">• Cheer for every team</w:t>
+            </w:r>
+          </w:p>
+          <w:p>
+            <w:pPr>
+              <w:spacing w:after="40"/>
+            </w:pPr>
+            <w:r>
+              <w:rPr>
+                <w:b w:val="false"/>
+                <w:bCs w:val="false"/>
+                <w:sz w:val="18"/>
+                <w:szCs w:val="18"/>
+              </w:rPr>
+              <w:t xml:space="preserve">• Door pass: one change in nature</w:t>
+            </w:r>
+          </w:p>
+          <w:p>
+            <w:pPr>
+              <w:spacing w:after="40"/>
+            </w:pPr>
+            <w:r>
+              <w:rPr>
+                <w:b w:val="false"/>
+                <w:bCs w:val="false"/>
+                <w:sz w:val="18"/>
+                <w:szCs w:val="18"/>
+              </w:rPr>
+              <w:t xml:space="preserve">Say: The ice is melting. · Plants grow.</w:t>
             </w:r>
           </w:p>
         </w:tc>
@@ -1587,232 +1587,7 @@
                 <w:sz w:val="17"/>
                 <w:szCs w:val="17"/>
               </w:rPr>
-              <w:t xml:space="preserve">Book link: unit title "How Much Is It?" and p.52 "That’s expensive". This is the practice game for prices.</w:t>
-            </w:r>
-          </w:p>
-          <w:p>
-            <w:pPr>
-              <w:spacing w:after="40"/>
-            </w:pPr>
-            <w:r>
-              <w:rPr>
-                <w:b w:val="false"/>
-                <w:bCs w:val="false"/>
-                <w:sz w:val="17"/>
-                <w:szCs w:val="17"/>
-              </w:rPr>
-              <w:t xml:space="preserve">Each team gets a budget ($6, $8 or $10) and six items. The team talks, then one pupil taps. Every pupil shouts "How much is it?" before the answer.</w:t>
-            </w:r>
-          </w:p>
-          <w:p>
-            <w:pPr>
-              <w:spacing w:after="40"/>
-            </w:pPr>
-            <w:r>
-              <w:rPr>
-                <w:b w:val="false"/>
-                <w:bCs w:val="false"/>
-                <w:sz w:val="17"/>
-                <w:szCs w:val="17"/>
-              </w:rPr>
-              <w:t xml:space="preserve">Points: 1 for each item, +3 if the team spends EXACTLY its money. Press Pay and finish, then Next team. Four teams play, then the winner is shown.</w:t>
-            </w:r>
-          </w:p>
-          <w:p>
-            <w:pPr>
-              <w:spacing w:after="40"/>
-            </w:pPr>
-            <w:r>
-              <w:rPr>
-                <w:b w:val="false"/>
-                <w:bCs w:val="false"/>
-                <w:sz w:val="17"/>
-                <w:szCs w:val="17"/>
-              </w:rPr>
-              <w:t xml:space="preserve">Support: a weaker team may take the cheap items. Stretch: ask "How much is it altogether?"</w:t>
-            </w:r>
-          </w:p>
-        </w:tc>
-      </w:tr>
-      <w:tr>
-        <w:trPr>
-          <w:cantSplit/>
-        </w:trPr>
-        <w:tc>
-          <w:tcPr>
-            <w:tcW w:type="dxa" w:w="500"/>
-            <w:tcMar>
-              <w:top w:type="dxa" w:w="60"/>
-              <w:left w:type="dxa" w:w="90"/>
-              <w:bottom w:type="dxa" w:w="60"/>
-              <w:right w:type="dxa" w:w="90"/>
-            </w:tcMar>
-          </w:tcPr>
-          <w:p>
-            <w:pPr>
-              <w:spacing w:after="40"/>
-            </w:pPr>
-            <w:r>
-              <w:rPr>
-                <w:b w:val="false"/>
-                <w:bCs w:val="false"/>
-                <w:sz w:val="20"/>
-                <w:szCs w:val="20"/>
-              </w:rPr>
-              <w:t xml:space="preserve">7</w:t>
-            </w:r>
-          </w:p>
-        </w:tc>
-        <w:tc>
-          <w:tcPr>
-            <w:tcW w:type="dxa" w:w="1900"/>
-            <w:tcMar>
-              <w:top w:type="dxa" w:w="60"/>
-              <w:left w:type="dxa" w:w="90"/>
-              <w:bottom w:type="dxa" w:w="60"/>
-              <w:right w:type="dxa" w:w="90"/>
-            </w:tcMar>
-          </w:tcPr>
-          <w:p>
-            <w:pPr>
-              <w:spacing w:after="40"/>
-            </w:pPr>
-            <w:r>
-              <w:rPr>
-                <w:b/>
-                <w:bCs/>
-                <w:sz w:val="20"/>
-                <w:szCs w:val="20"/>
-              </w:rPr>
-              <w:t xml:space="preserve">Thank You, Shoppers!</w:t>
-            </w:r>
-          </w:p>
-        </w:tc>
-        <w:tc>
-          <w:tcPr>
-            <w:tcW w:type="dxa" w:w="800"/>
-            <w:tcMar>
-              <w:top w:type="dxa" w:w="60"/>
-              <w:left w:type="dxa" w:w="90"/>
-              <w:bottom w:type="dxa" w:w="60"/>
-              <w:right w:type="dxa" w:w="90"/>
-            </w:tcMar>
-          </w:tcPr>
-          <w:p>
-            <w:pPr>
-              <w:spacing w:after="40"/>
-            </w:pPr>
-            <w:r>
-              <w:rPr>
-                <w:b w:val="false"/>
-                <w:bCs w:val="false"/>
-                <w:sz w:val="20"/>
-                <w:szCs w:val="20"/>
-              </w:rPr>
-              <w:t xml:space="preserve">2 min</w:t>
-            </w:r>
-          </w:p>
-        </w:tc>
-        <w:tc>
-          <w:tcPr>
-            <w:tcW w:type="dxa" w:w="1100"/>
-            <w:tcMar>
-              <w:top w:type="dxa" w:w="60"/>
-              <w:left w:type="dxa" w:w="90"/>
-              <w:bottom w:type="dxa" w:w="60"/>
-              <w:right w:type="dxa" w:w="90"/>
-            </w:tcMar>
-          </w:tcPr>
-          <w:p>
-            <w:pPr>
-              <w:spacing w:after="40"/>
-            </w:pPr>
-            <w:r>
-              <w:rPr>
-                <w:b w:val="false"/>
-                <w:bCs w:val="false"/>
-                <w:sz w:val="20"/>
-                <w:szCs w:val="20"/>
-              </w:rPr>
-              <w:t xml:space="preserve">Think</w:t>
-            </w:r>
-          </w:p>
-        </w:tc>
-        <w:tc>
-          <w:tcPr>
-            <w:tcW w:type="dxa" w:w="2900"/>
-            <w:tcMar>
-              <w:top w:type="dxa" w:w="60"/>
-              <w:left w:type="dxa" w:w="90"/>
-              <w:bottom w:type="dxa" w:w="60"/>
-              <w:right w:type="dxa" w:w="90"/>
-            </w:tcMar>
-          </w:tcPr>
-          <w:p>
-            <w:pPr>
-              <w:spacing w:after="40"/>
-            </w:pPr>
-            <w:r>
-              <w:rPr>
-                <w:b w:val="false"/>
-                <w:bCs w:val="false"/>
-                <w:sz w:val="18"/>
-                <w:szCs w:val="18"/>
-              </w:rPr>
-              <w:t xml:space="preserve">• Cheer for every team</w:t>
-            </w:r>
-          </w:p>
-          <w:p>
-            <w:pPr>
-              <w:spacing w:after="40"/>
-            </w:pPr>
-            <w:r>
-              <w:rPr>
-                <w:b w:val="false"/>
-                <w:bCs w:val="false"/>
-                <w:sz w:val="18"/>
-                <w:szCs w:val="18"/>
-              </w:rPr>
-              <w:t xml:space="preserve">• Door pass: ask the teacher: How much is it?</w:t>
-            </w:r>
-          </w:p>
-          <w:p>
-            <w:pPr>
-              <w:spacing w:after="40"/>
-            </w:pPr>
-            <w:r>
-              <w:rPr>
-                <w:b w:val="false"/>
-                <w:bCs w:val="false"/>
-                <w:sz w:val="18"/>
-                <w:szCs w:val="18"/>
-              </w:rPr>
-              <w:t xml:space="preserve">Say: How much is it?</w:t>
-            </w:r>
-          </w:p>
-        </w:tc>
-        <w:tc>
-          <w:tcPr>
-            <w:tcW w:type="dxa" w:w="2160"/>
-            <w:tcMar>
-              <w:top w:type="dxa" w:w="60"/>
-              <w:left w:type="dxa" w:w="90"/>
-              <w:bottom w:type="dxa" w:w="60"/>
-              <w:right w:type="dxa" w:w="90"/>
-            </w:tcMar>
-          </w:tcPr>
-          <w:p>
-            <w:pPr>
-              <w:spacing w:after="40"/>
-            </w:pPr>
-            <w:r>
-              <w:rPr>
-                <w:b w:val="false"/>
-                <w:bCs w:val="false"/>
-                <w:sz w:val="17"/>
-                <w:szCs w:val="17"/>
-              </w:rPr>
-              <w:t xml:space="preserve">Show the scores and cheer for everyone. At the door each pupil asks "How much is it?" about something in the room and you answer with a price. It is a quick check for you.</w:t>
+              <w:t xml:space="preserve">Show the scores and cheer for everyone. At the door each pupil says one change in nature in English (for example "Plants grow" or "The ice is melting"). It is a quick check for you.</w:t>
             </w:r>
           </w:p>
         </w:tc>
@@ -1835,7 +1610,7 @@
         <w:t xml:space="preserve">Support. </w:t>
       </w:r>
       <w:r>
-        <w:t xml:space="preserve">Point and say only the number or the item; use the picture cards; partner repeats after the shopkeeper.</w:t>
+        <w:t xml:space="preserve">Point to the picture and say two words; use the sentence frame "In the Arctic there is …"; partner helps in the memory game.</w:t>
       </w:r>
     </w:p>
     <w:p>
@@ -1850,7 +1625,7 @@
         <w:t xml:space="preserve">Stretch. </w:t>
       </w:r>
       <w:r>
-        <w:t xml:space="preserve">Add "I'll take it" and "How much is it altogether?"; give reasons with because.</w:t>
+        <w:t xml:space="preserve">Give two reasons with because; compare three things (Both … and …); say how we can help.</w:t>
       </w:r>
     </w:p>
     <w:p>
@@ -1865,7 +1640,7 @@
         <w:t xml:space="preserve">Check learning. </w:t>
       </w:r>
       <w:r>
-        <w:t xml:space="preserve">Door pass: each pupil asks "How much is it?" about something in the room and the teacher answers with a price. Give a team point for every correct team, not only the fastest.</w:t>
+        <w:t xml:space="preserve">Door pass: each pupil says one change in nature (good or bad). Give a team point for every correct team, not only the fastest.</w:t>
       </w:r>
     </w:p>
     <w:p>
@@ -1874,7 +1649,7 @@
         <w:pageBreakBefore/>
       </w:pPr>
       <w:r>
-        <w:t xml:space="preserve">Grade 3 · Unit 3 · How Much Is It? · Lesson 2: Before Money Was Money</w:t>
+        <w:t xml:space="preserve">Grade 3 · Unit 3 · It Keeps Changing · Lesson 2: The Bear and I</w:t>
       </w:r>
     </w:p>
     <w:p>
@@ -1887,7 +1662,7 @@
           <w:sz w:val="20"/>
           <w:szCs w:val="20"/>
         </w:rPr>
-        <w:t xml:space="preserve">35 minutes · classes 3A and 3B · A1 · one smartboard + mini whiteboards · Open: unit3-g3-lessons/index.html?lesson=2</w:t>
+        <w:t xml:space="preserve">35 minutes · classes 3A and 3B · A1 · one smartboard + mini whiteboards · Open: unit3-g4-lessons/index.html?lesson=2</w:t>
       </w:r>
     </w:p>
     <w:p>
@@ -1902,7 +1677,7 @@
         <w:t xml:space="preserve">Lesson goal. </w:t>
       </w:r>
       <w:r>
-        <w:t xml:space="preserve">Pupils say how people paid long ago (barter, cowrie shells, metal knives and spades, first coins), put four kinds of money in order, use five new words and tell a problem from a solution.</w:t>
+        <w:t xml:space="preserve">Pupils retell stanzas 1-4 of the poem The Bear and I, learn six words (hole, twice, enemy, thin, trap, melting), put the story in order and compare the man and the bear.</w:t>
       </w:r>
     </w:p>
     <w:p>
@@ -1917,7 +1692,7 @@
         <w:t xml:space="preserve">Book link. </w:t>
       </w:r>
       <w:r>
-        <w:t xml:space="preserve">Book pp. 42-43 (Reading 1: The History of Money, first part; Words in Context).</w:t>
+        <w:t xml:space="preserve">Book pp. 42-43 (Reading 1: The Bear and I, stanzas 1-4; Words in Context).</w:t>
       </w:r>
     </w:p>
     <w:p>
@@ -1932,7 +1707,7 @@
         <w:t xml:space="preserve">Words. </w:t>
       </w:r>
       <w:r>
-        <w:t xml:space="preserve">bartered, metal, valuable, credit card, plastic · cowrie shells, coin, carry, worth</w:t>
+        <w:t xml:space="preserve">hole, twice, enemy, thin, trap, melting · polar bear, fishing, hungry, giant, fur</w:t>
       </w:r>
     </w:p>
     <w:p>
@@ -1947,7 +1722,7 @@
         <w:t xml:space="preserve">Language. </w:t>
       </w:r>
       <w:r>
-        <w:t xml:space="preserve">People bartered. · … is easier to carry than … · The first coins came from Lydia. · It is a problem / solution because …</w:t>
+        <w:t xml:space="preserve">The bear was twice my size. · The bear was my enemy. · First … Next … Then … Last … · The man … but the bear … · Both … and …</w:t>
       </w:r>
     </w:p>
     <w:p>
@@ -1962,7 +1737,7 @@
         <w:t xml:space="preserve">Prepare. </w:t>
       </w:r>
       <w:r>
-        <w:t xml:space="preserve">Print the Cards page: PROBLEM / SOLUTION signs. Mini whiteboards and markers for each team. One smartboard (the game is played by teams in turns).</w:t>
+        <w:t xml:space="preserve">Print the Cards page: MAN / BOTH / BEAR signs. Mini whiteboards and markers for each team. One smartboard (the game is played by teams in turns).</w:t>
       </w:r>
     </w:p>
     <w:p>
@@ -2201,7 +1976,7 @@
                 <w:sz w:val="20"/>
                 <w:szCs w:val="20"/>
               </w:rPr>
-              <w:t xml:space="preserve">Mystery Money</w:t>
+              <w:t xml:space="preserve">Who Is “I”?</w:t>
             </w:r>
           </w:p>
         </w:tc>
@@ -2276,49 +2051,49 @@
                 <w:sz w:val="18"/>
                 <w:szCs w:val="18"/>
               </w:rPr>
-              <w:t xml:space="preserve">• Look at the boxes</w:t>
-            </w:r>
-          </w:p>
-          <w:p>
-            <w:pPr>
-              <w:spacing w:after="40"/>
-            </w:pPr>
-            <w:r>
-              <w:rPr>
-                <w:b w:val="false"/>
-                <w:bCs w:val="false"/>
-                <w:sz w:val="18"/>
-                <w:szCs w:val="18"/>
-              </w:rPr>
-              <w:t xml:space="preserve">• Guess with your partner: Is it money?</w:t>
-            </w:r>
-          </w:p>
-          <w:p>
-            <w:pPr>
-              <w:spacing w:after="40"/>
-            </w:pPr>
-            <w:r>
-              <w:rPr>
-                <w:b w:val="false"/>
-                <w:bCs w:val="false"/>
-                <w:sz w:val="18"/>
-                <w:szCs w:val="18"/>
-              </w:rPr>
-              <w:t xml:space="preserve">• Raise your hand to open a box</w:t>
-            </w:r>
-          </w:p>
-          <w:p>
-            <w:pPr>
-              <w:spacing w:after="40"/>
-            </w:pPr>
-            <w:r>
-              <w:rPr>
-                <w:b w:val="false"/>
-                <w:bCs w:val="false"/>
-                <w:sz w:val="18"/>
-                <w:szCs w:val="18"/>
-              </w:rPr>
-              <w:t xml:space="preserve">Say: I think it is … · Is it money?</w:t>
+              <w:t xml:space="preserve">• Look at the picture</w:t>
+            </w:r>
+          </w:p>
+          <w:p>
+            <w:pPr>
+              <w:spacing w:after="40"/>
+            </w:pPr>
+            <w:r>
+              <w:rPr>
+                <w:b w:val="false"/>
+                <w:bCs w:val="false"/>
+                <w:sz w:val="18"/>
+                <w:szCs w:val="18"/>
+              </w:rPr>
+              <w:t xml:space="preserve">• Guess with your partner</w:t>
+            </w:r>
+          </w:p>
+          <w:p>
+            <w:pPr>
+              <w:spacing w:after="40"/>
+            </w:pPr>
+            <w:r>
+              <w:rPr>
+                <w:b w:val="false"/>
+                <w:bCs w:val="false"/>
+                <w:sz w:val="18"/>
+                <w:szCs w:val="18"/>
+              </w:rPr>
+              <w:t xml:space="preserve">• Tell the class</w:t>
+            </w:r>
+          </w:p>
+          <w:p>
+            <w:pPr>
+              <w:spacing w:after="40"/>
+            </w:pPr>
+            <w:r>
+              <w:rPr>
+                <w:b w:val="false"/>
+                <w:bCs w:val="false"/>
+                <w:sz w:val="18"/>
+                <w:szCs w:val="18"/>
+              </w:rPr>
+              <w:t xml:space="preserve">Say: I think “I” is … · I think the bear is …</w:t>
             </w:r>
           </w:p>
         </w:tc>
@@ -2343,7 +2118,7 @@
                 <w:sz w:val="17"/>
                 <w:szCs w:val="17"/>
               </w:rPr>
-              <w:t xml:space="preserve">Book link: p.46 A (Which of these is or was money?). All five things were money at some time in history.</w:t>
+              <w:t xml:space="preserve">Book link: p.42 "The Bear and I" (Fiction, a poem). The book asks "How many stanzas does this poem have?" (a stanza is a group of lines in a poem; the poem has 8 stanzas, 2 on each page).</w:t>
             </w:r>
           </w:p>
           <w:p>
@@ -2357,21 +2132,7 @@
                 <w:sz w:val="17"/>
                 <w:szCs w:val="17"/>
               </w:rPr>
-              <w:t xml:space="preserve">Pupils guess before you open each box. Accept all guesses. When all five are open, show the four missions.</w:t>
-            </w:r>
-          </w:p>
-          <w:p>
-            <w:pPr>
-              <w:spacing w:after="40"/>
-            </w:pPr>
-            <w:r>
-              <w:rPr>
-                <w:b w:val="false"/>
-                <w:bCs w:val="false"/>
-                <w:sz w:val="17"/>
-                <w:szCs w:val="17"/>
-              </w:rPr>
-              <w:t xml:space="preserve">Do not say the dates yet. They come in the next step.</w:t>
+              <w:t xml:space="preserve">Accept all guesses. Do not read the poem yet. Show the five missions at the end.</w:t>
             </w:r>
           </w:p>
         </w:tc>
@@ -2426,7 +2187,7 @@
                 <w:sz w:val="20"/>
                 <w:szCs w:val="20"/>
               </w:rPr>
-              <w:t xml:space="preserve">Travel Back in Time</w:t>
+              <w:t xml:space="preserve">The Poem: Part 1</w:t>
             </w:r>
           </w:p>
         </w:tc>
@@ -2543,7 +2304,7 @@
                 <w:sz w:val="18"/>
                 <w:szCs w:val="18"/>
               </w:rPr>
-              <w:t xml:space="preserve">Say: People bartered. · Shells are easier to carry than goats.</w:t>
+              <w:t xml:space="preserve">Say: I fish through a hole. · The bear was twice my size. · The bear was my enemy.</w:t>
             </w:r>
           </w:p>
         </w:tc>
@@ -2568,7 +2329,7 @@
                 <w:sz w:val="17"/>
                 <w:szCs w:val="17"/>
               </w:rPr>
-              <w:t xml:space="preserve">Book link: pp.42-43, Reading 1 "The History of Money" (barter around 6000 BCE, cowrie shells in 1200 BCE, metal knives and spades around 1000 BCE, round metal money with holes, first true coins around 600 BCE in Lydia).</w:t>
+              <w:t xml:space="preserve">Book link: pp.42-43, stanzas 1-4 (the man from a land of wind and cold, his fishing hole, the giant arctic bear twice his size, the bear as his enemy). The lines here are retold in simple words, not copied.</w:t>
             </w:r>
           </w:p>
           <w:p>
@@ -2582,7 +2343,7 @@
                 <w:sz w:val="17"/>
                 <w:szCs w:val="17"/>
               </w:rPr>
-              <w:t xml:space="preserve">The timeline fills as the story goes. At the 🤔 part pupils guess what people can use before you reveal the shells.</w:t>
+              <w:t xml:space="preserve">Pupils do each action, then you press the next part. At the 🤔 part pupils guess what is near the fishing hole. Press Reveal.</w:t>
             </w:r>
           </w:p>
           <w:p>
@@ -2596,21 +2357,7 @@
                 <w:sz w:val="17"/>
                 <w:szCs w:val="17"/>
               </w:rPr>
-              <w:t xml:space="preserve">BCE means "Before Common Era": the dates count backwards (6000 BCE is older than 1200 BCE). The book asks: "Can you guess what CE stands for?"</w:t>
-            </w:r>
-          </w:p>
-          <w:p>
-            <w:pPr>
-              <w:spacing w:after="40"/>
-            </w:pPr>
-            <w:r>
-              <w:rPr>
-                <w:b w:val="false"/>
-                <w:bCs w:val="false"/>
-                <w:sz w:val="17"/>
-                <w:szCs w:val="17"/>
-              </w:rPr>
-              <w:t xml:space="preserve">Lydia is part of modern-day Turkey (book p.43). Pupils usually love this.</w:t>
+              <w:t xml:space="preserve">After the story, read the real poem from the book with the class (pp.42-43).</w:t>
             </w:r>
           </w:p>
         </w:tc>
@@ -2782,7 +2529,7 @@
                 <w:sz w:val="18"/>
                 <w:szCs w:val="18"/>
               </w:rPr>
-              <w:t xml:space="preserve">Say: bartered · valuable · credit card</w:t>
+              <w:t xml:space="preserve">Say: hole · twice · enemy</w:t>
             </w:r>
           </w:p>
         </w:tc>
@@ -2807,7 +2554,7 @@
                 <w:sz w:val="17"/>
                 <w:szCs w:val="17"/>
               </w:rPr>
-              <w:t xml:space="preserve">Book link: p.43 "Words in Context": bartered, metal, valuable, credit card, plastic ("Find these words in the reading. What do you think they mean?").</w:t>
+              <w:t xml:space="preserve">Book link: p.43 "Words in Context": hole, twice, enemy, thin, trap, melting ("Find these words in the reading. What do you think they mean?"). Thin, trap and melting come back in stanzas 5-8 (next lessons).</w:t>
             </w:r>
           </w:p>
           <w:p>
@@ -2821,7 +2568,7 @@
                 <w:sz w:val="17"/>
                 <w:szCs w:val="17"/>
               </w:rPr>
-              <w:t xml:space="preserve">Tap a card: the board says the word, the meaning and an example sentence. Pupils guess first, then you tap.</w:t>
+              <w:t xml:space="preserve">Tap a card: the board says the word, the meaning and an example sentence. Pupils guess first.</w:t>
             </w:r>
           </w:p>
           <w:p>
@@ -2835,7 +2582,7 @@
                 <w:sz w:val="17"/>
                 <w:szCs w:val="17"/>
               </w:rPr>
-              <w:t xml:space="preserve">Then press Clue game: pupils say the missing word. The word cards are the sentence frames for the next steps.</w:t>
+              <w:t xml:space="preserve">Then press Clue game: pupils say the missing word.</w:t>
             </w:r>
           </w:p>
         </w:tc>
@@ -2890,7 +2637,7 @@
                 <w:sz w:val="20"/>
                 <w:szCs w:val="20"/>
               </w:rPr>
-              <w:t xml:space="preserve">Put the Money in Order</w:t>
+              <w:t xml:space="preserve">Put the Story in Order</w:t>
             </w:r>
           </w:p>
         </w:tc>
@@ -2915,7 +2662,7 @@
                 <w:sz w:val="20"/>
                 <w:szCs w:val="20"/>
               </w:rPr>
-              <w:t xml:space="preserve">5 min</w:t>
+              <w:t xml:space="preserve">4 min</w:t>
             </w:r>
           </w:p>
         </w:tc>
@@ -3007,7 +2754,7 @@
                 <w:sz w:val="18"/>
                 <w:szCs w:val="18"/>
               </w:rPr>
-              <w:t xml:space="preserve">Say: First … · Shells are easier to carry than goats.</w:t>
+              <w:t xml:space="preserve">Say: First … · Next … · Last …</w:t>
             </w:r>
           </w:p>
         </w:tc>
@@ -3032,7 +2779,7 @@
                 <w:sz w:val="17"/>
                 <w:szCs w:val="17"/>
               </w:rPr>
-              <w:t xml:space="preserve">Book link: pp.44-45 timeline (1200 BCE cowrie shells, 1000 BCE knives and spades, 600 BCE first coins) and p.43 "Why do you think they put holes in the coins?".</w:t>
+              <w:t xml:space="preserve">Book link: pp.42-43 (order of events in stanzas 1-4).</w:t>
             </w:r>
           </w:p>
           <w:p>
@@ -3046,7 +2793,7 @@
                 <w:sz w:val="17"/>
                 <w:szCs w:val="17"/>
               </w:rPr>
-              <w:t xml:space="preserve">Teams order the four cards on their whiteboards. Show the order, then practise "easier to carry than".</w:t>
+              <w:t xml:space="preserve">Teams order the four cards on their whiteboards. Show the order, then practise First / Next / Then / Last.</w:t>
             </w:r>
           </w:p>
           <w:p>
@@ -3060,7 +2807,7 @@
                 <w:sz w:val="17"/>
                 <w:szCs w:val="17"/>
               </w:rPr>
-              <w:t xml:space="preserve">Holes: discuss "I think … because …". A likely answer is that holes let people carry coins on a string (teacher fact: not printed in the book).</w:t>
+              <w:t xml:space="preserve">Give a point to every team that is correct.</w:t>
             </w:r>
           </w:p>
         </w:tc>
@@ -3115,7 +2862,7 @@
                 <w:sz w:val="20"/>
                 <w:szCs w:val="20"/>
               </w:rPr>
-              <w:t xml:space="preserve">Problem or Solution?</w:t>
+              <w:t xml:space="preserve">Man or Bear or Both?</w:t>
             </w:r>
           </w:p>
         </w:tc>
@@ -3204,35 +2951,35 @@
                 <w:sz w:val="18"/>
                 <w:szCs w:val="18"/>
               </w:rPr>
-              <w:t xml:space="preserve">• Walk to PROBLEM or SOLUTION</w:t>
-            </w:r>
-          </w:p>
-          <w:p>
-            <w:pPr>
-              <w:spacing w:after="40"/>
-            </w:pPr>
-            <w:r>
-              <w:rPr>
-                <w:b w:val="false"/>
-                <w:bCs w:val="false"/>
-                <w:sz w:val="18"/>
-                <w:szCs w:val="18"/>
-              </w:rPr>
-              <w:t xml:space="preserve">• Say why</w:t>
-            </w:r>
-          </w:p>
-          <w:p>
-            <w:pPr>
-              <w:spacing w:after="40"/>
-            </w:pPr>
-            <w:r>
-              <w:rPr>
-                <w:b w:val="false"/>
-                <w:bCs w:val="false"/>
-                <w:sz w:val="18"/>
-                <w:szCs w:val="18"/>
-              </w:rPr>
-              <w:t xml:space="preserve">Say: It is a problem because … · It is a solution because …</w:t>
+              <w:t xml:space="preserve">• Walk to MAN, BOTH or BEAR</w:t>
+            </w:r>
+          </w:p>
+          <w:p>
+            <w:pPr>
+              <w:spacing w:after="40"/>
+            </w:pPr>
+            <w:r>
+              <w:rPr>
+                <w:b w:val="false"/>
+                <w:bCs w:val="false"/>
+                <w:sz w:val="18"/>
+                <w:szCs w:val="18"/>
+              </w:rPr>
+              <w:t xml:space="preserve">• Say the sentence</w:t>
+            </w:r>
+          </w:p>
+          <w:p>
+            <w:pPr>
+              <w:spacing w:after="40"/>
+            </w:pPr>
+            <w:r>
+              <w:rPr>
+                <w:b w:val="false"/>
+                <w:bCs w:val="false"/>
+                <w:sz w:val="18"/>
+                <w:szCs w:val="18"/>
+              </w:rPr>
+              <w:t xml:space="preserve">Say: The man … · The bear … · Both … and …</w:t>
             </w:r>
           </w:p>
         </w:tc>
@@ -3257,7 +3004,7 @@
                 <w:sz w:val="17"/>
                 <w:szCs w:val="17"/>
               </w:rPr>
-              <w:t xml:space="preserve">Book link: p.47 "A problem is something difficult … A solution is a way to fix the problem." The skill is practised again later in the unit.</w:t>
+              <w:t xml:space="preserve">Book link: p.47 "Compare and Contrast" (compare the bear and the man: eats fish, is big and scary, lives in the Arctic, is hungry, falls in the water, lives in a house). Today pupils use only what they know from stanzas 1-4.</w:t>
             </w:r>
           </w:p>
           <w:p>
@@ -3271,21 +3018,7 @@
                 <w:sz w:val="17"/>
                 <w:szCs w:val="17"/>
               </w:rPr>
-              <w:t xml:space="preserve">Print the two corner signs from the Cards page. Pupils walk, then give a reason with "because".</w:t>
-            </w:r>
-          </w:p>
-          <w:p>
-            <w:pPr>
-              <w:spacing w:after="40"/>
-            </w:pPr>
-            <w:r>
-              <w:rPr>
-                <w:b w:val="false"/>
-                <w:bCs w:val="false"/>
-                <w:sz w:val="17"/>
-                <w:szCs w:val="17"/>
-              </w:rPr>
-              <w:t xml:space="preserve">Reward the reason, not only the correct corner.</w:t>
+              <w:t xml:space="preserve">Print the three corner signs from the Cards page. Pupils walk, then say the sentence. Reward the sentence, not only the corner.</w:t>
             </w:r>
           </w:p>
         </w:tc>
@@ -3340,7 +3073,7 @@
                 <w:sz w:val="20"/>
                 <w:szCs w:val="20"/>
               </w:rPr>
-              <w:t xml:space="preserve">GAME: Money Catcher</w:t>
+              <w:t xml:space="preserve">GAME: Ice Escape</w:t>
             </w:r>
           </w:p>
         </w:tc>
@@ -3415,49 +3148,49 @@
                 <w:sz w:val="18"/>
                 <w:szCs w:val="18"/>
               </w:rPr>
-              <w:t xml:space="preserve">• Look at the falling things</w:t>
-            </w:r>
-          </w:p>
-          <w:p>
-            <w:pPr>
-              <w:spacing w:after="40"/>
-            </w:pPr>
-            <w:r>
-              <w:rPr>
-                <w:b w:val="false"/>
-                <w:bCs w:val="false"/>
-                <w:sz w:val="18"/>
-                <w:szCs w:val="18"/>
-              </w:rPr>
-              <w:t xml:space="preserve">• Tap money: shell, coin, note, card, knife money</w:t>
-            </w:r>
-          </w:p>
-          <w:p>
-            <w:pPr>
-              <w:spacing w:after="40"/>
-            </w:pPr>
-            <w:r>
-              <w:rPr>
-                <w:b w:val="false"/>
-                <w:bCs w:val="false"/>
-                <w:sz w:val="18"/>
-                <w:szCs w:val="18"/>
-              </w:rPr>
-              <w:t xml:space="preserve">• Everybody shouts the word</w:t>
-            </w:r>
-          </w:p>
-          <w:p>
-            <w:pPr>
-              <w:spacing w:after="40"/>
-            </w:pPr>
-            <w:r>
-              <w:rPr>
-                <w:b w:val="false"/>
-                <w:bCs w:val="false"/>
-                <w:sz w:val="18"/>
-                <w:szCs w:val="18"/>
-              </w:rPr>
-              <w:t xml:space="preserve">Say: This is money. · This is not money.</w:t>
+              <w:t xml:space="preserve">• Listen to the question</w:t>
+            </w:r>
+          </w:p>
+          <w:p>
+            <w:pPr>
+              <w:spacing w:after="40"/>
+            </w:pPr>
+            <w:r>
+              <w:rPr>
+                <w:b w:val="false"/>
+                <w:bCs w:val="false"/>
+                <w:sz w:val="18"/>
+                <w:szCs w:val="18"/>
+              </w:rPr>
+              <w:t xml:space="preserve">• Talk with your team, then answer</w:t>
+            </w:r>
+          </w:p>
+          <w:p>
+            <w:pPr>
+              <w:spacing w:after="40"/>
+            </w:pPr>
+            <w:r>
+              <w:rPr>
+                <w:b w:val="false"/>
+                <w:bCs w:val="false"/>
+                <w:sz w:val="18"/>
+                <w:szCs w:val="18"/>
+              </w:rPr>
+              <w:t xml:space="preserve">• Be the first team to the end of the ice</w:t>
+            </w:r>
+          </w:p>
+          <w:p>
+            <w:pPr>
+              <w:spacing w:after="40"/>
+            </w:pPr>
+            <w:r>
+              <w:rPr>
+                <w:b w:val="false"/>
+                <w:bCs w:val="false"/>
+                <w:sz w:val="18"/>
+                <w:szCs w:val="18"/>
+              </w:rPr>
+              <w:t xml:space="preserve">Say: I think it is … · The answer is …</w:t>
             </w:r>
           </w:p>
         </w:tc>
@@ -3482,7 +3215,7 @@
                 <w:sz w:val="17"/>
                 <w:szCs w:val="17"/>
               </w:rPr>
-              <w:t xml:space="preserve">Book link: p.46 A "Which of these is or was money?" (cowrie shells, ancient Chinese knife, paper money, credit card are money; a fork and knife and a wallet are not).</w:t>
+              <w:t xml:space="preserve">Book link: pp.42-43 (Words in Context and the facts of stanzas 1-4). Questions are mixed: words and understanding.</w:t>
             </w:r>
           </w:p>
           <w:p>
@@ -3496,7 +3229,7 @@
                 <w:sz w:val="17"/>
                 <w:szCs w:val="17"/>
               </w:rPr>
-              <w:t xml:space="preserve">Each team has 25 seconds and one pupil taps at a time (change the pupil every few seconds). The rest of the team shouts what they see. Not-money items only wobble: nobody loses points.</w:t>
+              <w:t xml:space="preserve">Teams take turns. The team talks for 10 seconds, then one pupil taps the answer. Right answer = one step and 1 point. A wrong answer cracks the ice but nobody loses points. The first team to the flag gets +3, the second +2, the third +1.</w:t>
             </w:r>
           </w:p>
           <w:p>
@@ -3510,21 +3243,7 @@
                 <w:sz w:val="17"/>
                 <w:szCs w:val="17"/>
               </w:rPr>
-              <w:t xml:space="preserve">Points go to the scoreboard automatically. After four teams the winner is shown. Press Play again for a second round.</w:t>
-            </w:r>
-          </w:p>
-          <w:p>
-            <w:pPr>
-              <w:spacing w:after="40"/>
-            </w:pPr>
-            <w:r>
-              <w:rPr>
-                <w:b w:val="false"/>
-                <w:bCs w:val="false"/>
-                <w:sz w:val="17"/>
-                <w:szCs w:val="17"/>
-              </w:rPr>
-              <w:t xml:space="preserve">Ask afterwards: Which was the first money? Which was the last? (checks the timeline).</w:t>
+              <w:t xml:space="preserve">Press Next team after each answer. Skip a question that is too hard. At the end the winner is shown.</w:t>
             </w:r>
           </w:p>
         </w:tc>
@@ -3579,7 +3298,7 @@
                 <w:sz w:val="20"/>
                 <w:szCs w:val="20"/>
               </w:rPr>
-              <w:t xml:space="preserve">Time Travellers’ Ceremony</w:t>
+              <w:t xml:space="preserve">The Ice Escape Ceremony</w:t>
             </w:r>
           </w:p>
         </w:tc>
@@ -3668,21 +3387,21 @@
                 <w:sz w:val="18"/>
                 <w:szCs w:val="18"/>
               </w:rPr>
-              <w:t xml:space="preserve">• Door pass: one thing people used as money</w:t>
-            </w:r>
-          </w:p>
-          <w:p>
-            <w:pPr>
-              <w:spacing w:after="40"/>
-            </w:pPr>
-            <w:r>
-              <w:rPr>
-                <w:b w:val="false"/>
-                <w:bCs w:val="false"/>
-                <w:sz w:val="18"/>
-                <w:szCs w:val="18"/>
-              </w:rPr>
-              <w:t xml:space="preserve">Say: People used … as money.</w:t>
+              <w:t xml:space="preserve">• Door pass: one sentence about the man or the bear</w:t>
+            </w:r>
+          </w:p>
+          <w:p>
+            <w:pPr>
+              <w:spacing w:after="40"/>
+            </w:pPr>
+            <w:r>
+              <w:rPr>
+                <w:b w:val="false"/>
+                <w:bCs w:val="false"/>
+                <w:sz w:val="18"/>
+                <w:szCs w:val="18"/>
+              </w:rPr>
+              <w:t xml:space="preserve">Say: The bear was twice my size. · The man fishes through a hole.</w:t>
             </w:r>
           </w:p>
         </w:tc>
@@ -3707,7 +3426,7 @@
                 <w:sz w:val="17"/>
                 <w:szCs w:val="17"/>
               </w:rPr>
-              <w:t xml:space="preserve">At the door each pupil says one sentence: "People used shells / coins / … as money." It checks the new vocabulary.</w:t>
+              <w:t xml:space="preserve">At the door each pupil says one sentence about the man or the bear (for example "The bear is hungry."). Next lesson: stanzas 5-8, when the ice gets thin.</w:t>
             </w:r>
           </w:p>
         </w:tc>
@@ -3730,7 +3449,7 @@
         <w:t xml:space="preserve">Support. </w:t>
       </w:r>
       <w:r>
-        <w:t xml:space="preserve">Use the picture and one word ("shell", "coin"); point to the timeline; sentence frame "People used … as money."</w:t>
+        <w:t xml:space="preserve">Retell with the pictures and one word per stanza; use "First … Next …" frames; whisper the answer to the team first.</w:t>
       </w:r>
     </w:p>
     <w:p>
@@ -3745,7 +3464,7 @@
         <w:t xml:space="preserve">Stretch. </w:t>
       </w:r>
       <w:r>
-        <w:t xml:space="preserve">Explain why the money changed ("because it is easier to carry"); say what money might come next.</w:t>
+        <w:t xml:space="preserve">Retell without pictures; add "because" (The bear was his enemy because it was hungry); predict stanzas 5-8.</w:t>
       </w:r>
     </w:p>
     <w:p>
@@ -3760,7 +3479,7 @@
         <w:t xml:space="preserve">Check learning. </w:t>
       </w:r>
       <w:r>
-        <w:t xml:space="preserve">Door pass: "People used … as money." (shells / coins / goats …). Give a team point for every correct team, not only the fastest.</w:t>
+        <w:t xml:space="preserve">Door pass: one sentence about the man or the bear. Give a team point for every correct team, not only the fastest.</w:t>
       </w:r>
     </w:p>
     <w:p>
@@ -3769,7 +3488,7 @@
         <w:pageBreakBefore/>
       </w:pPr>
       <w:r>
-        <w:t xml:space="preserve">Grade 3 · Unit 3 · How Much Is It? · Lesson 3: Money Changes</w:t>
+        <w:t xml:space="preserve">Grade 3 · Unit 3 · It Keeps Changing · Lesson 3: The Ice Cracks</w:t>
       </w:r>
     </w:p>
     <w:p>
@@ -3782,7 +3501,7 @@
           <w:sz w:val="20"/>
           <w:szCs w:val="20"/>
         </w:rPr>
-        <w:t xml:space="preserve">35 minutes · classes 3A and 3B · A1 · one smartboard + mini whiteboards · Open: unit3-g3-lessons/index.html?lesson=3</w:t>
+        <w:t xml:space="preserve">35 minutes · classes 3A and 3B · A1 · one smartboard + mini whiteboards · Open: unit3-g4-lessons/index.html?lesson=3</w:t>
       </w:r>
     </w:p>
     <w:p>
@@ -3797,7 +3516,7 @@
         <w:t xml:space="preserve">Lesson goal. </w:t>
       </w:r>
       <w:r>
-        <w:t xml:space="preserve">Pupils say how money changed (coins, paper money, credit cards, electronic money), use "easier to carry than", learn six money words and say what they think the next money will be.</w:t>
+        <w:t xml:space="preserve">Pupils retell stanzas 5-8 of the poem (thin ice, they fall in, the trap, danger and hope), use cause and effect (so / because), learn six poem words and say how they can help the world.</w:t>
       </w:r>
     </w:p>
     <w:p>
@@ -3812,7 +3531,7 @@
         <w:t xml:space="preserve">Book link. </w:t>
       </w:r>
       <w:r>
-        <w:t xml:space="preserve">Book pp. 44-45 (Reading 1 continued: coins, paper money, credit card, electronic money; the timeline).</w:t>
+        <w:t xml:space="preserve">Book pp. 44-45 (Reading 1 continued: The Bear and I, stanzas 5-8); p.55 B (how can we make good changes?).</w:t>
       </w:r>
     </w:p>
     <w:p>
@@ -3827,7 +3546,7 @@
         <w:t xml:space="preserve">Words. </w:t>
       </w:r>
       <w:r>
-        <w:t xml:space="preserve">coin, paper money, credit card, electronic money, internet, century</w:t>
+        <w:t xml:space="preserve">crack, swim, together, danger, hope, once more · thin, trap, melting</w:t>
       </w:r>
     </w:p>
     <w:p>
@@ -3842,7 +3561,7 @@
         <w:t xml:space="preserve">Language. </w:t>
       </w:r>
       <w:r>
-        <w:t xml:space="preserve">Paper money is easier to carry than metal coins. · The first credit card was in 1958. · I think the next money will be … · I wish we used … because …</w:t>
+        <w:t xml:space="preserve">The ice is thin, so it cracks. · It cracks because it is thin. · They are in the trap together. · I can … because …</w:t>
       </w:r>
     </w:p>
     <w:p>
@@ -3857,7 +3576,7 @@
         <w:t xml:space="preserve">Prepare. </w:t>
       </w:r>
       <w:r>
-        <w:t xml:space="preserve">Mini whiteboards not needed. One smartboard (the game Time Train is played by teams in turns).</w:t>
+        <w:t xml:space="preserve">Mini whiteboards and markers for each team. One smartboard (the game is played by teams in turns).</w:t>
       </w:r>
     </w:p>
     <w:p>
@@ -4096,7 +3815,7 @@
                 <w:sz w:val="20"/>
                 <w:szCs w:val="20"/>
               </w:rPr>
-              <w:t xml:space="preserve">Remember the Money Story</w:t>
+              <w:t xml:space="preserve">Remember the Poem</w:t>
             </w:r>
           </w:p>
         </w:tc>
@@ -4213,7 +3932,7 @@
                 <w:sz w:val="18"/>
                 <w:szCs w:val="18"/>
               </w:rPr>
-              <w:t xml:space="preserve">Say: People bartered. · Shells are easier to carry than goats.</w:t>
+              <w:t xml:space="preserve">Say: The man is from … · The bear was his enemy.</w:t>
             </w:r>
           </w:p>
         </w:tc>
@@ -4238,7 +3957,7 @@
                 <w:sz w:val="17"/>
                 <w:szCs w:val="17"/>
               </w:rPr>
-              <w:t xml:space="preserve">Book link: recap of pp.42-43 (barter, cowrie shells, knives and spades, the first coins) before pp.44-45.</w:t>
+              <w:t xml:space="preserve">Book link: recap of stanzas 1-4 (pp.42-43) before stanzas 5-8 (pp.44-45).</w:t>
             </w:r>
           </w:p>
           <w:p>
@@ -4307,7 +4026,7 @@
                 <w:sz w:val="20"/>
                 <w:szCs w:val="20"/>
               </w:rPr>
-              <w:t xml:space="preserve">From Coins to Cards</w:t>
+              <w:t xml:space="preserve">The Poem: Part 2</w:t>
             </w:r>
           </w:p>
         </w:tc>
@@ -4424,7 +4143,7 @@
                 <w:sz w:val="18"/>
                 <w:szCs w:val="18"/>
               </w:rPr>
-              <w:t xml:space="preserve">Say: Paper money is easier to carry. · The first credit card was in 1958.</w:t>
+              <w:t xml:space="preserve">Say: The ice is thin. · They are in a trap together. · The ice is melting.</w:t>
             </w:r>
           </w:p>
         </w:tc>
@@ -4449,7 +4168,7 @@
                 <w:sz w:val="17"/>
                 <w:szCs w:val="17"/>
               </w:rPr>
-              <w:t xml:space="preserve">Book link: pp.44-45, Reading 1 "The History of Money" (coins from silver and gold, the first paper money from China between 800 and 900 CE, Europe around 1600 CE, the first credit card in 1958, electronic money in the 21st century) and the timeline strip on pp.44-45.</w:t>
+              <w:t xml:space="preserve">Book link: pp.44-45, stanzas 5-8 (warm winters, thin ice, they fall in, a trap of ice and sea, the bear is not his enemy, things change, danger, the ice is melting, he hopes to see the bear once more). The lines are retold in simple words, not copied.</w:t>
             </w:r>
           </w:p>
           <w:p>
@@ -4463,7 +4182,7 @@
                 <w:sz w:val="17"/>
                 <w:szCs w:val="17"/>
               </w:rPr>
-              <w:t xml:space="preserve">The timeline fills as the story goes. At the 🤔 part pupils guess what is easier to carry than coins. Press Reveal.</w:t>
+              <w:t xml:space="preserve">Watch the ICE bar go down. At the 🤔 part pupils guess what happens when the ice is thin. Press Reveal.</w:t>
             </w:r>
           </w:p>
           <w:p>
@@ -4477,7 +4196,7 @@
                 <w:sz w:val="17"/>
                 <w:szCs w:val="17"/>
               </w:rPr>
-              <w:t xml:space="preserve">CE means "Common Era" (the book asked "Can you guess what CE stands for?" on p.42). Today a pupil may be able to say it.</w:t>
+              <w:t xml:space="preserve">After the story, read the real stanzas 5-8 from the book with the class. The book asks: "Why do you think the ice was a trap?" (p.44) and "Does the man change his mind about the bear?" (p.45).</w:t>
             </w:r>
           </w:p>
         </w:tc>
@@ -4532,7 +4251,7 @@
                 <w:sz w:val="20"/>
                 <w:szCs w:val="20"/>
               </w:rPr>
-              <w:t xml:space="preserve">Six Money Words</w:t>
+              <w:t xml:space="preserve">Six Poem Words</w:t>
             </w:r>
           </w:p>
         </w:tc>
@@ -4649,7 +4368,7 @@
                 <w:sz w:val="18"/>
                 <w:szCs w:val="18"/>
               </w:rPr>
-              <w:t xml:space="preserve">Say: coin · credit card · electronic money</w:t>
+              <w:t xml:space="preserve">Say: crack · together · danger</w:t>
             </w:r>
           </w:p>
         </w:tc>
@@ -4674,7 +4393,7 @@
                 <w:sz w:val="17"/>
                 <w:szCs w:val="17"/>
               </w:rPr>
-              <w:t xml:space="preserve">Book link: pp.44-45 (coin, paper money, credit card, electronic money, internet, centuries). "Credit card" was a Words in Context word on p.43.</w:t>
+              <w:t xml:space="preserve">Book link: stanzas 5-8 on pp.44-45 (crack, swim, together, danger, hope, once more). "Thin", "trap" and "melting" were Words in Context on p.43 and come back here.</w:t>
             </w:r>
           </w:p>
           <w:p>
@@ -4688,7 +4407,7 @@
                 <w:sz w:val="17"/>
                 <w:szCs w:val="17"/>
               </w:rPr>
-              <w:t xml:space="preserve">Tap a card: the board says the word, the meaning and an example sentence. Then press Clue game: pupils say the missing word.</w:t>
+              <w:t xml:space="preserve">Tap a card: the board says the word, the meaning and an example. Then press Clue game: pupils say the missing word.</w:t>
             </w:r>
           </w:p>
         </w:tc>
@@ -4743,7 +4462,7 @@
                 <w:sz w:val="20"/>
                 <w:szCs w:val="20"/>
               </w:rPr>
-              <w:t xml:space="preserve">Easier to Carry</w:t>
+              <w:t xml:space="preserve">Cause and Effect</w:t>
             </w:r>
           </w:p>
         </w:tc>
@@ -4768,7 +4487,7 @@
                 <w:sz w:val="20"/>
                 <w:szCs w:val="20"/>
               </w:rPr>
-              <w:t xml:space="preserve">4 min</w:t>
+              <w:t xml:space="preserve">5 min</w:t>
             </w:r>
           </w:p>
         </w:tc>
@@ -4793,7 +4512,7 @@
                 <w:sz w:val="20"/>
                 <w:szCs w:val="20"/>
               </w:rPr>
-              <w:t xml:space="preserve">Talk</w:t>
+              <w:t xml:space="preserve">Think</w:t>
             </w:r>
           </w:p>
         </w:tc>
@@ -4818,49 +4537,49 @@
                 <w:sz w:val="18"/>
                 <w:szCs w:val="18"/>
               </w:rPr>
-              <w:t xml:space="preserve">• Tap a pair with your partner</w:t>
-            </w:r>
-          </w:p>
-          <w:p>
-            <w:pPr>
-              <w:spacing w:after="40"/>
-            </w:pPr>
-            <w:r>
-              <w:rPr>
-                <w:b w:val="false"/>
-                <w:bCs w:val="false"/>
-                <w:sz w:val="18"/>
-                <w:szCs w:val="18"/>
-              </w:rPr>
-              <w:t xml:space="preserve">• Say: … is easier to carry than …</w:t>
-            </w:r>
-          </w:p>
-          <w:p>
-            <w:pPr>
-              <w:spacing w:after="40"/>
-            </w:pPr>
-            <w:r>
-              <w:rPr>
-                <w:b w:val="false"/>
-                <w:bCs w:val="false"/>
-                <w:sz w:val="18"/>
-                <w:szCs w:val="18"/>
-              </w:rPr>
-              <w:t xml:space="preserve">• Which do you like? Why?</w:t>
-            </w:r>
-          </w:p>
-          <w:p>
-            <w:pPr>
-              <w:spacing w:after="40"/>
-            </w:pPr>
-            <w:r>
-              <w:rPr>
-                <w:b w:val="false"/>
-                <w:bCs w:val="false"/>
-                <w:sz w:val="18"/>
-                <w:szCs w:val="18"/>
-              </w:rPr>
-              <w:t xml:space="preserve">Say: … is easier to carry than … · I like … because …</w:t>
+              <w:t xml:space="preserve">• Talk with your team</w:t>
+            </w:r>
+          </w:p>
+          <w:p>
+            <w:pPr>
+              <w:spacing w:after="40"/>
+            </w:pPr>
+            <w:r>
+              <w:rPr>
+                <w:b w:val="false"/>
+                <w:bCs w:val="false"/>
+                <w:sz w:val="18"/>
+                <w:szCs w:val="18"/>
+              </w:rPr>
+              <w:t xml:space="preserve">• Write 1-2-3-4-5 on the mini whiteboard</w:t>
+            </w:r>
+          </w:p>
+          <w:p>
+            <w:pPr>
+              <w:spacing w:after="40"/>
+            </w:pPr>
+            <w:r>
+              <w:rPr>
+                <w:b w:val="false"/>
+                <w:bCs w:val="false"/>
+                <w:sz w:val="18"/>
+                <w:szCs w:val="18"/>
+              </w:rPr>
+              <w:t xml:space="preserve">• Say: …, so …</w:t>
+            </w:r>
+          </w:p>
+          <w:p>
+            <w:pPr>
+              <w:spacing w:after="40"/>
+            </w:pPr>
+            <w:r>
+              <w:rPr>
+                <w:b w:val="false"/>
+                <w:bCs w:val="false"/>
+                <w:sz w:val="18"/>
+                <w:szCs w:val="18"/>
+              </w:rPr>
+              <w:t xml:space="preserve">Say: The ice is thin, so it cracks. · It cracks because it is thin.</w:t>
             </w:r>
           </w:p>
         </w:tc>
@@ -4885,7 +4604,7 @@
                 <w:sz w:val="17"/>
                 <w:szCs w:val="17"/>
               </w:rPr>
-              <w:t xml:space="preserve">Book link: pp.42-44 (shells easier to carry than goats or bags of grain; paper money easier to carry than metal coins).</w:t>
+              <w:t xml:space="preserve">Book link: stanzas 5-6 (pp.44) and the Think Together cause and effect idea on p.55.</w:t>
             </w:r>
           </w:p>
           <w:p>
@@ -4899,7 +4618,21 @@
                 <w:sz w:val="17"/>
                 <w:szCs w:val="17"/>
               </w:rPr>
-              <w:t xml:space="preserve">Model one sentence, then pupils say the rest. Support: say only the two words. Stretch: add "because".</w:t>
+              <w:t xml:space="preserve">Teams order the five cards. Show the order, then practise the frame with "so" and "because".</w:t>
+            </w:r>
+          </w:p>
+          <w:p>
+            <w:pPr>
+              <w:spacing w:after="40"/>
+            </w:pPr>
+            <w:r>
+              <w:rPr>
+                <w:b w:val="false"/>
+                <w:bCs w:val="false"/>
+                <w:sz w:val="17"/>
+                <w:szCs w:val="17"/>
+              </w:rPr>
+              <w:t xml:space="preserve">Give a point to every team that is correct.</w:t>
             </w:r>
           </w:p>
         </w:tc>
@@ -4954,7 +4687,7 @@
                 <w:sz w:val="20"/>
                 <w:szCs w:val="20"/>
               </w:rPr>
-              <w:t xml:space="preserve">GAME: Time Train</w:t>
+              <w:t xml:space="preserve">GAME: Cause and Effect Pairs</w:t>
             </w:r>
           </w:p>
         </w:tc>
@@ -5029,49 +4762,49 @@
                 <w:sz w:val="18"/>
                 <w:szCs w:val="18"/>
               </w:rPr>
-              <w:t xml:space="preserve">• Listen to the question</w:t>
-            </w:r>
-          </w:p>
-          <w:p>
-            <w:pPr>
-              <w:spacing w:after="40"/>
-            </w:pPr>
-            <w:r>
-              <w:rPr>
-                <w:b w:val="false"/>
-                <w:bCs w:val="false"/>
-                <w:sz w:val="18"/>
-                <w:szCs w:val="18"/>
-              </w:rPr>
-              <w:t xml:space="preserve">• Talk with your team, then answer</w:t>
-            </w:r>
-          </w:p>
-          <w:p>
-            <w:pPr>
-              <w:spacing w:after="40"/>
-            </w:pPr>
-            <w:r>
-              <w:rPr>
-                <w:b w:val="false"/>
-                <w:bCs w:val="false"/>
-                <w:sz w:val="18"/>
-                <w:szCs w:val="18"/>
-              </w:rPr>
-              <w:t xml:space="preserve">• A right answer moves the train</w:t>
-            </w:r>
-          </w:p>
-          <w:p>
-            <w:pPr>
-              <w:spacing w:after="40"/>
-            </w:pPr>
-            <w:r>
-              <w:rPr>
-                <w:b w:val="false"/>
-                <w:bCs w:val="false"/>
-                <w:sz w:val="18"/>
-                <w:szCs w:val="18"/>
-              </w:rPr>
-              <w:t xml:space="preserve">Say: I think it is … · The answer is …</w:t>
+              <w:t xml:space="preserve">• Flip two cards</w:t>
+            </w:r>
+          </w:p>
+          <w:p>
+            <w:pPr>
+              <w:spacing w:after="40"/>
+            </w:pPr>
+            <w:r>
+              <w:rPr>
+                <w:b w:val="false"/>
+                <w:bCs w:val="false"/>
+                <w:sz w:val="18"/>
+                <w:szCs w:val="18"/>
+              </w:rPr>
+              <w:t xml:space="preserve">• Read the card out loud</w:t>
+            </w:r>
+          </w:p>
+          <w:p>
+            <w:pPr>
+              <w:spacing w:after="40"/>
+            </w:pPr>
+            <w:r>
+              <w:rPr>
+                <w:b w:val="false"/>
+                <w:bCs w:val="false"/>
+                <w:sz w:val="18"/>
+                <w:szCs w:val="18"/>
+              </w:rPr>
+              <w:t xml:space="preserve">• Match the cause and its effect</w:t>
+            </w:r>
+          </w:p>
+          <w:p>
+            <w:pPr>
+              <w:spacing w:after="40"/>
+            </w:pPr>
+            <w:r>
+              <w:rPr>
+                <w:b w:val="false"/>
+                <w:bCs w:val="false"/>
+                <w:sz w:val="18"/>
+                <w:szCs w:val="18"/>
+              </w:rPr>
+              <w:t xml:space="preserve">Say: … , so … · … because …</w:t>
             </w:r>
           </w:p>
         </w:tc>
@@ -5096,7 +4829,7 @@
                 <w:sz w:val="17"/>
                 <w:szCs w:val="17"/>
               </w:rPr>
-              <w:t xml:space="preserve">Book link: the timeline on pp.44-45 (barter, cowrie shells, knives and spades, first coins, paper money, credit card, electronic money).</w:t>
+              <w:t xml:space="preserve">Book link: stanzas 5-8 (pp.44-45). Pairs: warm winters → thin ice; thin ice → it cracks; it cracks → they fall in; difficult to swim → a trap of ice and sea; they help each other → the bear is not his enemy; the ice is melting → danger.</w:t>
             </w:r>
           </w:p>
           <w:p>
@@ -5110,7 +4843,7 @@
                 <w:sz w:val="17"/>
                 <w:szCs w:val="17"/>
               </w:rPr>
-              <w:t xml:space="preserve">Teams take turns. The team talks for 10 seconds, then one pupil taps the answer. Right = 2 points and the train moves. Wrong = the next team can steal the question for 1 point. If nobody gets it, the answer is shown and the train moves.</w:t>
+              <w:t xml:space="preserve">The team in turn chooses two cards (the whole team shouts a number, one pupil taps). The board reads each card. A pair = 2 points and the team goes again. A wrong pair turns back and the next team plays.</w:t>
             </w:r>
           </w:p>
           <w:p>
@@ -5124,7 +4857,7 @@
                 <w:sz w:val="17"/>
                 <w:szCs w:val="17"/>
               </w:rPr>
-              <w:t xml:space="preserve">Press Next stop after each question. After the last station the winner is shown.</w:t>
+              <w:t xml:space="preserve">Six pairs. When all are found the winner is shown. Ask for a sentence with "so" for every pair.</w:t>
             </w:r>
           </w:p>
         </w:tc>
@@ -5179,7 +4912,7 @@
                 <w:sz w:val="20"/>
                 <w:szCs w:val="20"/>
               </w:rPr>
-              <w:t xml:space="preserve">What Is Next? Vote!</w:t>
+              <w:t xml:space="preserve">How Can We Help?</w:t>
             </w:r>
           </w:p>
         </w:tc>
@@ -5254,7 +4987,7 @@
                 <w:sz w:val="18"/>
                 <w:szCs w:val="18"/>
               </w:rPr>
-              <w:t xml:space="preserve">• Think: what comes next?</w:t>
+              <w:t xml:space="preserve">• Think: how can I help?</w:t>
             </w:r>
           </w:p>
           <w:p>
@@ -5282,21 +5015,21 @@
                 <w:sz w:val="18"/>
                 <w:szCs w:val="18"/>
               </w:rPr>
-              <w:t xml:space="preserve">• Say: I think the next money will be …</w:t>
-            </w:r>
-          </w:p>
-          <w:p>
-            <w:pPr>
-              <w:spacing w:after="40"/>
-            </w:pPr>
-            <w:r>
-              <w:rPr>
-                <w:b w:val="false"/>
-                <w:bCs w:val="false"/>
-                <w:sz w:val="18"/>
-                <w:szCs w:val="18"/>
-              </w:rPr>
-              <w:t xml:space="preserve">Say: I think the next money will be … · I wish we used … because …</w:t>
+              <w:t xml:space="preserve">• Say: I can … because …</w:t>
+            </w:r>
+          </w:p>
+          <w:p>
+            <w:pPr>
+              <w:spacing w:after="40"/>
+            </w:pPr>
+            <w:r>
+              <w:rPr>
+                <w:b w:val="false"/>
+                <w:bCs w:val="false"/>
+                <w:sz w:val="18"/>
+                <w:szCs w:val="18"/>
+              </w:rPr>
+              <w:t xml:space="preserve">Say: I can … because …</w:t>
             </w:r>
           </w:p>
         </w:tc>
@@ -5321,7 +5054,7 @@
                 <w:sz w:val="17"/>
                 <w:szCs w:val="17"/>
               </w:rPr>
-              <w:t xml:space="preserve">Book link: p.45 "What type of money do you think is going to be next?" and "Do you wish we used different money today?"</w:t>
+              <w:t xml:space="preserve">Book link: p.55 B "What changes can you make to keep our world clean?" with the frames "I can clean up trash because trash is a danger for animals." and "I can ride a bike to school because bikes don’t make the air dirty."</w:t>
             </w:r>
           </w:p>
           <w:p>
@@ -5335,7 +5068,7 @@
                 <w:sz w:val="17"/>
                 <w:szCs w:val="17"/>
               </w:rPr>
-              <w:t xml:space="preserve">Tap the picture once for each pupil's vote. Ask two or three pupils to say why with "because". There is no wrong answer.</w:t>
+              <w:t xml:space="preserve">Tap an idea once for each pupil’s vote. Ask two or three pupils to say a full sentence with "because". There is no wrong answer.</w:t>
             </w:r>
           </w:p>
         </w:tc>
@@ -5390,7 +5123,7 @@
                 <w:sz w:val="20"/>
                 <w:szCs w:val="20"/>
               </w:rPr>
-              <w:t xml:space="preserve">Time Travellers’ Ceremony</w:t>
+              <w:t xml:space="preserve">The Ice Ceremony</w:t>
             </w:r>
           </w:p>
         </w:tc>
@@ -5415,7 +5148,7 @@
                 <w:sz w:val="20"/>
                 <w:szCs w:val="20"/>
               </w:rPr>
-              <w:t xml:space="preserve">3 min</w:t>
+              <w:t xml:space="preserve">2 min</w:t>
             </w:r>
           </w:p>
         </w:tc>
@@ -5479,21 +5212,21 @@
                 <w:sz w:val="18"/>
                 <w:szCs w:val="18"/>
               </w:rPr>
-              <w:t xml:space="preserve">• Door pass: the next type of money</w:t>
-            </w:r>
-          </w:p>
-          <w:p>
-            <w:pPr>
-              <w:spacing w:after="40"/>
-            </w:pPr>
-            <w:r>
-              <w:rPr>
-                <w:b w:val="false"/>
-                <w:bCs w:val="false"/>
-                <w:sz w:val="18"/>
-                <w:szCs w:val="18"/>
-              </w:rPr>
-              <w:t xml:space="preserve">Say: I think the next money will be …</w:t>
+              <w:t xml:space="preserve">• Door pass: one sentence with because</w:t>
+            </w:r>
+          </w:p>
+          <w:p>
+            <w:pPr>
+              <w:spacing w:after="40"/>
+            </w:pPr>
+            <w:r>
+              <w:rPr>
+                <w:b w:val="false"/>
+                <w:bCs w:val="false"/>
+                <w:sz w:val="18"/>
+                <w:szCs w:val="18"/>
+              </w:rPr>
+              <w:t xml:space="preserve">Say: The ice cracks because it is thin.</w:t>
             </w:r>
           </w:p>
         </w:tc>
@@ -5518,7 +5251,7 @@
                 <w:sz w:val="17"/>
                 <w:szCs w:val="17"/>
               </w:rPr>
-              <w:t xml:space="preserve">At the door each pupil says one sentence: "I think the next money will be …". It checks the new language and gives you ideas for Lesson 4 (design the next money).</w:t>
+              <w:t xml:space="preserve">At the door each pupil says one sentence with "because" or "so" about the ice, the bear or the man. Next lesson: explore the poem (True/False, stanza questions, -ng sound, friends or not).</w:t>
             </w:r>
           </w:p>
         </w:tc>
@@ -5541,7 +5274,7 @@
         <w:t xml:space="preserve">Support. </w:t>
       </w:r>
       <w:r>
-        <w:t xml:space="preserve">Use the picture and one word; the timeline strip helps; steal-the-question lets teams help each other.</w:t>
+        <w:t xml:space="preserve">Use the pictures; start the sentence for them (The ice is thin, so …); partner whispers the answer first.</w:t>
       </w:r>
     </w:p>
     <w:p>
@@ -5556,7 +5289,7 @@
         <w:t xml:space="preserve">Stretch. </w:t>
       </w:r>
       <w:r>
-        <w:t xml:space="preserve">Add "because"; compare three kinds of money; say why people wanted something new.</w:t>
+        <w:t xml:space="preserve">Chain three causes in one sentence; predict what happens to the bear next; two reasons with because.</w:t>
       </w:r>
     </w:p>
     <w:p>
@@ -5571,7 +5304,7 @@
         <w:t xml:space="preserve">Check learning. </w:t>
       </w:r>
       <w:r>
-        <w:t xml:space="preserve">Door pass: "I think the next money will be …". Give a team point for every correct team, not only the fastest.</w:t>
+        <w:t xml:space="preserve">Door pass: one sentence with "because" or "so" about the ice, the bear or the man. Give a team point for every correct team, not only the fastest.</w:t>
       </w:r>
     </w:p>
     <w:p>
@@ -5580,7 +5313,7 @@
         <w:pageBreakBefore/>
       </w:pPr>
       <w:r>
-        <w:t xml:space="preserve">Grade 3 · Unit 3 · How Much Is It? · Lesson 4: Design the Next Money</w:t>
+        <w:t xml:space="preserve">Grade 3 · Unit 3 · It Keeps Changing · Lesson 4: Explore the Poem</w:t>
       </w:r>
     </w:p>
     <w:p>
@@ -5593,7 +5326,7 @@
           <w:sz w:val="20"/>
           <w:szCs w:val="20"/>
         </w:rPr>
-        <w:t xml:space="preserve">35 minutes · classes 3A and 3B · A1 · one smartboard + mini whiteboards · Open: unit3-g3-lessons/index.html?lesson=4</w:t>
+        <w:t xml:space="preserve">35 minutes · classes 3A and 3B · A1 · one smartboard + mini whiteboards · Open: unit3-g4-lessons/index.html?lesson=4</w:t>
       </w:r>
     </w:p>
     <w:p>
@@ -5608,7 +5341,7 @@
         <w:t xml:space="preserve">Lesson goal. </w:t>
       </w:r>
       <w:r>
-        <w:t xml:space="preserve">Pupils say which things are or were money, complete the money chart, find a problem and its solution, and design the next type of money.</w:t>
+        <w:t xml:space="preserve">Pupils decide if sentences about the poem are true or false, say -ng words, find the stanza with the answer, give an opinion with a reason, compare two things and perform the poem.</w:t>
       </w:r>
     </w:p>
     <w:p>
@@ -5623,7 +5356,7 @@
         <w:t xml:space="preserve">Book link. </w:t>
       </w:r>
       <w:r>
-        <w:t xml:space="preserve">Book pp. 46-47 (Explore the Reading: Which of these is or was money? Compare and contrast the types of money. Design the next money; Identifying Problems and Solutions).</w:t>
+        <w:t xml:space="preserve">Book pp. 46-47 (Explore the Reading: True/False, questions with stanza numbers, friends or not, Phonics -ng; Compare and Contrast).</w:t>
       </w:r>
     </w:p>
     <w:p>
@@ -5638,7 +5371,7 @@
         <w:t xml:space="preserve">Words. </w:t>
       </w:r>
       <w:r>
-        <w:t xml:space="preserve">problem, solution, metal, paper, plastic, shells, design</w:t>
+        <w:t xml:space="preserve">stanza, sing, long, spring, young, fishing, morning, friends, compare, contrast, both</w:t>
       </w:r>
     </w:p>
     <w:p>
@@ -5653,7 +5386,7 @@
         <w:t xml:space="preserve">Language. </w:t>
       </w:r>
       <w:r>
-        <w:t xml:space="preserve">Cowrie shells were used in 1200 BCE. · Credit cards are made from plastic. · The problem is … The solution is … · I think the next type of money will be a … You can … it.</w:t>
+        <w:t xml:space="preserve">It is false because … · I think they are (not) friends because … · The red car is …, but the white car is … · Both … and … · The answer is in stanza …</w:t>
       </w:r>
     </w:p>
     <w:p>
@@ -5668,7 +5401,7 @@
         <w:t xml:space="preserve">Prepare. </w:t>
       </w:r>
       <w:r>
-        <w:t xml:space="preserve">Print the Cards page: MONEY / NOT MONEY signs. Mini whiteboards and markers for each team (chart and design). One smartboard.</w:t>
+        <w:t xml:space="preserve">Print the Cards page: TRUE / FALSE signs. Pupils keep their books open at pp.42-47. One smartboard (the game is played by teams in turns).</w:t>
       </w:r>
     </w:p>
     <w:p>
@@ -5907,7 +5640,7 @@
                 <w:sz w:val="20"/>
                 <w:szCs w:val="20"/>
               </w:rPr>
-              <w:t xml:space="preserve">Is It or Was It Money?</w:t>
+              <w:t xml:space="preserve">True or False?</w:t>
             </w:r>
           </w:p>
         </w:tc>
@@ -5982,49 +5715,49 @@
                 <w:sz w:val="18"/>
                 <w:szCs w:val="18"/>
               </w:rPr>
-              <w:t xml:space="preserve">• Read the card</w:t>
-            </w:r>
-          </w:p>
-          <w:p>
-            <w:pPr>
-              <w:spacing w:after="40"/>
-            </w:pPr>
-            <w:r>
-              <w:rPr>
-                <w:b w:val="false"/>
-                <w:bCs w:val="false"/>
-                <w:sz w:val="18"/>
-                <w:szCs w:val="18"/>
-              </w:rPr>
-              <w:t xml:space="preserve">• Walk to MONEY or NOT MONEY</w:t>
-            </w:r>
-          </w:p>
-          <w:p>
-            <w:pPr>
-              <w:spacing w:after="40"/>
-            </w:pPr>
-            <w:r>
-              <w:rPr>
-                <w:b w:val="false"/>
-                <w:bCs w:val="false"/>
-                <w:sz w:val="18"/>
-                <w:szCs w:val="18"/>
-              </w:rPr>
-              <w:t xml:space="preserve">• Say the sentence</w:t>
-            </w:r>
-          </w:p>
-          <w:p>
-            <w:pPr>
-              <w:spacing w:after="40"/>
-            </w:pPr>
-            <w:r>
-              <w:rPr>
-                <w:b w:val="false"/>
-                <w:bCs w:val="false"/>
-                <w:sz w:val="18"/>
-                <w:szCs w:val="18"/>
-              </w:rPr>
-              <w:t xml:space="preserve">Say: … was money. · … is not money.</w:t>
+              <w:t xml:space="preserve">• Read the sentence</w:t>
+            </w:r>
+          </w:p>
+          <w:p>
+            <w:pPr>
+              <w:spacing w:after="40"/>
+            </w:pPr>
+            <w:r>
+              <w:rPr>
+                <w:b w:val="false"/>
+                <w:bCs w:val="false"/>
+                <w:sz w:val="18"/>
+                <w:szCs w:val="18"/>
+              </w:rPr>
+              <w:t xml:space="preserve">• Walk to TRUE or FALSE</w:t>
+            </w:r>
+          </w:p>
+          <w:p>
+            <w:pPr>
+              <w:spacing w:after="40"/>
+            </w:pPr>
+            <w:r>
+              <w:rPr>
+                <w:b w:val="false"/>
+                <w:bCs w:val="false"/>
+                <w:sz w:val="18"/>
+                <w:szCs w:val="18"/>
+              </w:rPr>
+              <w:t xml:space="preserve">• Say why: It is false because …</w:t>
+            </w:r>
+          </w:p>
+          <w:p>
+            <w:pPr>
+              <w:spacing w:after="40"/>
+            </w:pPr>
+            <w:r>
+              <w:rPr>
+                <w:b w:val="false"/>
+                <w:bCs w:val="false"/>
+                <w:sz w:val="18"/>
+                <w:szCs w:val="18"/>
+              </w:rPr>
+              <w:t xml:space="preserve">Say: It is true. · It is false because …</w:t>
             </w:r>
           </w:p>
         </w:tc>
@@ -6049,7 +5782,7 @@
                 <w:sz w:val="17"/>
                 <w:szCs w:val="17"/>
               </w:rPr>
-              <w:t xml:space="preserve">Book link: p.46 A "Think and check. Which of these is or was money?" (cowrie shells, a fork and knife, an ancient Chinese knife, a wallet, paper money, a credit card). Answers: the shells, the Chinese knife, paper money and the credit card are or were money.</w:t>
+              <w:t xml:space="preserve">Book link: p.46 A "Read and write True or False." (1 False, 2 True, 3 False, 4 True, 5 False).</w:t>
             </w:r>
           </w:p>
           <w:p>
@@ -6063,7 +5796,7 @@
                 <w:sz w:val="17"/>
                 <w:szCs w:val="17"/>
               </w:rPr>
-              <w:t xml:space="preserve">Print the two corner signs from the Cards page. Pupils walk, then say the sentence. A wallet holds money but is not money.</w:t>
+              <w:t xml:space="preserve">Print the two corner signs from the Cards page (TRUE and FALSE). Pupils walk, then correct the false sentence. Pupils then write the answers in their books.</w:t>
             </w:r>
           </w:p>
         </w:tc>
@@ -6118,7 +5851,7 @@
                 <w:sz w:val="20"/>
                 <w:szCs w:val="20"/>
               </w:rPr>
-              <w:t xml:space="preserve">The Money Chart</w:t>
+              <w:t xml:space="preserve">The -ng Sound</w:t>
             </w:r>
           </w:p>
         </w:tc>
@@ -6168,7 +5901,7 @@
                 <w:sz w:val="20"/>
                 <w:szCs w:val="20"/>
               </w:rPr>
-              <w:t xml:space="preserve">Think</w:t>
+              <w:t xml:space="preserve">Listen</w:t>
             </w:r>
           </w:p>
         </w:tc>
@@ -6193,49 +5926,49 @@
                 <w:sz w:val="18"/>
                 <w:szCs w:val="18"/>
               </w:rPr>
-              <w:t xml:space="preserve">• Talk with your team</w:t>
-            </w:r>
-          </w:p>
-          <w:p>
-            <w:pPr>
-              <w:spacing w:after="40"/>
-            </w:pPr>
-            <w:r>
-              <w:rPr>
-                <w:b w:val="false"/>
-                <w:bCs w:val="false"/>
-                <w:sz w:val="18"/>
-                <w:szCs w:val="18"/>
-              </w:rPr>
-              <w:t xml:space="preserve">• Fill the chart on the mini whiteboard</w:t>
-            </w:r>
-          </w:p>
-          <w:p>
-            <w:pPr>
-              <w:spacing w:after="40"/>
-            </w:pPr>
-            <w:r>
-              <w:rPr>
-                <w:b w:val="false"/>
-                <w:bCs w:val="false"/>
-                <w:sz w:val="18"/>
-                <w:szCs w:val="18"/>
-              </w:rPr>
-              <w:t xml:space="preserve">• Check: the teacher taps a cell</w:t>
-            </w:r>
-          </w:p>
-          <w:p>
-            <w:pPr>
-              <w:spacing w:after="40"/>
-            </w:pPr>
-            <w:r>
-              <w:rPr>
-                <w:b w:val="false"/>
-                <w:bCs w:val="false"/>
-                <w:sz w:val="18"/>
-                <w:szCs w:val="18"/>
-              </w:rPr>
-              <w:t xml:space="preserve">Say: … was used in … · … was made from …</w:t>
+              <w:t xml:space="preserve">• Listen to the word</w:t>
+            </w:r>
+          </w:p>
+          <w:p>
+            <w:pPr>
+              <w:spacing w:after="40"/>
+            </w:pPr>
+            <w:r>
+              <w:rPr>
+                <w:b w:val="false"/>
+                <w:bCs w:val="false"/>
+                <w:sz w:val="18"/>
+                <w:szCs w:val="18"/>
+              </w:rPr>
+              <w:t xml:space="preserve">• Say it after the board</w:t>
+            </w:r>
+          </w:p>
+          <w:p>
+            <w:pPr>
+              <w:spacing w:after="40"/>
+            </w:pPr>
+            <w:r>
+              <w:rPr>
+                <w:b w:val="false"/>
+                <w:bCs w:val="false"/>
+                <w:sz w:val="18"/>
+                <w:szCs w:val="18"/>
+              </w:rPr>
+              <w:t xml:space="preserve">• Tap the words that end with -ng</w:t>
+            </w:r>
+          </w:p>
+          <w:p>
+            <w:pPr>
+              <w:spacing w:after="40"/>
+            </w:pPr>
+            <w:r>
+              <w:rPr>
+                <w:b w:val="false"/>
+                <w:bCs w:val="false"/>
+                <w:sz w:val="18"/>
+                <w:szCs w:val="18"/>
+              </w:rPr>
+              <w:t xml:space="preserve">Say: sing · long · spring</w:t>
             </w:r>
           </w:p>
         </w:tc>
@@ -6260,7 +5993,7 @@
                 <w:sz w:val="17"/>
                 <w:szCs w:val="17"/>
               </w:rPr>
-              <w:t xml:space="preserve">Book link: p.46 B "Compare and contrast the types of money. Complete the chart." (Type of Money / When It Was Used / What It Was Made From).</w:t>
+              <w:t xml:space="preserve">Book link: p.46 Phonics -ng: "Listen and say. sing, long, reading, bang, spring. Now find more words ending with -ng in the reading." (young, fishing, morning, melting, changing, getting, living).</w:t>
             </w:r>
           </w:p>
           <w:p>
@@ -6274,7 +6007,7 @@
                 <w:sz w:val="17"/>
                 <w:szCs w:val="17"/>
               </w:rPr>
-              <w:t xml:space="preserve">Teams draw the chart on mini whiteboards and fill it in from what they know. Tap each cell to check (or Show all answers).</w:t>
+              <w:t xml:space="preserve">Say each word first: the -ng is one sound at the back of the mouth, with no hard "g" at the end. Tap a word: the board says it. -ng words turn green; other words turn grey.</w:t>
             </w:r>
           </w:p>
           <w:p>
@@ -6288,7 +6021,7 @@
                 <w:sz w:val="17"/>
                 <w:szCs w:val="17"/>
               </w:rPr>
-              <w:t xml:space="preserve">Answers: cowrie shells 1200 BCE shells; knives and spades 1000 BCE metal; paper money 800-900 CE paper; credit card 1958 plastic.</w:t>
+              <w:t xml:space="preserve">Turkish speakers often add a hard "g" (sin-g). Practise a nasal "ng" with a hum.</w:t>
             </w:r>
           </w:p>
         </w:tc>
@@ -6343,7 +6076,7 @@
                 <w:sz w:val="20"/>
                 <w:szCs w:val="20"/>
               </w:rPr>
-              <w:t xml:space="preserve">A Problem and a Solution</w:t>
+              <w:t xml:space="preserve">GAME: Stanza Detective</w:t>
             </w:r>
           </w:p>
         </w:tc>
@@ -6368,7 +6101,7 @@
                 <w:sz w:val="20"/>
                 <w:szCs w:val="20"/>
               </w:rPr>
-              <w:t xml:space="preserve">6 min</w:t>
+              <w:t xml:space="preserve">9 min</w:t>
             </w:r>
           </w:p>
         </w:tc>
@@ -6393,7 +6126,7 @@
                 <w:sz w:val="20"/>
                 <w:szCs w:val="20"/>
               </w:rPr>
-              <w:t xml:space="preserve">Act it out</w:t>
+              <w:t xml:space="preserve">Game</w:t>
             </w:r>
           </w:p>
         </w:tc>
@@ -6418,49 +6151,49 @@
                 <w:sz w:val="18"/>
                 <w:szCs w:val="18"/>
               </w:rPr>
-              <w:t xml:space="preserve">• Stand up and do the action</w:t>
-            </w:r>
-          </w:p>
-          <w:p>
-            <w:pPr>
-              <w:spacing w:after="40"/>
-            </w:pPr>
-            <w:r>
-              <w:rPr>
-                <w:b w:val="false"/>
-                <w:bCs w:val="false"/>
-                <w:sz w:val="18"/>
-                <w:szCs w:val="18"/>
-              </w:rPr>
-              <w:t xml:space="preserve">• At the 🤔 part: find the problem</w:t>
-            </w:r>
-          </w:p>
-          <w:p>
-            <w:pPr>
-              <w:spacing w:after="40"/>
-            </w:pPr>
-            <w:r>
-              <w:rPr>
-                <w:b w:val="false"/>
-                <w:bCs w:val="false"/>
-                <w:sz w:val="18"/>
-                <w:szCs w:val="18"/>
-              </w:rPr>
-              <w:t xml:space="preserve">• Say: The problem is … The solution is …</w:t>
-            </w:r>
-          </w:p>
-          <w:p>
-            <w:pPr>
-              <w:spacing w:after="40"/>
-            </w:pPr>
-            <w:r>
-              <w:rPr>
-                <w:b w:val="false"/>
-                <w:bCs w:val="false"/>
-                <w:sz w:val="18"/>
-                <w:szCs w:val="18"/>
-              </w:rPr>
-              <w:t xml:space="preserve">Say: The problem is … · The solution is …</w:t>
+              <w:t xml:space="preserve">• Listen to the question</w:t>
+            </w:r>
+          </w:p>
+          <w:p>
+            <w:pPr>
+              <w:spacing w:after="40"/>
+            </w:pPr>
+            <w:r>
+              <w:rPr>
+                <w:b w:val="false"/>
+                <w:bCs w:val="false"/>
+                <w:sz w:val="18"/>
+                <w:szCs w:val="18"/>
+              </w:rPr>
+              <w:t xml:space="preserve">• Find the answer in the poem with your team</w:t>
+            </w:r>
+          </w:p>
+          <w:p>
+            <w:pPr>
+              <w:spacing w:after="40"/>
+            </w:pPr>
+            <w:r>
+              <w:rPr>
+                <w:b w:val="false"/>
+                <w:bCs w:val="false"/>
+                <w:sz w:val="18"/>
+                <w:szCs w:val="18"/>
+              </w:rPr>
+              <w:t xml:space="preserve">• Tap the number of the stanza</w:t>
+            </w:r>
+          </w:p>
+          <w:p>
+            <w:pPr>
+              <w:spacing w:after="40"/>
+            </w:pPr>
+            <w:r>
+              <w:rPr>
+                <w:b w:val="false"/>
+                <w:bCs w:val="false"/>
+                <w:sz w:val="18"/>
+                <w:szCs w:val="18"/>
+              </w:rPr>
+              <w:t xml:space="preserve">Say: The answer is in stanza … · I think it is stanza …</w:t>
             </w:r>
           </w:p>
         </w:tc>
@@ -6485,7 +6218,7 @@
                 <w:sz w:val="17"/>
                 <w:szCs w:val="17"/>
               </w:rPr>
-              <w:t xml:space="preserve">Book link: p.47 "Identifying Problems and Solutions" (the retelling of A New Friend: Go Ne, his father, Wen Shu, the slingshot, the vet). "A problem is something difficult that happens in stories and in our lives. We can fix problems. A solution is a way to fix the problem."</w:t>
+              <w:t xml:space="preserve">Book link: p.46 B "Read and answer. Then write the number of the stanza where you can find the answer." (Where is the man from? stanza 1; How big is the polar bear? stanza 3; Why is the ice thin? stanza 5; Why are they in the water? stanza 5; What does the man hope? stanza 8).</w:t>
             </w:r>
           </w:p>
           <w:p>
@@ -6499,7 +6232,21 @@
                 <w:sz w:val="17"/>
                 <w:szCs w:val="17"/>
               </w:rPr>
-              <w:t xml:space="preserve">The story is retold in simple words. Pupils then do p.47 A in their books (write the problem and the solution).</w:t>
+              <w:t xml:space="preserve">Pupils keep the books open at pp.42-45. Teams take turns: right stanza = 2 points, wrong = the next team can steal for 1 point.</w:t>
+            </w:r>
+          </w:p>
+          <w:p>
+            <w:pPr>
+              <w:spacing w:after="40"/>
+            </w:pPr>
+            <w:r>
+              <w:rPr>
+                <w:b w:val="false"/>
+                <w:bCs w:val="false"/>
+                <w:sz w:val="17"/>
+                <w:szCs w:val="17"/>
+              </w:rPr>
+              <w:t xml:space="preserve">Eight questions are chosen from ten. After the last one the winner is shown. Press Play again for a new set.</w:t>
             </w:r>
           </w:p>
         </w:tc>
@@ -6554,7 +6301,7 @@
                 <w:sz w:val="20"/>
                 <w:szCs w:val="20"/>
               </w:rPr>
-              <w:t xml:space="preserve">GAME: Problem and Solution Pairs</w:t>
+              <w:t xml:space="preserve">Are They Friends?</w:t>
             </w:r>
           </w:p>
         </w:tc>
@@ -6579,7 +6326,7 @@
                 <w:sz w:val="20"/>
                 <w:szCs w:val="20"/>
               </w:rPr>
-              <w:t xml:space="preserve">9 min</w:t>
+              <w:t xml:space="preserve">5 min</w:t>
             </w:r>
           </w:p>
         </w:tc>
@@ -6604,7 +6351,7 @@
                 <w:sz w:val="20"/>
                 <w:szCs w:val="20"/>
               </w:rPr>
-              <w:t xml:space="preserve">Game</w:t>
+              <w:t xml:space="preserve">Talk</w:t>
             </w:r>
           </w:p>
         </w:tc>
@@ -6629,49 +6376,49 @@
                 <w:sz w:val="18"/>
                 <w:szCs w:val="18"/>
               </w:rPr>
-              <w:t xml:space="preserve">• Flip two cards</w:t>
-            </w:r>
-          </w:p>
-          <w:p>
-            <w:pPr>
-              <w:spacing w:after="40"/>
-            </w:pPr>
-            <w:r>
-              <w:rPr>
-                <w:b w:val="false"/>
-                <w:bCs w:val="false"/>
-                <w:sz w:val="18"/>
-                <w:szCs w:val="18"/>
-              </w:rPr>
-              <w:t xml:space="preserve">• Read the card out loud</w:t>
-            </w:r>
-          </w:p>
-          <w:p>
-            <w:pPr>
-              <w:spacing w:after="40"/>
-            </w:pPr>
-            <w:r>
-              <w:rPr>
-                <w:b w:val="false"/>
-                <w:bCs w:val="false"/>
-                <w:sz w:val="18"/>
-                <w:szCs w:val="18"/>
-              </w:rPr>
-              <w:t xml:space="preserve">• Match the problem and its solution</w:t>
-            </w:r>
-          </w:p>
-          <w:p>
-            <w:pPr>
-              <w:spacing w:after="40"/>
-            </w:pPr>
-            <w:r>
-              <w:rPr>
-                <w:b w:val="false"/>
-                <w:bCs w:val="false"/>
-                <w:sz w:val="18"/>
-                <w:szCs w:val="18"/>
-              </w:rPr>
-              <w:t xml:space="preserve">Say: This is a problem. · This is the solution.</w:t>
+              <w:t xml:space="preserve">• Think: friends or not?</w:t>
+            </w:r>
+          </w:p>
+          <w:p>
+            <w:pPr>
+              <w:spacing w:after="40"/>
+            </w:pPr>
+            <w:r>
+              <w:rPr>
+                <w:b w:val="false"/>
+                <w:bCs w:val="false"/>
+                <w:sz w:val="18"/>
+                <w:szCs w:val="18"/>
+              </w:rPr>
+              <w:t xml:space="preserve">• Tell the teacher your vote</w:t>
+            </w:r>
+          </w:p>
+          <w:p>
+            <w:pPr>
+              <w:spacing w:after="40"/>
+            </w:pPr>
+            <w:r>
+              <w:rPr>
+                <w:b w:val="false"/>
+                <w:bCs w:val="false"/>
+                <w:sz w:val="18"/>
+                <w:szCs w:val="18"/>
+              </w:rPr>
+              <w:t xml:space="preserve">• Say: I think … because …</w:t>
+            </w:r>
+          </w:p>
+          <w:p>
+            <w:pPr>
+              <w:spacing w:after="40"/>
+            </w:pPr>
+            <w:r>
+              <w:rPr>
+                <w:b w:val="false"/>
+                <w:bCs w:val="false"/>
+                <w:sz w:val="18"/>
+                <w:szCs w:val="18"/>
+              </w:rPr>
+              <w:t xml:space="preserve">Say: I think they are friends because … · I think they are not friends because …</w:t>
             </w:r>
           </w:p>
         </w:tc>
@@ -6696,7 +6443,7 @@
                 <w:sz w:val="17"/>
                 <w:szCs w:val="17"/>
               </w:rPr>
-              <w:t xml:space="preserve">Book link: p.47 B "Look at these pictures of early money. What were the problems with them? What solutions did people use?" (barter, metal spade money) and pp.42-45.</w:t>
+              <w:t xml:space="preserve">Book link: p.46 C "Think and discuss. Do you think the man and the bear are friends at the end of the poem? Why or why not?" with the frame "I think they’re not friends because the bear takes his fish."</w:t>
             </w:r>
           </w:p>
           <w:p>
@@ -6710,21 +6457,7 @@
                 <w:sz w:val="17"/>
                 <w:szCs w:val="17"/>
               </w:rPr>
-              <w:t xml:space="preserve">The team in turn chooses two cards (the whole team shouts a number, one pupil taps). The board reads each card. A pair = 2 points and the team goes again. A wrong pair turns back and the next team plays.</w:t>
-            </w:r>
-          </w:p>
-          <w:p>
-            <w:pPr>
-              <w:spacing w:after="40"/>
-            </w:pPr>
-            <w:r>
-              <w:rPr>
-                <w:b w:val="false"/>
-                <w:bCs w:val="false"/>
-                <w:sz w:val="17"/>
-                <w:szCs w:val="17"/>
-              </w:rPr>
-              <w:t xml:space="preserve">Six pairs on the board. When all are found the winner is shown.</w:t>
+              <w:t xml:space="preserve">Tap once for each pupil’s vote. Ask pupils from each side to give a reason with "because". Reward the reason, not the side.</w:t>
             </w:r>
           </w:p>
         </w:tc>
@@ -6779,7 +6512,7 @@
                 <w:sz w:val="20"/>
                 <w:szCs w:val="20"/>
               </w:rPr>
-              <w:t xml:space="preserve">Design the Next Money</w:t>
+              <w:t xml:space="preserve">Compare Two Cars</w:t>
             </w:r>
           </w:p>
         </w:tc>
@@ -6804,7 +6537,7 @@
                 <w:sz w:val="20"/>
                 <w:szCs w:val="20"/>
               </w:rPr>
-              <w:t xml:space="preserve">8 min</w:t>
+              <w:t xml:space="preserve">4 min</w:t>
             </w:r>
           </w:p>
         </w:tc>
@@ -6829,7 +6562,7 @@
                 <w:sz w:val="20"/>
                 <w:szCs w:val="20"/>
               </w:rPr>
-              <w:t xml:space="preserve">Create</w:t>
+              <w:t xml:space="preserve">Talk</w:t>
             </w:r>
           </w:p>
         </w:tc>
@@ -6854,49 +6587,49 @@
                 <w:sz w:val="18"/>
                 <w:szCs w:val="18"/>
               </w:rPr>
-              <w:t xml:space="preserve">• Spin the Money Machine for an idea</w:t>
-            </w:r>
-          </w:p>
-          <w:p>
-            <w:pPr>
-              <w:spacing w:after="40"/>
-            </w:pPr>
-            <w:r>
-              <w:rPr>
-                <w:b w:val="false"/>
-                <w:bCs w:val="false"/>
-                <w:sz w:val="18"/>
-                <w:szCs w:val="18"/>
-              </w:rPr>
-              <w:t xml:space="preserve">• Draw your money on the mini whiteboard</w:t>
-            </w:r>
-          </w:p>
-          <w:p>
-            <w:pPr>
-              <w:spacing w:after="40"/>
-            </w:pPr>
-            <w:r>
-              <w:rPr>
-                <w:b w:val="false"/>
-                <w:bCs w:val="false"/>
-                <w:sz w:val="18"/>
-                <w:szCs w:val="18"/>
-              </w:rPr>
-              <w:t xml:space="preserve">• Show it: I think the next type of money will be …</w:t>
-            </w:r>
-          </w:p>
-          <w:p>
-            <w:pPr>
-              <w:spacing w:after="40"/>
-            </w:pPr>
-            <w:r>
-              <w:rPr>
-                <w:b w:val="false"/>
-                <w:bCs w:val="false"/>
-                <w:sz w:val="18"/>
-                <w:szCs w:val="18"/>
-              </w:rPr>
-              <w:t xml:space="preserve">Say: I think the next type of money will be a … · You can … it.</w:t>
+              <w:t xml:space="preserve">• Tap a pair with your partner</w:t>
+            </w:r>
+          </w:p>
+          <w:p>
+            <w:pPr>
+              <w:spacing w:after="40"/>
+            </w:pPr>
+            <w:r>
+              <w:rPr>
+                <w:b w:val="false"/>
+                <w:bCs w:val="false"/>
+                <w:sz w:val="18"/>
+                <w:szCs w:val="18"/>
+              </w:rPr>
+              <w:t xml:space="preserve">• Say: …, but … / Both …</w:t>
+            </w:r>
+          </w:p>
+          <w:p>
+            <w:pPr>
+              <w:spacing w:after="40"/>
+            </w:pPr>
+            <w:r>
+              <w:rPr>
+                <w:b w:val="false"/>
+                <w:bCs w:val="false"/>
+                <w:sz w:val="18"/>
+                <w:szCs w:val="18"/>
+              </w:rPr>
+              <w:t xml:space="preserve">• Circle the same, underline the different</w:t>
+            </w:r>
+          </w:p>
+          <w:p>
+            <w:pPr>
+              <w:spacing w:after="40"/>
+            </w:pPr>
+            <w:r>
+              <w:rPr>
+                <w:b w:val="false"/>
+                <w:bCs w:val="false"/>
+                <w:sz w:val="18"/>
+                <w:szCs w:val="18"/>
+              </w:rPr>
+              <w:t xml:space="preserve">Say: The red car is …, but the white car is … · Both cars have …</w:t>
             </w:r>
           </w:p>
         </w:tc>
@@ -6921,7 +6654,7 @@
                 <w:sz w:val="17"/>
                 <w:szCs w:val="17"/>
               </w:rPr>
-              <w:t xml:space="preserve">Book link: p.46 C "Think and discuss. Design the next type of money." Frame: "I think the next type of money will be …".</w:t>
+              <w:t xml:space="preserve">Book link: p.47 B "Look and read. Circle things that are the same. Draw a line under things that are different. Compare with a partner." (the red car: red, four wheels, big, noisy, fast; the white car: small, fast, quiet, white, four wheels). Compare = same, contrast = different (p.47).</w:t>
             </w:r>
           </w:p>
           <w:p>
@@ -6935,21 +6668,7 @@
                 <w:sz w:val="17"/>
                 <w:szCs w:val="17"/>
               </w:rPr>
-              <w:t xml:space="preserve">Press Spin for ideas (a pupil may use it or ignore it). Start the timer for drawing. Then pupils show their design and say the frame. Press "A pupil shared!" for each design.</w:t>
-            </w:r>
-          </w:p>
-          <w:p>
-            <w:pPr>
-              <w:spacing w:after="40"/>
-            </w:pPr>
-            <w:r>
-              <w:rPr>
-                <w:b w:val="false"/>
-                <w:bCs w:val="false"/>
-                <w:sz w:val="17"/>
-                <w:szCs w:val="17"/>
-              </w:rPr>
-              <w:t xml:space="preserve">Stick the best designs on the wall as the class "Money of the Future".</w:t>
+              <w:t xml:space="preserve">Pupils do p.47 B in their books, then tap pairs to check. Model "The red car is big, but the white car is small." and "Both cars have four wheels."</w:t>
             </w:r>
           </w:p>
         </w:tc>
@@ -7004,7 +6723,7 @@
                 <w:sz w:val="20"/>
                 <w:szCs w:val="20"/>
               </w:rPr>
-              <w:t xml:space="preserve">Money Designers’ Ceremony</w:t>
+              <w:t xml:space="preserve">Perform the Poem</w:t>
             </w:r>
           </w:p>
         </w:tc>
@@ -7029,7 +6748,7 @@
                 <w:sz w:val="20"/>
                 <w:szCs w:val="20"/>
               </w:rPr>
-              <w:t xml:space="preserve">3 min</w:t>
+              <w:t xml:space="preserve">6 min</w:t>
             </w:r>
           </w:p>
         </w:tc>
@@ -7054,7 +6773,7 @@
                 <w:sz w:val="20"/>
                 <w:szCs w:val="20"/>
               </w:rPr>
-              <w:t xml:space="preserve">Think</w:t>
+              <w:t xml:space="preserve">Create</w:t>
             </w:r>
           </w:p>
         </w:tc>
@@ -7079,35 +6798,49 @@
                 <w:sz w:val="18"/>
                 <w:szCs w:val="18"/>
               </w:rPr>
-              <w:t xml:space="preserve">• Cheer for every team</w:t>
-            </w:r>
-          </w:p>
-          <w:p>
-            <w:pPr>
-              <w:spacing w:after="40"/>
-            </w:pPr>
-            <w:r>
-              <w:rPr>
-                <w:b w:val="false"/>
-                <w:bCs w:val="false"/>
-                <w:sz w:val="18"/>
-                <w:szCs w:val="18"/>
-              </w:rPr>
-              <w:t xml:space="preserve">• Door pass: show your design and say one sentence</w:t>
-            </w:r>
-          </w:p>
-          <w:p>
-            <w:pPr>
-              <w:spacing w:after="40"/>
-            </w:pPr>
-            <w:r>
-              <w:rPr>
-                <w:b w:val="false"/>
-                <w:bCs w:val="false"/>
-                <w:sz w:val="18"/>
-                <w:szCs w:val="18"/>
-              </w:rPr>
-              <w:t xml:space="preserve">Say: I think the next type of money will be …</w:t>
+              <w:t xml:space="preserve">• Each group gets one stanza</w:t>
+            </w:r>
+          </w:p>
+          <w:p>
+            <w:pPr>
+              <w:spacing w:after="40"/>
+            </w:pPr>
+            <w:r>
+              <w:rPr>
+                <w:b w:val="false"/>
+                <w:bCs w:val="false"/>
+                <w:sz w:val="18"/>
+                <w:szCs w:val="18"/>
+              </w:rPr>
+              <w:t xml:space="preserve">• Say it clearly with actions</w:t>
+            </w:r>
+          </w:p>
+          <w:p>
+            <w:pPr>
+              <w:spacing w:after="40"/>
+            </w:pPr>
+            <w:r>
+              <w:rPr>
+                <w:b w:val="false"/>
+                <w:bCs w:val="false"/>
+                <w:sz w:val="18"/>
+                <w:szCs w:val="18"/>
+              </w:rPr>
+              <w:t xml:space="preserve">• Everybody joins the last line</w:t>
+            </w:r>
+          </w:p>
+          <w:p>
+            <w:pPr>
+              <w:spacing w:after="40"/>
+            </w:pPr>
+            <w:r>
+              <w:rPr>
+                <w:b w:val="false"/>
+                <w:bCs w:val="false"/>
+                <w:sz w:val="18"/>
+                <w:szCs w:val="18"/>
+              </w:rPr>
+              <w:t xml:space="preserve">Say: For the bear and I.</w:t>
             </w:r>
           </w:p>
         </w:tc>
@@ -7132,7 +6865,218 @@
                 <w:sz w:val="17"/>
                 <w:szCs w:val="17"/>
               </w:rPr>
-              <w:t xml:space="preserve">At the door each pupil shows the design and says "I think the next type of money will be a …". Next lessons: Reading 2, The $100 Bill (pp.48-55).</w:t>
+              <w:t xml:space="preserve">Book link: pp.42-45, all eight stanzas of The Bear and I.</w:t>
+            </w:r>
+          </w:p>
+          <w:p>
+            <w:pPr>
+              <w:spacing w:after="40"/>
+            </w:pPr>
+            <w:r>
+              <w:rPr>
+                <w:b w:val="false"/>
+                <w:bCs w:val="false"/>
+                <w:sz w:val="17"/>
+                <w:szCs w:val="17"/>
+              </w:rPr>
+              <w:t xml:space="preserve">Tap a stanza number: the board shows and reads a simple retelling. Each group first reads its REAL stanza from the book, then performs it with actions. Give a team point for clear voices and good actions.</w:t>
+            </w:r>
+          </w:p>
+          <w:p>
+            <w:pPr>
+              <w:spacing w:after="40"/>
+            </w:pPr>
+            <w:r>
+              <w:rPr>
+                <w:b w:val="false"/>
+                <w:bCs w:val="false"/>
+                <w:sz w:val="17"/>
+                <w:szCs w:val="17"/>
+              </w:rPr>
+              <w:t xml:space="preserve">If the class is small, groups may take two stanzas. If time is short, perform stanzas 5-8 only.</w:t>
+            </w:r>
+          </w:p>
+        </w:tc>
+      </w:tr>
+      <w:tr>
+        <w:trPr>
+          <w:cantSplit/>
+        </w:trPr>
+        <w:tc>
+          <w:tcPr>
+            <w:tcW w:type="dxa" w:w="500"/>
+            <w:tcMar>
+              <w:top w:type="dxa" w:w="60"/>
+              <w:left w:type="dxa" w:w="90"/>
+              <w:bottom w:type="dxa" w:w="60"/>
+              <w:right w:type="dxa" w:w="90"/>
+            </w:tcMar>
+          </w:tcPr>
+          <w:p>
+            <w:pPr>
+              <w:spacing w:after="40"/>
+            </w:pPr>
+            <w:r>
+              <w:rPr>
+                <w:b w:val="false"/>
+                <w:bCs w:val="false"/>
+                <w:sz w:val="20"/>
+                <w:szCs w:val="20"/>
+              </w:rPr>
+              <w:t xml:space="preserve">7</w:t>
+            </w:r>
+          </w:p>
+        </w:tc>
+        <w:tc>
+          <w:tcPr>
+            <w:tcW w:type="dxa" w:w="1900"/>
+            <w:tcMar>
+              <w:top w:type="dxa" w:w="60"/>
+              <w:left w:type="dxa" w:w="90"/>
+              <w:bottom w:type="dxa" w:w="60"/>
+              <w:right w:type="dxa" w:w="90"/>
+            </w:tcMar>
+          </w:tcPr>
+          <w:p>
+            <w:pPr>
+              <w:spacing w:after="40"/>
+            </w:pPr>
+            <w:r>
+              <w:rPr>
+                <w:b/>
+                <w:bCs/>
+                <w:sz w:val="20"/>
+                <w:szCs w:val="20"/>
+              </w:rPr>
+              <w:t xml:space="preserve">Poets’ Ceremony</w:t>
+            </w:r>
+          </w:p>
+        </w:tc>
+        <w:tc>
+          <w:tcPr>
+            <w:tcW w:type="dxa" w:w="800"/>
+            <w:tcMar>
+              <w:top w:type="dxa" w:w="60"/>
+              <w:left w:type="dxa" w:w="90"/>
+              <w:bottom w:type="dxa" w:w="60"/>
+              <w:right w:type="dxa" w:w="90"/>
+            </w:tcMar>
+          </w:tcPr>
+          <w:p>
+            <w:pPr>
+              <w:spacing w:after="40"/>
+            </w:pPr>
+            <w:r>
+              <w:rPr>
+                <w:b w:val="false"/>
+                <w:bCs w:val="false"/>
+                <w:sz w:val="20"/>
+                <w:szCs w:val="20"/>
+              </w:rPr>
+              <w:t xml:space="preserve">2 min</w:t>
+            </w:r>
+          </w:p>
+        </w:tc>
+        <w:tc>
+          <w:tcPr>
+            <w:tcW w:type="dxa" w:w="1100"/>
+            <w:tcMar>
+              <w:top w:type="dxa" w:w="60"/>
+              <w:left w:type="dxa" w:w="90"/>
+              <w:bottom w:type="dxa" w:w="60"/>
+              <w:right w:type="dxa" w:w="90"/>
+            </w:tcMar>
+          </w:tcPr>
+          <w:p>
+            <w:pPr>
+              <w:spacing w:after="40"/>
+            </w:pPr>
+            <w:r>
+              <w:rPr>
+                <w:b w:val="false"/>
+                <w:bCs w:val="false"/>
+                <w:sz w:val="20"/>
+                <w:szCs w:val="20"/>
+              </w:rPr>
+              <w:t xml:space="preserve">Think</w:t>
+            </w:r>
+          </w:p>
+        </w:tc>
+        <w:tc>
+          <w:tcPr>
+            <w:tcW w:type="dxa" w:w="2900"/>
+            <w:tcMar>
+              <w:top w:type="dxa" w:w="60"/>
+              <w:left w:type="dxa" w:w="90"/>
+              <w:bottom w:type="dxa" w:w="60"/>
+              <w:right w:type="dxa" w:w="90"/>
+            </w:tcMar>
+          </w:tcPr>
+          <w:p>
+            <w:pPr>
+              <w:spacing w:after="40"/>
+            </w:pPr>
+            <w:r>
+              <w:rPr>
+                <w:b w:val="false"/>
+                <w:bCs w:val="false"/>
+                <w:sz w:val="18"/>
+                <w:szCs w:val="18"/>
+              </w:rPr>
+              <w:t xml:space="preserve">• Cheer for every team</w:t>
+            </w:r>
+          </w:p>
+          <w:p>
+            <w:pPr>
+              <w:spacing w:after="40"/>
+            </w:pPr>
+            <w:r>
+              <w:rPr>
+                <w:b w:val="false"/>
+                <w:bCs w:val="false"/>
+                <w:sz w:val="18"/>
+                <w:szCs w:val="18"/>
+              </w:rPr>
+              <w:t xml:space="preserve">• Door pass: a word that ends with -ng</w:t>
+            </w:r>
+          </w:p>
+          <w:p>
+            <w:pPr>
+              <w:spacing w:after="40"/>
+            </w:pPr>
+            <w:r>
+              <w:rPr>
+                <w:b w:val="false"/>
+                <w:bCs w:val="false"/>
+                <w:sz w:val="18"/>
+                <w:szCs w:val="18"/>
+              </w:rPr>
+              <w:t xml:space="preserve">Say: sing · long · spring</w:t>
+            </w:r>
+          </w:p>
+        </w:tc>
+        <w:tc>
+          <w:tcPr>
+            <w:tcW w:type="dxa" w:w="2160"/>
+            <w:tcMar>
+              <w:top w:type="dxa" w:w="60"/>
+              <w:left w:type="dxa" w:w="90"/>
+              <w:bottom w:type="dxa" w:w="60"/>
+              <w:right w:type="dxa" w:w="90"/>
+            </w:tcMar>
+          </w:tcPr>
+          <w:p>
+            <w:pPr>
+              <w:spacing w:after="40"/>
+            </w:pPr>
+            <w:r>
+              <w:rPr>
+                <w:b w:val="false"/>
+                <w:bCs w:val="false"/>
+                <w:sz w:val="17"/>
+                <w:szCs w:val="17"/>
+              </w:rPr>
+              <w:t xml:space="preserve">At the door each pupil says one word that ends with -ng (sing, long, spring, young, fishing, morning, melting, changing). Next lessons: Reading 2, Clean Cars (pp.48-55).</w:t>
             </w:r>
           </w:p>
         </w:tc>
@@ -7155,7 +7099,7 @@
         <w:t xml:space="preserve">Support. </w:t>
       </w:r>
       <w:r>
-        <w:t xml:space="preserve">Fill the chart from the picture cards; use the Money Machine words for the design; partner draws, you say.</w:t>
+        <w:t xml:space="preserve">Point to the stanza first; use the sentence frames; group performance with one line each.</w:t>
       </w:r>
     </w:p>
     <w:p>
@@ -7170,7 +7114,7 @@
         <w:t xml:space="preserve">Stretch. </w:t>
       </w:r>
       <w:r>
-        <w:t xml:space="preserve">Explain the problem of the old money and how the next money solves it; write the design sentence in the notebook.</w:t>
+        <w:t xml:space="preserve">Correct every false sentence; give two reasons; perform without the book.</w:t>
       </w:r>
     </w:p>
     <w:p>
@@ -7185,7 +7129,1860 @@
         <w:t xml:space="preserve">Check learning. </w:t>
       </w:r>
       <w:r>
-        <w:t xml:space="preserve">Door pass: show your design and say one sentence about it. Give a team point for every correct team, not only the fastest.</w:t>
+        <w:t xml:space="preserve">Door pass: say one word that ends with -ng. Give a team point for every correct team, not only the fastest.</w:t>
+      </w:r>
+    </w:p>
+    <w:p>
+      <w:pPr>
+        <w:pStyle w:val="Heading1"/>
+        <w:pageBreakBefore/>
+      </w:pPr>
+      <w:r>
+        <w:t xml:space="preserve">Grade 3 · Unit 3 · It Keeps Changing · Lesson 5: Clean Cars</w:t>
+      </w:r>
+    </w:p>
+    <w:p>
+      <w:pPr>
+        <w:spacing w:after="100"/>
+      </w:pPr>
+      <w:r>
+        <w:rPr>
+          <w:color w:val="475569"/>
+          <w:sz w:val="20"/>
+          <w:szCs w:val="20"/>
+        </w:rPr>
+        <w:t xml:space="preserve">40 minutes · classes 3A and 3B · A1 · one smartboard + mini whiteboards · Open: unit3-g4-lessons/index.html?lesson=5</w:t>
+      </w:r>
+    </w:p>
+    <w:p>
+      <w:pPr>
+        <w:spacing w:after="60"/>
+      </w:pPr>
+      <w:r>
+        <w:rPr>
+          <w:b/>
+          <w:bCs/>
+        </w:rPr>
+        <w:t xml:space="preserve">Lesson goal. </w:t>
+      </w:r>
+      <w:r>
+        <w:t xml:space="preserve">Pupils name the five kinds of cars (gasoline, biofuel, electric, air, solar), say what energy each car uses, describe cars with fast, slow, noisy, quiet, clean, dirty and expensive, find the cars that make the air dirty, and say which clean car they like and why.</w:t>
+      </w:r>
+    </w:p>
+    <w:p>
+      <w:pPr>
+        <w:spacing w:after="60"/>
+      </w:pPr>
+      <w:r>
+        <w:rPr>
+          <w:b/>
+          <w:bCs/>
+        </w:rPr>
+        <w:t xml:space="preserve">Book link. </w:t>
+      </w:r>
+      <w:r>
+        <w:t xml:space="preserve">Reading 2: Clean Cars (pp.48-53), p.54 (label the cars, good and bad things, main idea, favourite car) and p.55 Think Together</w:t>
+      </w:r>
+    </w:p>
+    <w:p>
+      <w:pPr>
+        <w:spacing w:after="60"/>
+      </w:pPr>
+      <w:r>
+        <w:rPr>
+          <w:b/>
+          <w:bCs/>
+        </w:rPr>
+        <w:t xml:space="preserve">Words. </w:t>
+      </w:r>
+      <w:r>
+        <w:t xml:space="preserve">gasoline, biofuel, electric, air, solar, energy, oil, electricity, noisy, quiet, clean, dirty, fast, slow, expensive, wheels</w:t>
+      </w:r>
+    </w:p>
+    <w:p>
+      <w:pPr>
+        <w:spacing w:after="60"/>
+      </w:pPr>
+      <w:r>
+        <w:rPr>
+          <w:b/>
+          <w:bCs/>
+        </w:rPr>
+        <w:t xml:space="preserve">Language. </w:t>
+      </w:r>
+      <w:r>
+        <w:t xml:space="preserve">A … car uses … · … cars are …, but … · Clean cars are one way to have a clean world. · I like the … car because it is …</w:t>
+      </w:r>
+    </w:p>
+    <w:p>
+      <w:pPr>
+        <w:spacing w:after="60"/>
+      </w:pPr>
+      <w:r>
+        <w:rPr>
+          <w:b/>
+          <w:bCs/>
+        </w:rPr>
+        <w:t xml:space="preserve">Prepare. </w:t>
+      </w:r>
+      <w:r>
+        <w:t xml:space="preserve">Mini whiteboards and markers for each team. One smartboard (the games are played by teams in turns). No printing is needed: the five car pictures are in the lesson.</w:t>
+      </w:r>
+    </w:p>
+    <w:p>
+      <w:pPr>
+        <w:spacing w:before="120"/>
+      </w:pPr>
+    </w:p>
+    <w:tbl>
+      <w:tblPr>
+        <w:tblW w:type="dxa" w:w="9360"/>
+        <w:tblBorders>
+          <w:top w:val="single" w:color="94A3B8" w:sz="4"/>
+          <w:left w:val="single" w:color="94A3B8" w:sz="4"/>
+          <w:bottom w:val="single" w:color="94A3B8" w:sz="4"/>
+          <w:right w:val="single" w:color="94A3B8" w:sz="4"/>
+          <w:insideH w:val="single" w:color="94A3B8" w:sz="4"/>
+          <w:insideV w:val="single" w:color="94A3B8" w:sz="4"/>
+        </w:tblBorders>
+      </w:tblPr>
+      <w:tblGrid>
+        <w:gridCol w:w="500"/>
+        <w:gridCol w:w="1900"/>
+        <w:gridCol w:w="800"/>
+        <w:gridCol w:w="1100"/>
+        <w:gridCol w:w="2900"/>
+        <w:gridCol w:w="2160"/>
+      </w:tblGrid>
+      <w:tr>
+        <w:trPr>
+          <w:tblHeader/>
+        </w:trPr>
+        <w:tc>
+          <w:tcPr>
+            <w:tcW w:type="dxa" w:w="500"/>
+            <w:shd w:fill="E0F2FE" w:color="auto" w:val="clear"/>
+            <w:tcMar>
+              <w:top w:type="dxa" w:w="60"/>
+              <w:left w:type="dxa" w:w="90"/>
+              <w:bottom w:type="dxa" w:w="60"/>
+              <w:right w:type="dxa" w:w="90"/>
+            </w:tcMar>
+          </w:tcPr>
+          <w:p>
+            <w:pPr>
+              <w:spacing w:after="40"/>
+            </w:pPr>
+            <w:r>
+              <w:rPr>
+                <w:b/>
+                <w:bCs/>
+                <w:sz w:val="20"/>
+                <w:szCs w:val="20"/>
+              </w:rPr>
+              <w:t xml:space="preserve">#</w:t>
+            </w:r>
+          </w:p>
+        </w:tc>
+        <w:tc>
+          <w:tcPr>
+            <w:tcW w:type="dxa" w:w="1900"/>
+            <w:shd w:fill="E0F2FE" w:color="auto" w:val="clear"/>
+            <w:tcMar>
+              <w:top w:type="dxa" w:w="60"/>
+              <w:left w:type="dxa" w:w="90"/>
+              <w:bottom w:type="dxa" w:w="60"/>
+              <w:right w:type="dxa" w:w="90"/>
+            </w:tcMar>
+          </w:tcPr>
+          <w:p>
+            <w:pPr>
+              <w:spacing w:after="40"/>
+            </w:pPr>
+            <w:r>
+              <w:rPr>
+                <w:b/>
+                <w:bCs/>
+                <w:sz w:val="20"/>
+                <w:szCs w:val="20"/>
+              </w:rPr>
+              <w:t xml:space="preserve">Step</w:t>
+            </w:r>
+          </w:p>
+        </w:tc>
+        <w:tc>
+          <w:tcPr>
+            <w:tcW w:type="dxa" w:w="800"/>
+            <w:shd w:fill="E0F2FE" w:color="auto" w:val="clear"/>
+            <w:tcMar>
+              <w:top w:type="dxa" w:w="60"/>
+              <w:left w:type="dxa" w:w="90"/>
+              <w:bottom w:type="dxa" w:w="60"/>
+              <w:right w:type="dxa" w:w="90"/>
+            </w:tcMar>
+          </w:tcPr>
+          <w:p>
+            <w:pPr>
+              <w:spacing w:after="40"/>
+            </w:pPr>
+            <w:r>
+              <w:rPr>
+                <w:b/>
+                <w:bCs/>
+                <w:sz w:val="20"/>
+                <w:szCs w:val="20"/>
+              </w:rPr>
+              <w:t xml:space="preserve">Time</w:t>
+            </w:r>
+          </w:p>
+        </w:tc>
+        <w:tc>
+          <w:tcPr>
+            <w:tcW w:type="dxa" w:w="1100"/>
+            <w:shd w:fill="E0F2FE" w:color="auto" w:val="clear"/>
+            <w:tcMar>
+              <w:top w:type="dxa" w:w="60"/>
+              <w:left w:type="dxa" w:w="90"/>
+              <w:bottom w:type="dxa" w:w="60"/>
+              <w:right w:type="dxa" w:w="90"/>
+            </w:tcMar>
+          </w:tcPr>
+          <w:p>
+            <w:pPr>
+              <w:spacing w:after="40"/>
+            </w:pPr>
+            <w:r>
+              <w:rPr>
+                <w:b/>
+                <w:bCs/>
+                <w:sz w:val="20"/>
+                <w:szCs w:val="20"/>
+              </w:rPr>
+              <w:t xml:space="preserve">Mode</w:t>
+            </w:r>
+          </w:p>
+        </w:tc>
+        <w:tc>
+          <w:tcPr>
+            <w:tcW w:type="dxa" w:w="2900"/>
+            <w:shd w:fill="E0F2FE" w:color="auto" w:val="clear"/>
+            <w:tcMar>
+              <w:top w:type="dxa" w:w="60"/>
+              <w:left w:type="dxa" w:w="90"/>
+              <w:bottom w:type="dxa" w:w="60"/>
+              <w:right w:type="dxa" w:w="90"/>
+            </w:tcMar>
+          </w:tcPr>
+          <w:p>
+            <w:pPr>
+              <w:spacing w:after="40"/>
+            </w:pPr>
+            <w:r>
+              <w:rPr>
+                <w:b/>
+                <w:bCs/>
+                <w:sz w:val="20"/>
+                <w:szCs w:val="20"/>
+              </w:rPr>
+              <w:t xml:space="preserve">Pupils do</w:t>
+            </w:r>
+          </w:p>
+        </w:tc>
+        <w:tc>
+          <w:tcPr>
+            <w:tcW w:type="dxa" w:w="2160"/>
+            <w:shd w:fill="E0F2FE" w:color="auto" w:val="clear"/>
+            <w:tcMar>
+              <w:top w:type="dxa" w:w="60"/>
+              <w:left w:type="dxa" w:w="90"/>
+              <w:bottom w:type="dxa" w:w="60"/>
+              <w:right w:type="dxa" w:w="90"/>
+            </w:tcMar>
+          </w:tcPr>
+          <w:p>
+            <w:pPr>
+              <w:spacing w:after="40"/>
+            </w:pPr>
+            <w:r>
+              <w:rPr>
+                <w:b/>
+                <w:bCs/>
+                <w:sz w:val="20"/>
+                <w:szCs w:val="20"/>
+              </w:rPr>
+              <w:t xml:space="preserve">Teacher tips</w:t>
+            </w:r>
+          </w:p>
+        </w:tc>
+      </w:tr>
+      <w:tr>
+        <w:trPr>
+          <w:cantSplit/>
+        </w:trPr>
+        <w:tc>
+          <w:tcPr>
+            <w:tcW w:type="dxa" w:w="500"/>
+            <w:tcMar>
+              <w:top w:type="dxa" w:w="60"/>
+              <w:left w:type="dxa" w:w="90"/>
+              <w:bottom w:type="dxa" w:w="60"/>
+              <w:right w:type="dxa" w:w="90"/>
+            </w:tcMar>
+          </w:tcPr>
+          <w:p>
+            <w:pPr>
+              <w:spacing w:after="40"/>
+            </w:pPr>
+            <w:r>
+              <w:rPr>
+                <w:b w:val="false"/>
+                <w:bCs w:val="false"/>
+                <w:sz w:val="20"/>
+                <w:szCs w:val="20"/>
+              </w:rPr>
+              <w:t xml:space="preserve">1</w:t>
+            </w:r>
+          </w:p>
+        </w:tc>
+        <w:tc>
+          <w:tcPr>
+            <w:tcW w:type="dxa" w:w="1900"/>
+            <w:tcMar>
+              <w:top w:type="dxa" w:w="60"/>
+              <w:left w:type="dxa" w:w="90"/>
+              <w:bottom w:type="dxa" w:w="60"/>
+              <w:right w:type="dxa" w:w="90"/>
+            </w:tcMar>
+          </w:tcPr>
+          <w:p>
+            <w:pPr>
+              <w:spacing w:after="40"/>
+            </w:pPr>
+            <w:r>
+              <w:rPr>
+                <w:b/>
+                <w:bCs/>
+                <w:sz w:val="20"/>
+                <w:szCs w:val="20"/>
+              </w:rPr>
+              <w:t xml:space="preserve">Five Kinds of Cars</w:t>
+            </w:r>
+          </w:p>
+        </w:tc>
+        <w:tc>
+          <w:tcPr>
+            <w:tcW w:type="dxa" w:w="800"/>
+            <w:tcMar>
+              <w:top w:type="dxa" w:w="60"/>
+              <w:left w:type="dxa" w:w="90"/>
+              <w:bottom w:type="dxa" w:w="60"/>
+              <w:right w:type="dxa" w:w="90"/>
+            </w:tcMar>
+          </w:tcPr>
+          <w:p>
+            <w:pPr>
+              <w:spacing w:after="40"/>
+            </w:pPr>
+            <w:r>
+              <w:rPr>
+                <w:b w:val="false"/>
+                <w:bCs w:val="false"/>
+                <w:sz w:val="20"/>
+                <w:szCs w:val="20"/>
+              </w:rPr>
+              <w:t xml:space="preserve">4 min</w:t>
+            </w:r>
+          </w:p>
+        </w:tc>
+        <w:tc>
+          <w:tcPr>
+            <w:tcW w:type="dxa" w:w="1100"/>
+            <w:tcMar>
+              <w:top w:type="dxa" w:w="60"/>
+              <w:left w:type="dxa" w:w="90"/>
+              <w:bottom w:type="dxa" w:w="60"/>
+              <w:right w:type="dxa" w:w="90"/>
+            </w:tcMar>
+          </w:tcPr>
+          <w:p>
+            <w:pPr>
+              <w:spacing w:after="40"/>
+            </w:pPr>
+            <w:r>
+              <w:rPr>
+                <w:b w:val="false"/>
+                <w:bCs w:val="false"/>
+                <w:sz w:val="20"/>
+                <w:szCs w:val="20"/>
+              </w:rPr>
+              <w:t xml:space="preserve">Think</w:t>
+            </w:r>
+          </w:p>
+        </w:tc>
+        <w:tc>
+          <w:tcPr>
+            <w:tcW w:type="dxa" w:w="2900"/>
+            <w:tcMar>
+              <w:top w:type="dxa" w:w="60"/>
+              <w:left w:type="dxa" w:w="90"/>
+              <w:bottom w:type="dxa" w:w="60"/>
+              <w:right w:type="dxa" w:w="90"/>
+            </w:tcMar>
+          </w:tcPr>
+          <w:p>
+            <w:pPr>
+              <w:spacing w:after="40"/>
+            </w:pPr>
+            <w:r>
+              <w:rPr>
+                <w:b w:val="false"/>
+                <w:bCs w:val="false"/>
+                <w:sz w:val="18"/>
+                <w:szCs w:val="18"/>
+              </w:rPr>
+              <w:t xml:space="preserve">• Look at the car</w:t>
+            </w:r>
+          </w:p>
+          <w:p>
+            <w:pPr>
+              <w:spacing w:after="40"/>
+            </w:pPr>
+            <w:r>
+              <w:rPr>
+                <w:b w:val="false"/>
+                <w:bCs w:val="false"/>
+                <w:sz w:val="18"/>
+                <w:szCs w:val="18"/>
+              </w:rPr>
+              <w:t xml:space="preserve">• Say the name before you tap</w:t>
+            </w:r>
+          </w:p>
+          <w:p>
+            <w:pPr>
+              <w:spacing w:after="40"/>
+            </w:pPr>
+            <w:r>
+              <w:rPr>
+                <w:b w:val="false"/>
+                <w:bCs w:val="false"/>
+                <w:sz w:val="18"/>
+                <w:szCs w:val="18"/>
+              </w:rPr>
+              <w:t xml:space="preserve">• Listen: This is a … car</w:t>
+            </w:r>
+          </w:p>
+          <w:p>
+            <w:pPr>
+              <w:spacing w:after="40"/>
+            </w:pPr>
+            <w:r>
+              <w:rPr>
+                <w:b w:val="false"/>
+                <w:bCs w:val="false"/>
+                <w:sz w:val="18"/>
+                <w:szCs w:val="18"/>
+              </w:rPr>
+              <w:t xml:space="preserve">Say: This is a gasoline car. · This is an electric car. · This is a solar car.</w:t>
+            </w:r>
+          </w:p>
+        </w:tc>
+        <w:tc>
+          <w:tcPr>
+            <w:tcW w:type="dxa" w:w="2160"/>
+            <w:tcMar>
+              <w:top w:type="dxa" w:w="60"/>
+              <w:left w:type="dxa" w:w="90"/>
+              <w:bottom w:type="dxa" w:w="60"/>
+              <w:right w:type="dxa" w:w="90"/>
+            </w:tcMar>
+          </w:tcPr>
+          <w:p>
+            <w:pPr>
+              <w:spacing w:after="40"/>
+            </w:pPr>
+            <w:r>
+              <w:rPr>
+                <w:b w:val="false"/>
+                <w:bCs w:val="false"/>
+                <w:sz w:val="17"/>
+                <w:szCs w:val="17"/>
+              </w:rPr>
+              <w:t xml:space="preserve">Book link: pp.48-53 Clean Cars (gasoline, biofuel, electric, air and solar cars) and the car pictures on p.54 A.</w:t>
+            </w:r>
+          </w:p>
+          <w:p>
+            <w:pPr>
+              <w:spacing w:after="40"/>
+            </w:pPr>
+            <w:r>
+              <w:rPr>
+                <w:b w:val="false"/>
+                <w:bCs w:val="false"/>
+                <w:sz w:val="17"/>
+                <w:szCs w:val="17"/>
+              </w:rPr>
+              <w:t xml:space="preserve">Ask “What kind of car is it?” before you tap each card. Pupils guess first. The board then says the name. Accept any attempt; the real names are gasoline, biofuel, electric, air, solar.</w:t>
+            </w:r>
+          </w:p>
+          <w:p>
+            <w:pPr>
+              <w:spacing w:after="40"/>
+            </w:pPr>
+            <w:r>
+              <w:rPr>
+                <w:b w:val="false"/>
+                <w:bCs w:val="false"/>
+                <w:sz w:val="17"/>
+                <w:szCs w:val="17"/>
+              </w:rPr>
+              <w:t xml:space="preserve">Say a / an: a gasoline car, a biofuel car, an electric car, an air car, a solar car.</w:t>
+            </w:r>
+          </w:p>
+        </w:tc>
+      </w:tr>
+      <w:tr>
+        <w:trPr>
+          <w:cantSplit/>
+        </w:trPr>
+        <w:tc>
+          <w:tcPr>
+            <w:tcW w:type="dxa" w:w="500"/>
+            <w:tcMar>
+              <w:top w:type="dxa" w:w="60"/>
+              <w:left w:type="dxa" w:w="90"/>
+              <w:bottom w:type="dxa" w:w="60"/>
+              <w:right w:type="dxa" w:w="90"/>
+            </w:tcMar>
+          </w:tcPr>
+          <w:p>
+            <w:pPr>
+              <w:spacing w:after="40"/>
+            </w:pPr>
+            <w:r>
+              <w:rPr>
+                <w:b w:val="false"/>
+                <w:bCs w:val="false"/>
+                <w:sz w:val="20"/>
+                <w:szCs w:val="20"/>
+              </w:rPr>
+              <w:t xml:space="preserve">2</w:t>
+            </w:r>
+          </w:p>
+        </w:tc>
+        <w:tc>
+          <w:tcPr>
+            <w:tcW w:type="dxa" w:w="1900"/>
+            <w:tcMar>
+              <w:top w:type="dxa" w:w="60"/>
+              <w:left w:type="dxa" w:w="90"/>
+              <w:bottom w:type="dxa" w:w="60"/>
+              <w:right w:type="dxa" w:w="90"/>
+            </w:tcMar>
+          </w:tcPr>
+          <w:p>
+            <w:pPr>
+              <w:spacing w:after="40"/>
+            </w:pPr>
+            <w:r>
+              <w:rPr>
+                <w:b/>
+                <w:bCs/>
+                <w:sz w:val="20"/>
+                <w:szCs w:val="20"/>
+              </w:rPr>
+              <w:t xml:space="preserve">Match the Car and Its Symbol</w:t>
+            </w:r>
+          </w:p>
+        </w:tc>
+        <w:tc>
+          <w:tcPr>
+            <w:tcW w:type="dxa" w:w="800"/>
+            <w:tcMar>
+              <w:top w:type="dxa" w:w="60"/>
+              <w:left w:type="dxa" w:w="90"/>
+              <w:bottom w:type="dxa" w:w="60"/>
+              <w:right w:type="dxa" w:w="90"/>
+            </w:tcMar>
+          </w:tcPr>
+          <w:p>
+            <w:pPr>
+              <w:spacing w:after="40"/>
+            </w:pPr>
+            <w:r>
+              <w:rPr>
+                <w:b w:val="false"/>
+                <w:bCs w:val="false"/>
+                <w:sz w:val="20"/>
+                <w:szCs w:val="20"/>
+              </w:rPr>
+              <w:t xml:space="preserve">5 min</w:t>
+            </w:r>
+          </w:p>
+        </w:tc>
+        <w:tc>
+          <w:tcPr>
+            <w:tcW w:type="dxa" w:w="1100"/>
+            <w:tcMar>
+              <w:top w:type="dxa" w:w="60"/>
+              <w:left w:type="dxa" w:w="90"/>
+              <w:bottom w:type="dxa" w:w="60"/>
+              <w:right w:type="dxa" w:w="90"/>
+            </w:tcMar>
+          </w:tcPr>
+          <w:p>
+            <w:pPr>
+              <w:spacing w:after="40"/>
+            </w:pPr>
+            <w:r>
+              <w:rPr>
+                <w:b w:val="false"/>
+                <w:bCs w:val="false"/>
+                <w:sz w:val="20"/>
+                <w:szCs w:val="20"/>
+              </w:rPr>
+              <w:t xml:space="preserve">Talk</w:t>
+            </w:r>
+          </w:p>
+        </w:tc>
+        <w:tc>
+          <w:tcPr>
+            <w:tcW w:type="dxa" w:w="2900"/>
+            <w:tcMar>
+              <w:top w:type="dxa" w:w="60"/>
+              <w:left w:type="dxa" w:w="90"/>
+              <w:bottom w:type="dxa" w:w="60"/>
+              <w:right w:type="dxa" w:w="90"/>
+            </w:tcMar>
+          </w:tcPr>
+          <w:p>
+            <w:pPr>
+              <w:spacing w:after="40"/>
+            </w:pPr>
+            <w:r>
+              <w:rPr>
+                <w:b w:val="false"/>
+                <w:bCs w:val="false"/>
+                <w:sz w:val="18"/>
+                <w:szCs w:val="18"/>
+              </w:rPr>
+              <w:t xml:space="preserve">• Tap a car</w:t>
+            </w:r>
+          </w:p>
+          <w:p>
+            <w:pPr>
+              <w:spacing w:after="40"/>
+            </w:pPr>
+            <w:r>
+              <w:rPr>
+                <w:b w:val="false"/>
+                <w:bCs w:val="false"/>
+                <w:sz w:val="18"/>
+                <w:szCs w:val="18"/>
+              </w:rPr>
+              <w:t xml:space="preserve">• Think: which symbol is its energy?</w:t>
+            </w:r>
+          </w:p>
+          <w:p>
+            <w:pPr>
+              <w:spacing w:after="40"/>
+            </w:pPr>
+            <w:r>
+              <w:rPr>
+                <w:b w:val="false"/>
+                <w:bCs w:val="false"/>
+                <w:sz w:val="18"/>
+                <w:szCs w:val="18"/>
+              </w:rPr>
+              <w:t xml:space="preserve">• Tap the symbol. Say the sentence</w:t>
+            </w:r>
+          </w:p>
+          <w:p>
+            <w:pPr>
+              <w:spacing w:after="40"/>
+            </w:pPr>
+            <w:r>
+              <w:rPr>
+                <w:b w:val="false"/>
+                <w:bCs w:val="false"/>
+                <w:sz w:val="18"/>
+                <w:szCs w:val="18"/>
+              </w:rPr>
+              <w:t xml:space="preserve">Say: A solar car uses energy from the sun. · An electric car uses electricity. · A gasoline car uses gasoline.</w:t>
+            </w:r>
+          </w:p>
+        </w:tc>
+        <w:tc>
+          <w:tcPr>
+            <w:tcW w:type="dxa" w:w="2160"/>
+            <w:tcMar>
+              <w:top w:type="dxa" w:w="60"/>
+              <w:left w:type="dxa" w:w="90"/>
+              <w:bottom w:type="dxa" w:w="60"/>
+              <w:right w:type="dxa" w:w="90"/>
+            </w:tcMar>
+          </w:tcPr>
+          <w:p>
+            <w:pPr>
+              <w:spacing w:after="40"/>
+            </w:pPr>
+            <w:r>
+              <w:rPr>
+                <w:b w:val="false"/>
+                <w:bCs w:val="false"/>
+                <w:sz w:val="17"/>
+                <w:szCs w:val="17"/>
+              </w:rPr>
+              <w:t xml:space="preserve">Book link: p.49 “Gasoline comes from oil in the ground”, “use … for energy”; p.50 biofuels come from plants like corn; p.51 electric cars use electricity; p.52 air cars use air; p.53 solar cars use energy from the sun.</w:t>
+            </w:r>
+          </w:p>
+          <w:p>
+            <w:pPr>
+              <w:spacing w:after="40"/>
+            </w:pPr>
+            <w:r>
+              <w:rPr>
+                <w:b w:val="false"/>
+                <w:bCs w:val="false"/>
+                <w:sz w:val="17"/>
+                <w:szCs w:val="17"/>
+              </w:rPr>
+              <w:t xml:space="preserve">Symbols: ⛽ gasoline, 🌽 plants (corn) for biofuel, ⚡ electricity, 🌬️ air, ☀️ the sun. The symbol has no label until pupils match it. A right match says the full sentence, repeat it together.</w:t>
+            </w:r>
+          </w:p>
+          <w:p>
+            <w:pPr>
+              <w:spacing w:after="40"/>
+            </w:pPr>
+            <w:r>
+              <w:rPr>
+                <w:b w:val="false"/>
+                <w:bCs w:val="false"/>
+                <w:sz w:val="17"/>
+                <w:szCs w:val="17"/>
+              </w:rPr>
+              <w:t xml:space="preserve">Pupils can work as teams: one pupil taps the car, a partner taps the symbol.</w:t>
+            </w:r>
+          </w:p>
+        </w:tc>
+      </w:tr>
+      <w:tr>
+        <w:trPr>
+          <w:cantSplit/>
+        </w:trPr>
+        <w:tc>
+          <w:tcPr>
+            <w:tcW w:type="dxa" w:w="500"/>
+            <w:tcMar>
+              <w:top w:type="dxa" w:w="60"/>
+              <w:left w:type="dxa" w:w="90"/>
+              <w:bottom w:type="dxa" w:w="60"/>
+              <w:right w:type="dxa" w:w="90"/>
+            </w:tcMar>
+          </w:tcPr>
+          <w:p>
+            <w:pPr>
+              <w:spacing w:after="40"/>
+            </w:pPr>
+            <w:r>
+              <w:rPr>
+                <w:b w:val="false"/>
+                <w:bCs w:val="false"/>
+                <w:sz w:val="20"/>
+                <w:szCs w:val="20"/>
+              </w:rPr>
+              <w:t xml:space="preserve">3</w:t>
+            </w:r>
+          </w:p>
+        </w:tc>
+        <w:tc>
+          <w:tcPr>
+            <w:tcW w:type="dxa" w:w="1900"/>
+            <w:tcMar>
+              <w:top w:type="dxa" w:w="60"/>
+              <w:left w:type="dxa" w:w="90"/>
+              <w:bottom w:type="dxa" w:w="60"/>
+              <w:right w:type="dxa" w:w="90"/>
+            </w:tcMar>
+          </w:tcPr>
+          <w:p>
+            <w:pPr>
+              <w:spacing w:after="40"/>
+            </w:pPr>
+            <w:r>
+              <w:rPr>
+                <w:b/>
+                <w:bCs/>
+                <w:sz w:val="20"/>
+                <w:szCs w:val="20"/>
+              </w:rPr>
+              <w:t xml:space="preserve">The Five Doors</w:t>
+            </w:r>
+          </w:p>
+        </w:tc>
+        <w:tc>
+          <w:tcPr>
+            <w:tcW w:type="dxa" w:w="800"/>
+            <w:tcMar>
+              <w:top w:type="dxa" w:w="60"/>
+              <w:left w:type="dxa" w:w="90"/>
+              <w:bottom w:type="dxa" w:w="60"/>
+              <w:right w:type="dxa" w:w="90"/>
+            </w:tcMar>
+          </w:tcPr>
+          <w:p>
+            <w:pPr>
+              <w:spacing w:after="40"/>
+            </w:pPr>
+            <w:r>
+              <w:rPr>
+                <w:b w:val="false"/>
+                <w:bCs w:val="false"/>
+                <w:sz w:val="20"/>
+                <w:szCs w:val="20"/>
+              </w:rPr>
+              <w:t xml:space="preserve">6 min</w:t>
+            </w:r>
+          </w:p>
+        </w:tc>
+        <w:tc>
+          <w:tcPr>
+            <w:tcW w:type="dxa" w:w="1100"/>
+            <w:tcMar>
+              <w:top w:type="dxa" w:w="60"/>
+              <w:left w:type="dxa" w:w="90"/>
+              <w:bottom w:type="dxa" w:w="60"/>
+              <w:right w:type="dxa" w:w="90"/>
+            </w:tcMar>
+          </w:tcPr>
+          <w:p>
+            <w:pPr>
+              <w:spacing w:after="40"/>
+            </w:pPr>
+            <w:r>
+              <w:rPr>
+                <w:b w:val="false"/>
+                <w:bCs w:val="false"/>
+                <w:sz w:val="20"/>
+                <w:szCs w:val="20"/>
+              </w:rPr>
+              <w:t xml:space="preserve">Detective</w:t>
+            </w:r>
+          </w:p>
+        </w:tc>
+        <w:tc>
+          <w:tcPr>
+            <w:tcW w:type="dxa" w:w="2900"/>
+            <w:tcMar>
+              <w:top w:type="dxa" w:w="60"/>
+              <w:left w:type="dxa" w:w="90"/>
+              <w:bottom w:type="dxa" w:w="60"/>
+              <w:right w:type="dxa" w:w="90"/>
+            </w:tcMar>
+          </w:tcPr>
+          <w:p>
+            <w:pPr>
+              <w:spacing w:after="40"/>
+            </w:pPr>
+            <w:r>
+              <w:rPr>
+                <w:b w:val="false"/>
+                <w:bCs w:val="false"/>
+                <w:sz w:val="18"/>
+                <w:szCs w:val="18"/>
+              </w:rPr>
+              <w:t xml:space="preserve">• Tap a door</w:t>
+            </w:r>
+          </w:p>
+          <w:p>
+            <w:pPr>
+              <w:spacing w:after="40"/>
+            </w:pPr>
+            <w:r>
+              <w:rPr>
+                <w:b w:val="false"/>
+                <w:bCs w:val="false"/>
+                <w:sz w:val="18"/>
+                <w:szCs w:val="18"/>
+              </w:rPr>
+              <w:t xml:space="preserve">• Listen to the clue</w:t>
+            </w:r>
+          </w:p>
+          <w:p>
+            <w:pPr>
+              <w:spacing w:after="40"/>
+            </w:pPr>
+            <w:r>
+              <w:rPr>
+                <w:b w:val="false"/>
+                <w:bCs w:val="false"/>
+                <w:sz w:val="18"/>
+                <w:szCs w:val="18"/>
+              </w:rPr>
+              <w:t xml:space="preserve">• Choose the car with your team</w:t>
+            </w:r>
+          </w:p>
+          <w:p>
+            <w:pPr>
+              <w:spacing w:after="40"/>
+            </w:pPr>
+            <w:r>
+              <w:rPr>
+                <w:b w:val="false"/>
+                <w:bCs w:val="false"/>
+                <w:sz w:val="18"/>
+                <w:szCs w:val="18"/>
+              </w:rPr>
+              <w:t xml:space="preserve">Say: I use gasoline. I am fast, but I am noisy. · It is an electric car.</w:t>
+            </w:r>
+          </w:p>
+        </w:tc>
+        <w:tc>
+          <w:tcPr>
+            <w:tcW w:type="dxa" w:w="2160"/>
+            <w:tcMar>
+              <w:top w:type="dxa" w:w="60"/>
+              <w:left w:type="dxa" w:w="90"/>
+              <w:bottom w:type="dxa" w:w="60"/>
+              <w:right w:type="dxa" w:w="90"/>
+            </w:tcMar>
+          </w:tcPr>
+          <w:p>
+            <w:pPr>
+              <w:spacing w:after="40"/>
+            </w:pPr>
+            <w:r>
+              <w:rPr>
+                <w:b w:val="false"/>
+                <w:bCs w:val="false"/>
+                <w:sz w:val="17"/>
+                <w:szCs w:val="17"/>
+              </w:rPr>
+              <w:t xml:space="preserve">Book link: pp.49-53 and p.54 B “Good things / Bad things” (gasoline: fast, noisy, dirty; biofuel: fast, very noisy; electric: fast, quiet, clean, expensive; air: quiet, clean, small, slow; solar: not noisy, not dirty, can be expensive).</w:t>
+            </w:r>
+          </w:p>
+          <w:p>
+            <w:pPr>
+              <w:spacing w:after="40"/>
+            </w:pPr>
+            <w:r>
+              <w:rPr>
+                <w:b w:val="false"/>
+                <w:bCs w:val="false"/>
+                <w:sz w:val="17"/>
+                <w:szCs w:val="17"/>
+              </w:rPr>
+              <w:t xml:space="preserve">The clues use the book’s words (fast, noisy, quiet, clean, dirty, expensive, small, slow). Let the team talk for 10 seconds, then one pupil taps the answer.</w:t>
+            </w:r>
+          </w:p>
+          <w:p>
+            <w:pPr>
+              <w:spacing w:after="40"/>
+            </w:pPr>
+            <w:r>
+              <w:rPr>
+                <w:b w:val="false"/>
+                <w:bCs w:val="false"/>
+                <w:sz w:val="17"/>
+                <w:szCs w:val="17"/>
+              </w:rPr>
+              <w:t xml:space="preserve">A wrong answer turns red; the clue can be read again. Give a point to the team that answers first.</w:t>
+            </w:r>
+          </w:p>
+        </w:tc>
+      </w:tr>
+      <w:tr>
+        <w:trPr>
+          <w:cantSplit/>
+        </w:trPr>
+        <w:tc>
+          <w:tcPr>
+            <w:tcW w:type="dxa" w:w="500"/>
+            <w:tcMar>
+              <w:top w:type="dxa" w:w="60"/>
+              <w:left w:type="dxa" w:w="90"/>
+              <w:bottom w:type="dxa" w:w="60"/>
+              <w:right w:type="dxa" w:w="90"/>
+            </w:tcMar>
+          </w:tcPr>
+          <w:p>
+            <w:pPr>
+              <w:spacing w:after="40"/>
+            </w:pPr>
+            <w:r>
+              <w:rPr>
+                <w:b w:val="false"/>
+                <w:bCs w:val="false"/>
+                <w:sz w:val="20"/>
+                <w:szCs w:val="20"/>
+              </w:rPr>
+              <w:t xml:space="preserve">4</w:t>
+            </w:r>
+          </w:p>
+        </w:tc>
+        <w:tc>
+          <w:tcPr>
+            <w:tcW w:type="dxa" w:w="1900"/>
+            <w:tcMar>
+              <w:top w:type="dxa" w:w="60"/>
+              <w:left w:type="dxa" w:w="90"/>
+              <w:bottom w:type="dxa" w:w="60"/>
+              <w:right w:type="dxa" w:w="90"/>
+            </w:tcMar>
+          </w:tcPr>
+          <w:p>
+            <w:pPr>
+              <w:spacing w:after="40"/>
+            </w:pPr>
+            <w:r>
+              <w:rPr>
+                <w:b/>
+                <w:bCs/>
+                <w:sz w:val="20"/>
+                <w:szCs w:val="20"/>
+              </w:rPr>
+              <w:t xml:space="preserve">GAME: Find the Right Energy</w:t>
+            </w:r>
+          </w:p>
+        </w:tc>
+        <w:tc>
+          <w:tcPr>
+            <w:tcW w:type="dxa" w:w="800"/>
+            <w:tcMar>
+              <w:top w:type="dxa" w:w="60"/>
+              <w:left w:type="dxa" w:w="90"/>
+              <w:bottom w:type="dxa" w:w="60"/>
+              <w:right w:type="dxa" w:w="90"/>
+            </w:tcMar>
+          </w:tcPr>
+          <w:p>
+            <w:pPr>
+              <w:spacing w:after="40"/>
+            </w:pPr>
+            <w:r>
+              <w:rPr>
+                <w:b w:val="false"/>
+                <w:bCs w:val="false"/>
+                <w:sz w:val="20"/>
+                <w:szCs w:val="20"/>
+              </w:rPr>
+              <w:t xml:space="preserve">9 min</w:t>
+            </w:r>
+          </w:p>
+        </w:tc>
+        <w:tc>
+          <w:tcPr>
+            <w:tcW w:type="dxa" w:w="1100"/>
+            <w:tcMar>
+              <w:top w:type="dxa" w:w="60"/>
+              <w:left w:type="dxa" w:w="90"/>
+              <w:bottom w:type="dxa" w:w="60"/>
+              <w:right w:type="dxa" w:w="90"/>
+            </w:tcMar>
+          </w:tcPr>
+          <w:p>
+            <w:pPr>
+              <w:spacing w:after="40"/>
+            </w:pPr>
+            <w:r>
+              <w:rPr>
+                <w:b w:val="false"/>
+                <w:bCs w:val="false"/>
+                <w:sz w:val="20"/>
+                <w:szCs w:val="20"/>
+              </w:rPr>
+              <w:t xml:space="preserve">Game</w:t>
+            </w:r>
+          </w:p>
+        </w:tc>
+        <w:tc>
+          <w:tcPr>
+            <w:tcW w:type="dxa" w:w="2900"/>
+            <w:tcMar>
+              <w:top w:type="dxa" w:w="60"/>
+              <w:left w:type="dxa" w:w="90"/>
+              <w:bottom w:type="dxa" w:w="60"/>
+              <w:right w:type="dxa" w:w="90"/>
+            </w:tcMar>
+          </w:tcPr>
+          <w:p>
+            <w:pPr>
+              <w:spacing w:after="40"/>
+            </w:pPr>
+            <w:r>
+              <w:rPr>
+                <w:b w:val="false"/>
+                <w:bCs w:val="false"/>
+                <w:sz w:val="18"/>
+                <w:szCs w:val="18"/>
+              </w:rPr>
+              <w:t xml:space="preserve">• Look at the car</w:t>
+            </w:r>
+          </w:p>
+          <w:p>
+            <w:pPr>
+              <w:spacing w:after="40"/>
+            </w:pPr>
+            <w:r>
+              <w:rPr>
+                <w:b w:val="false"/>
+                <w:bCs w:val="false"/>
+                <w:sz w:val="18"/>
+                <w:szCs w:val="18"/>
+              </w:rPr>
+              <w:t xml:space="preserve">• Choose its energy (talk with your team)</w:t>
+            </w:r>
+          </w:p>
+          <w:p>
+            <w:pPr>
+              <w:spacing w:after="40"/>
+            </w:pPr>
+            <w:r>
+              <w:rPr>
+                <w:b w:val="false"/>
+                <w:bCs w:val="false"/>
+                <w:sz w:val="18"/>
+                <w:szCs w:val="18"/>
+              </w:rPr>
+              <w:t xml:space="preserve">• Say: A … car uses …</w:t>
+            </w:r>
+          </w:p>
+          <w:p>
+            <w:pPr>
+              <w:spacing w:after="40"/>
+            </w:pPr>
+            <w:r>
+              <w:rPr>
+                <w:b w:val="false"/>
+                <w:bCs w:val="false"/>
+                <w:sz w:val="18"/>
+                <w:szCs w:val="18"/>
+              </w:rPr>
+              <w:t xml:space="preserve">Say: An electric car uses electricity. · A solar car uses energy from the sun. · An air car uses air.</w:t>
+            </w:r>
+          </w:p>
+        </w:tc>
+        <w:tc>
+          <w:tcPr>
+            <w:tcW w:type="dxa" w:w="2160"/>
+            <w:tcMar>
+              <w:top w:type="dxa" w:w="60"/>
+              <w:left w:type="dxa" w:w="90"/>
+              <w:bottom w:type="dxa" w:w="60"/>
+              <w:right w:type="dxa" w:w="90"/>
+            </w:tcMar>
+          </w:tcPr>
+          <w:p>
+            <w:pPr>
+              <w:spacing w:after="40"/>
+            </w:pPr>
+            <w:r>
+              <w:rPr>
+                <w:b w:val="false"/>
+                <w:bCs w:val="false"/>
+                <w:sz w:val="17"/>
+                <w:szCs w:val="17"/>
+              </w:rPr>
+              <w:t xml:space="preserve">Book link: pp.49-53 (use … for energy; comes from …; Solar cars use energy from the sun p.53).</w:t>
+            </w:r>
+          </w:p>
+          <w:p>
+            <w:pPr>
+              <w:spacing w:after="40"/>
+            </w:pPr>
+            <w:r>
+              <w:rPr>
+                <w:b w:val="false"/>
+                <w:bCs w:val="false"/>
+                <w:sz w:val="17"/>
+                <w:szCs w:val="17"/>
+              </w:rPr>
+              <w:t xml:space="preserve">Teams take turns. The team talks, then one pupil taps the energy. A right answer on the first try gives 1 point. Then everybody says the full sentence with the board (A / An + car + uses + energy).</w:t>
+            </w:r>
+          </w:p>
+          <w:p>
+            <w:pPr>
+              <w:spacing w:after="40"/>
+            </w:pPr>
+            <w:r>
+              <w:rPr>
+                <w:b w:val="false"/>
+                <w:bCs w:val="false"/>
+                <w:sz w:val="17"/>
+                <w:szCs w:val="17"/>
+              </w:rPr>
+              <w:t xml:space="preserve">Eight cars in total. At the end the board shows the podium. “Play again” starts a new game.</w:t>
+            </w:r>
+          </w:p>
+        </w:tc>
+      </w:tr>
+      <w:tr>
+        <w:trPr>
+          <w:cantSplit/>
+        </w:trPr>
+        <w:tc>
+          <w:tcPr>
+            <w:tcW w:type="dxa" w:w="500"/>
+            <w:tcMar>
+              <w:top w:type="dxa" w:w="60"/>
+              <w:left w:type="dxa" w:w="90"/>
+              <w:bottom w:type="dxa" w:w="60"/>
+              <w:right w:type="dxa" w:w="90"/>
+            </w:tcMar>
+          </w:tcPr>
+          <w:p>
+            <w:pPr>
+              <w:spacing w:after="40"/>
+            </w:pPr>
+            <w:r>
+              <w:rPr>
+                <w:b w:val="false"/>
+                <w:bCs w:val="false"/>
+                <w:sz w:val="20"/>
+                <w:szCs w:val="20"/>
+              </w:rPr>
+              <w:t xml:space="preserve">5</w:t>
+            </w:r>
+          </w:p>
+        </w:tc>
+        <w:tc>
+          <w:tcPr>
+            <w:tcW w:type="dxa" w:w="1900"/>
+            <w:tcMar>
+              <w:top w:type="dxa" w:w="60"/>
+              <w:left w:type="dxa" w:w="90"/>
+              <w:bottom w:type="dxa" w:w="60"/>
+              <w:right w:type="dxa" w:w="90"/>
+            </w:tcMar>
+          </w:tcPr>
+          <w:p>
+            <w:pPr>
+              <w:spacing w:after="40"/>
+            </w:pPr>
+            <w:r>
+              <w:rPr>
+                <w:b/>
+                <w:bCs/>
+                <w:sz w:val="20"/>
+                <w:szCs w:val="20"/>
+              </w:rPr>
+              <w:t xml:space="preserve">Help! Clean the City</w:t>
+            </w:r>
+          </w:p>
+        </w:tc>
+        <w:tc>
+          <w:tcPr>
+            <w:tcW w:type="dxa" w:w="800"/>
+            <w:tcMar>
+              <w:top w:type="dxa" w:w="60"/>
+              <w:left w:type="dxa" w:w="90"/>
+              <w:bottom w:type="dxa" w:w="60"/>
+              <w:right w:type="dxa" w:w="90"/>
+            </w:tcMar>
+          </w:tcPr>
+          <w:p>
+            <w:pPr>
+              <w:spacing w:after="40"/>
+            </w:pPr>
+            <w:r>
+              <w:rPr>
+                <w:b w:val="false"/>
+                <w:bCs w:val="false"/>
+                <w:sz w:val="20"/>
+                <w:szCs w:val="20"/>
+              </w:rPr>
+              <w:t xml:space="preserve">8 min</w:t>
+            </w:r>
+          </w:p>
+        </w:tc>
+        <w:tc>
+          <w:tcPr>
+            <w:tcW w:type="dxa" w:w="1100"/>
+            <w:tcMar>
+              <w:top w:type="dxa" w:w="60"/>
+              <w:left w:type="dxa" w:w="90"/>
+              <w:bottom w:type="dxa" w:w="60"/>
+              <w:right w:type="dxa" w:w="90"/>
+            </w:tcMar>
+          </w:tcPr>
+          <w:p>
+            <w:pPr>
+              <w:spacing w:after="40"/>
+            </w:pPr>
+            <w:r>
+              <w:rPr>
+                <w:b w:val="false"/>
+                <w:bCs w:val="false"/>
+                <w:sz w:val="20"/>
+                <w:szCs w:val="20"/>
+              </w:rPr>
+              <w:t xml:space="preserve">Move</w:t>
+            </w:r>
+          </w:p>
+        </w:tc>
+        <w:tc>
+          <w:tcPr>
+            <w:tcW w:type="dxa" w:w="2900"/>
+            <w:tcMar>
+              <w:top w:type="dxa" w:w="60"/>
+              <w:left w:type="dxa" w:w="90"/>
+              <w:bottom w:type="dxa" w:w="60"/>
+              <w:right w:type="dxa" w:w="90"/>
+            </w:tcMar>
+          </w:tcPr>
+          <w:p>
+            <w:pPr>
+              <w:spacing w:after="40"/>
+            </w:pPr>
+            <w:r>
+              <w:rPr>
+                <w:b w:val="false"/>
+                <w:bCs w:val="false"/>
+                <w:sz w:val="18"/>
+                <w:szCs w:val="18"/>
+              </w:rPr>
+              <w:t xml:space="preserve">• Listen to the call</w:t>
+            </w:r>
+          </w:p>
+          <w:p>
+            <w:pPr>
+              <w:spacing w:after="40"/>
+            </w:pPr>
+            <w:r>
+              <w:rPr>
+                <w:b w:val="false"/>
+                <w:bCs w:val="false"/>
+                <w:sz w:val="18"/>
+                <w:szCs w:val="18"/>
+              </w:rPr>
+              <w:t xml:space="preserve">• Find the cars that make the air dirty</w:t>
+            </w:r>
+          </w:p>
+          <w:p>
+            <w:pPr>
+              <w:spacing w:after="40"/>
+            </w:pPr>
+            <w:r>
+              <w:rPr>
+                <w:b w:val="false"/>
+                <w:bCs w:val="false"/>
+                <w:sz w:val="18"/>
+                <w:szCs w:val="18"/>
+              </w:rPr>
+              <w:t xml:space="preserve">• Tap them. Trees and flowers grow!</w:t>
+            </w:r>
+          </w:p>
+          <w:p>
+            <w:pPr>
+              <w:spacing w:after="40"/>
+            </w:pPr>
+            <w:r>
+              <w:rPr>
+                <w:b w:val="false"/>
+                <w:bCs w:val="false"/>
+                <w:sz w:val="18"/>
+                <w:szCs w:val="18"/>
+              </w:rPr>
+              <w:t xml:space="preserve">Say: Gasoline cars make the air dirty. · The city is clean! · Clean cars are one way to have a clean world.</w:t>
+            </w:r>
+          </w:p>
+        </w:tc>
+        <w:tc>
+          <w:tcPr>
+            <w:tcW w:type="dxa" w:w="2160"/>
+            <w:tcMar>
+              <w:top w:type="dxa" w:w="60"/>
+              <w:left w:type="dxa" w:w="90"/>
+              <w:bottom w:type="dxa" w:w="60"/>
+              <w:right w:type="dxa" w:w="90"/>
+            </w:tcMar>
+          </w:tcPr>
+          <w:p>
+            <w:pPr>
+              <w:spacing w:after="40"/>
+            </w:pPr>
+            <w:r>
+              <w:rPr>
+                <w:b w:val="false"/>
+                <w:bCs w:val="false"/>
+                <w:sz w:val="17"/>
+                <w:szCs w:val="17"/>
+              </w:rPr>
+              <w:t xml:space="preserve">Book link: p.49 (gasoline cars make the air dirty; dirty air is bad for animals, plants and people and changes our climate), p.50 (biofuel cars: the air is a little dirty) and the ending on p.53 “Clean cars are one way to have a clean world.” Link to the unit question on p.55: How can we make good changes in our world?</w:t>
+            </w:r>
+          </w:p>
+          <w:p>
+            <w:pPr>
+              <w:spacing w:after="40"/>
+            </w:pPr>
+            <w:r>
+              <w:rPr>
+                <w:b w:val="false"/>
+                <w:bCs w:val="false"/>
+                <w:sz w:val="17"/>
+                <w:szCs w:val="17"/>
+              </w:rPr>
+              <w:t xml:space="preserve">Pupils answer the call, then come to the board and tap the cars that make the air dirty (gasoline and biofuel cars). Each dirty car disappears with its smoke and a tree or a flower grows. Clean cars (electric, air, solar) wobble and say “This car is clean”.</w:t>
+            </w:r>
+          </w:p>
+          <w:p>
+            <w:pPr>
+              <w:spacing w:after="40"/>
+            </w:pPr>
+            <w:r>
+              <w:rPr>
+                <w:b w:val="false"/>
+                <w:bCs w:val="false"/>
+                <w:sz w:val="17"/>
+                <w:szCs w:val="17"/>
+              </w:rPr>
+              <w:t xml:space="preserve">Ask: Why is the air dirty? (Gasoline cars make the air dirty.) What is one solution? (Clean cars.) When every dirty car is gone the sky turns blue and the city is clean.</w:t>
+            </w:r>
+          </w:p>
+        </w:tc>
+      </w:tr>
+      <w:tr>
+        <w:trPr>
+          <w:cantSplit/>
+        </w:trPr>
+        <w:tc>
+          <w:tcPr>
+            <w:tcW w:type="dxa" w:w="500"/>
+            <w:tcMar>
+              <w:top w:type="dxa" w:w="60"/>
+              <w:left w:type="dxa" w:w="90"/>
+              <w:bottom w:type="dxa" w:w="60"/>
+              <w:right w:type="dxa" w:w="90"/>
+            </w:tcMar>
+          </w:tcPr>
+          <w:p>
+            <w:pPr>
+              <w:spacing w:after="40"/>
+            </w:pPr>
+            <w:r>
+              <w:rPr>
+                <w:b w:val="false"/>
+                <w:bCs w:val="false"/>
+                <w:sz w:val="20"/>
+                <w:szCs w:val="20"/>
+              </w:rPr>
+              <w:t xml:space="preserve">6</w:t>
+            </w:r>
+          </w:p>
+        </w:tc>
+        <w:tc>
+          <w:tcPr>
+            <w:tcW w:type="dxa" w:w="1900"/>
+            <w:tcMar>
+              <w:top w:type="dxa" w:w="60"/>
+              <w:left w:type="dxa" w:w="90"/>
+              <w:bottom w:type="dxa" w:w="60"/>
+              <w:right w:type="dxa" w:w="90"/>
+            </w:tcMar>
+          </w:tcPr>
+          <w:p>
+            <w:pPr>
+              <w:spacing w:after="40"/>
+            </w:pPr>
+            <w:r>
+              <w:rPr>
+                <w:b/>
+                <w:bCs/>
+                <w:sz w:val="20"/>
+                <w:szCs w:val="20"/>
+              </w:rPr>
+              <w:t xml:space="preserve">My Favourite Clean Car</w:t>
+            </w:r>
+          </w:p>
+        </w:tc>
+        <w:tc>
+          <w:tcPr>
+            <w:tcW w:type="dxa" w:w="800"/>
+            <w:tcMar>
+              <w:top w:type="dxa" w:w="60"/>
+              <w:left w:type="dxa" w:w="90"/>
+              <w:bottom w:type="dxa" w:w="60"/>
+              <w:right w:type="dxa" w:w="90"/>
+            </w:tcMar>
+          </w:tcPr>
+          <w:p>
+            <w:pPr>
+              <w:spacing w:after="40"/>
+            </w:pPr>
+            <w:r>
+              <w:rPr>
+                <w:b w:val="false"/>
+                <w:bCs w:val="false"/>
+                <w:sz w:val="20"/>
+                <w:szCs w:val="20"/>
+              </w:rPr>
+              <w:t xml:space="preserve">4 min</w:t>
+            </w:r>
+          </w:p>
+        </w:tc>
+        <w:tc>
+          <w:tcPr>
+            <w:tcW w:type="dxa" w:w="1100"/>
+            <w:tcMar>
+              <w:top w:type="dxa" w:w="60"/>
+              <w:left w:type="dxa" w:w="90"/>
+              <w:bottom w:type="dxa" w:w="60"/>
+              <w:right w:type="dxa" w:w="90"/>
+            </w:tcMar>
+          </w:tcPr>
+          <w:p>
+            <w:pPr>
+              <w:spacing w:after="40"/>
+            </w:pPr>
+            <w:r>
+              <w:rPr>
+                <w:b w:val="false"/>
+                <w:bCs w:val="false"/>
+                <w:sz w:val="20"/>
+                <w:szCs w:val="20"/>
+              </w:rPr>
+              <w:t xml:space="preserve">Talk</w:t>
+            </w:r>
+          </w:p>
+        </w:tc>
+        <w:tc>
+          <w:tcPr>
+            <w:tcW w:type="dxa" w:w="2900"/>
+            <w:tcMar>
+              <w:top w:type="dxa" w:w="60"/>
+              <w:left w:type="dxa" w:w="90"/>
+              <w:bottom w:type="dxa" w:w="60"/>
+              <w:right w:type="dxa" w:w="90"/>
+            </w:tcMar>
+          </w:tcPr>
+          <w:p>
+            <w:pPr>
+              <w:spacing w:after="40"/>
+            </w:pPr>
+            <w:r>
+              <w:rPr>
+                <w:b w:val="false"/>
+                <w:bCs w:val="false"/>
+                <w:sz w:val="18"/>
+                <w:szCs w:val="18"/>
+              </w:rPr>
+              <w:t xml:space="preserve">• Think: which clean car?</w:t>
+            </w:r>
+          </w:p>
+          <w:p>
+            <w:pPr>
+              <w:spacing w:after="40"/>
+            </w:pPr>
+            <w:r>
+              <w:rPr>
+                <w:b w:val="false"/>
+                <w:bCs w:val="false"/>
+                <w:sz w:val="18"/>
+                <w:szCs w:val="18"/>
+              </w:rPr>
+              <w:t xml:space="preserve">• Tell the teacher your vote</w:t>
+            </w:r>
+          </w:p>
+          <w:p>
+            <w:pPr>
+              <w:spacing w:after="40"/>
+            </w:pPr>
+            <w:r>
+              <w:rPr>
+                <w:b w:val="false"/>
+                <w:bCs w:val="false"/>
+                <w:sz w:val="18"/>
+                <w:szCs w:val="18"/>
+              </w:rPr>
+              <w:t xml:space="preserve">• Say: I like the … car because …</w:t>
+            </w:r>
+          </w:p>
+          <w:p>
+            <w:pPr>
+              <w:spacing w:after="40"/>
+            </w:pPr>
+            <w:r>
+              <w:rPr>
+                <w:b w:val="false"/>
+                <w:bCs w:val="false"/>
+                <w:sz w:val="18"/>
+                <w:szCs w:val="18"/>
+              </w:rPr>
+              <w:t xml:space="preserve">Say: I like the solar car because it’s fast and quiet.</w:t>
+            </w:r>
+          </w:p>
+        </w:tc>
+        <w:tc>
+          <w:tcPr>
+            <w:tcW w:type="dxa" w:w="2160"/>
+            <w:tcMar>
+              <w:top w:type="dxa" w:w="60"/>
+              <w:left w:type="dxa" w:w="90"/>
+              <w:bottom w:type="dxa" w:w="60"/>
+              <w:right w:type="dxa" w:w="90"/>
+            </w:tcMar>
+          </w:tcPr>
+          <w:p>
+            <w:pPr>
+              <w:spacing w:after="40"/>
+            </w:pPr>
+            <w:r>
+              <w:rPr>
+                <w:b w:val="false"/>
+                <w:bCs w:val="false"/>
+                <w:sz w:val="17"/>
+                <w:szCs w:val="17"/>
+              </w:rPr>
+              <w:t xml:space="preserve">Book link: p.54 D “Which clean car is your favorite? Why?” with the frame “I like the solar car because it’s fast and quiet.”</w:t>
+            </w:r>
+          </w:p>
+          <w:p>
+            <w:pPr>
+              <w:spacing w:after="40"/>
+            </w:pPr>
+            <w:r>
+              <w:rPr>
+                <w:b w:val="false"/>
+                <w:bCs w:val="false"/>
+                <w:sz w:val="17"/>
+                <w:szCs w:val="17"/>
+              </w:rPr>
+              <w:t xml:space="preserve">Tap once for each pupil’s vote. Pupils say the full sentence with because. Use words from the doors: quiet, clean, fast, small, slow, expensive.</w:t>
+            </w:r>
+          </w:p>
+        </w:tc>
+      </w:tr>
+      <w:tr>
+        <w:trPr>
+          <w:cantSplit/>
+        </w:trPr>
+        <w:tc>
+          <w:tcPr>
+            <w:tcW w:type="dxa" w:w="500"/>
+            <w:tcMar>
+              <w:top w:type="dxa" w:w="60"/>
+              <w:left w:type="dxa" w:w="90"/>
+              <w:bottom w:type="dxa" w:w="60"/>
+              <w:right w:type="dxa" w:w="90"/>
+            </w:tcMar>
+          </w:tcPr>
+          <w:p>
+            <w:pPr>
+              <w:spacing w:after="40"/>
+            </w:pPr>
+            <w:r>
+              <w:rPr>
+                <w:b w:val="false"/>
+                <w:bCs w:val="false"/>
+                <w:sz w:val="20"/>
+                <w:szCs w:val="20"/>
+              </w:rPr>
+              <w:t xml:space="preserve">7</w:t>
+            </w:r>
+          </w:p>
+        </w:tc>
+        <w:tc>
+          <w:tcPr>
+            <w:tcW w:type="dxa" w:w="1900"/>
+            <w:tcMar>
+              <w:top w:type="dxa" w:w="60"/>
+              <w:left w:type="dxa" w:w="90"/>
+              <w:bottom w:type="dxa" w:w="60"/>
+              <w:right w:type="dxa" w:w="90"/>
+            </w:tcMar>
+          </w:tcPr>
+          <w:p>
+            <w:pPr>
+              <w:spacing w:after="40"/>
+            </w:pPr>
+            <w:r>
+              <w:rPr>
+                <w:b/>
+                <w:bCs/>
+                <w:sz w:val="20"/>
+                <w:szCs w:val="20"/>
+              </w:rPr>
+              <w:t xml:space="preserve">Clean Cars Ceremony</w:t>
+            </w:r>
+          </w:p>
+        </w:tc>
+        <w:tc>
+          <w:tcPr>
+            <w:tcW w:type="dxa" w:w="800"/>
+            <w:tcMar>
+              <w:top w:type="dxa" w:w="60"/>
+              <w:left w:type="dxa" w:w="90"/>
+              <w:bottom w:type="dxa" w:w="60"/>
+              <w:right w:type="dxa" w:w="90"/>
+            </w:tcMar>
+          </w:tcPr>
+          <w:p>
+            <w:pPr>
+              <w:spacing w:after="40"/>
+            </w:pPr>
+            <w:r>
+              <w:rPr>
+                <w:b w:val="false"/>
+                <w:bCs w:val="false"/>
+                <w:sz w:val="20"/>
+                <w:szCs w:val="20"/>
+              </w:rPr>
+              <w:t xml:space="preserve">2 min</w:t>
+            </w:r>
+          </w:p>
+        </w:tc>
+        <w:tc>
+          <w:tcPr>
+            <w:tcW w:type="dxa" w:w="1100"/>
+            <w:tcMar>
+              <w:top w:type="dxa" w:w="60"/>
+              <w:left w:type="dxa" w:w="90"/>
+              <w:bottom w:type="dxa" w:w="60"/>
+              <w:right w:type="dxa" w:w="90"/>
+            </w:tcMar>
+          </w:tcPr>
+          <w:p>
+            <w:pPr>
+              <w:spacing w:after="40"/>
+            </w:pPr>
+            <w:r>
+              <w:rPr>
+                <w:b w:val="false"/>
+                <w:bCs w:val="false"/>
+                <w:sz w:val="20"/>
+                <w:szCs w:val="20"/>
+              </w:rPr>
+              <w:t xml:space="preserve">Think</w:t>
+            </w:r>
+          </w:p>
+        </w:tc>
+        <w:tc>
+          <w:tcPr>
+            <w:tcW w:type="dxa" w:w="2900"/>
+            <w:tcMar>
+              <w:top w:type="dxa" w:w="60"/>
+              <w:left w:type="dxa" w:w="90"/>
+              <w:bottom w:type="dxa" w:w="60"/>
+              <w:right w:type="dxa" w:w="90"/>
+            </w:tcMar>
+          </w:tcPr>
+          <w:p>
+            <w:pPr>
+              <w:spacing w:after="40"/>
+            </w:pPr>
+            <w:r>
+              <w:rPr>
+                <w:b w:val="false"/>
+                <w:bCs w:val="false"/>
+                <w:sz w:val="18"/>
+                <w:szCs w:val="18"/>
+              </w:rPr>
+              <w:t xml:space="preserve">• Cheer for every team</w:t>
+            </w:r>
+          </w:p>
+          <w:p>
+            <w:pPr>
+              <w:spacing w:after="40"/>
+            </w:pPr>
+            <w:r>
+              <w:rPr>
+                <w:b w:val="false"/>
+                <w:bCs w:val="false"/>
+                <w:sz w:val="18"/>
+                <w:szCs w:val="18"/>
+              </w:rPr>
+              <w:t xml:space="preserve">• Door pass: I like the … car because …</w:t>
+            </w:r>
+          </w:p>
+          <w:p>
+            <w:pPr>
+              <w:spacing w:after="40"/>
+            </w:pPr>
+            <w:r>
+              <w:rPr>
+                <w:b w:val="false"/>
+                <w:bCs w:val="false"/>
+                <w:sz w:val="18"/>
+                <w:szCs w:val="18"/>
+              </w:rPr>
+              <w:t xml:space="preserve">Say: I like the electric car because it’s quiet.</w:t>
+            </w:r>
+          </w:p>
+        </w:tc>
+        <w:tc>
+          <w:tcPr>
+            <w:tcW w:type="dxa" w:w="2160"/>
+            <w:tcMar>
+              <w:top w:type="dxa" w:w="60"/>
+              <w:left w:type="dxa" w:w="90"/>
+              <w:bottom w:type="dxa" w:w="60"/>
+              <w:right w:type="dxa" w:w="90"/>
+            </w:tcMar>
+          </w:tcPr>
+          <w:p>
+            <w:pPr>
+              <w:spacing w:after="40"/>
+            </w:pPr>
+            <w:r>
+              <w:rPr>
+                <w:b w:val="false"/>
+                <w:bCs w:val="false"/>
+                <w:sz w:val="17"/>
+                <w:szCs w:val="17"/>
+              </w:rPr>
+              <w:t xml:space="preserve">At the door each pupil says one sentence with because about a clean car (for example “I like the solar car because it’s quiet.”). Next: p.54 A-C in the book (label the cars, the good/bad table, the main idea) and p.55 Think Together.</w:t>
+            </w:r>
+          </w:p>
+        </w:tc>
+      </w:tr>
+    </w:tbl>
+    <w:p>
+      <w:pPr>
+        <w:spacing w:before="140"/>
+      </w:pPr>
+    </w:p>
+    <w:p>
+      <w:pPr>
+        <w:spacing w:after="60"/>
+      </w:pPr>
+      <w:r>
+        <w:rPr>
+          <w:b/>
+          <w:bCs/>
+        </w:rPr>
+        <w:t xml:space="preserve">Support. </w:t>
+      </w:r>
+      <w:r>
+        <w:t xml:space="preserve">Point to the picture and say the car name; use the frame "A … car uses …"; partner whispers the answer first.</w:t>
+      </w:r>
+    </w:p>
+    <w:p>
+      <w:pPr>
+        <w:spacing w:after="60"/>
+      </w:pPr>
+      <w:r>
+        <w:rPr>
+          <w:b/>
+          <w:bCs/>
+        </w:rPr>
+        <w:t xml:space="preserve">Stretch. </w:t>
+      </w:r>
+      <w:r>
+        <w:t xml:space="preserve">Say two good and two bad things about each car; explain why a car makes the air dirty; give two reasons with because.</w:t>
+      </w:r>
+    </w:p>
+    <w:p>
+      <w:pPr>
+        <w:spacing w:after="60"/>
+      </w:pPr>
+      <w:r>
+        <w:rPr>
+          <w:b/>
+          <w:bCs/>
+        </w:rPr>
+        <w:t xml:space="preserve">Check learning. </w:t>
+      </w:r>
+      <w:r>
+        <w:t xml:space="preserve">Door pass: each pupil says "I like the … car because it is …". Give a team point for every correct team, not only the fastest.</w:t>
       </w:r>
     </w:p>
     <w:p>
@@ -7211,8 +9008,41 @@
 </w:document>
 </file>
 
-<file path=word/comments.xml><?xml version="1.0" encoding="utf-8"?>
-<w:comments xmlns:cx="http://schemas.microsoft.com/office/drawing/2014/chartex" xmlns:cx1="http://schemas.microsoft.com/office/drawing/2015/9/8/chartex" xmlns:cx2="http://schemas.microsoft.com/office/drawing/2015/10/21/chartex" xmlns:cx3="http://schemas.microsoft.com/office/drawing/2016/5/9/chartex" xmlns:cx4="http://schemas.microsoft.com/office/drawing/2016/5/10/chartex" xmlns:cx5="http://schemas.microsoft.com/office/drawing/2016/5/11/chartex" xmlns:cx6="http://schemas.microsoft.com/office/drawing/2016/5/12/chartex" xmlns:cx7="http://schemas.microsoft.com/office/drawing/2016/5/13/chartex" xmlns:cx8="http://schemas.microsoft.com/office/drawing/2016/5/14/chartex" xmlns:mc="http://schemas.openxmlformats.org/markup-compatibility/2006" xmlns:aink="http://schemas.microsoft.com/office/drawing/2016/ink" xmlns:am3d="http://schemas.microsoft.com/office/drawing/2017/model3d" xmlns:o="urn:schemas-microsoft-com:office:office" xmlns:r="http://schemas.openxmlformats.org/officeDocument/2006/relationships" xmlns:m="http://schemas.openxmlformats.org/officeDocument/2006/math" xmlns:v="urn:schemas-microsoft-com:vml" xmlns:wp14="http://schemas.microsoft.com/office/word/2010/wordprocessingDrawing" xmlns:wp="http://schemas.openxmlformats.org/drawingml/2006/wordprocessingDrawing" xmlns:w10="urn:schemas-microsoft-com:office:word" xmlns:w="http://schemas.openxmlformats.org/wordprocessingml/2006/main" xmlns:w14="http://schemas.microsoft.com/office/word/2010/wordml" xmlns:w15="http://schemas.microsoft.com/office/word/2012/wordml" xmlns:w16cex="http://schemas.microsoft.com/office/word/2018/wordml/cex" xmlns:w16cid="http://schemas.microsoft.com/office/word/2016/wordml/cid" xmlns:w16="http://schemas.microsoft.com/office/word/2018/wordml" xmlns:w16sdtdh="http://schemas.microsoft.com/office/word/2020/wordml/sdtdatahash" xmlns:w16se="http://schemas.microsoft.com/office/word/2015/wordml/symex" xmlns:wpg="http://schemas.microsoft.com/office/word/2010/wordprocessingGroup" xmlns:wpi="http://schemas.microsoft.com/office/word/2010/wordprocessingInk" xmlns:wne="http://schemas.microsoft.com/office/word/2006/wordml" xmlns:wps="http://schemas.microsoft.com/office/word/2010/wordprocessingShape"/>
+<file path=word/endnotes.xml><?xml version="1.0" encoding="utf-8"?>
+<w:endnotes xmlns:wpc="http://schemas.microsoft.com/office/word/2010/wordprocessingCanvas" xmlns:mc="http://schemas.openxmlformats.org/markup-compatibility/2006" xmlns:o="urn:schemas-microsoft-com:office:office" xmlns:r="http://schemas.openxmlformats.org/officeDocument/2006/relationships" xmlns:m="http://schemas.openxmlformats.org/officeDocument/2006/math" xmlns:v="urn:schemas-microsoft-com:vml" xmlns:wp14="http://schemas.microsoft.com/office/word/2010/wordprocessingDrawing" xmlns:wp="http://schemas.openxmlformats.org/drawingml/2006/wordprocessingDrawing" xmlns:w10="urn:schemas-microsoft-com:office:word" xmlns:w="http://schemas.openxmlformats.org/wordprocessingml/2006/main" xmlns:w14="http://schemas.microsoft.com/office/word/2010/wordml" xmlns:w15="http://schemas.microsoft.com/office/word/2012/wordml" xmlns:wpg="http://schemas.microsoft.com/office/word/2010/wordprocessingGroup" xmlns:wpi="http://schemas.microsoft.com/office/word/2010/wordprocessingInk" xmlns:wne="http://schemas.microsoft.com/office/word/2006/wordml" xmlns:wps="http://schemas.microsoft.com/office/word/2010/wordprocessingShape" mc:Ignorable="w14 w15 wp14">
+  <w:endnote w:type="separator" w:id="-1">
+    <w:p>
+      <w:pPr>
+        <w:spacing w:after="0" w:line="240" w:lineRule="auto"/>
+      </w:pPr>
+      <w:r>
+        <w:rPr>
+          <w:rStyle w:val="EndnoteReference"/>
+        </w:rPr>
+        <w:endnoteRef/>
+      </w:r>
+      <w:r>
+        <w:separator/>
+      </w:r>
+    </w:p>
+  </w:endnote>
+  <w:endnote w:type="continuationSeparator" w:id="0">
+    <w:p>
+      <w:pPr>
+        <w:spacing w:after="0" w:line="240" w:lineRule="auto"/>
+      </w:pPr>
+      <w:r>
+        <w:rPr>
+          <w:rStyle w:val="EndnoteReference"/>
+        </w:rPr>
+        <w:endnoteRef/>
+      </w:r>
+      <w:r>
+        <w:continuationSeparator/>
+      </w:r>
+    </w:p>
+  </w:endnote>
+</w:endnotes>
 </file>
 
 <file path=word/footnotes.xml><?xml version="1.0" encoding="utf-8"?>
@@ -7256,7 +9086,7 @@
 <w:numbering xmlns:wpc="http://schemas.microsoft.com/office/word/2010/wordprocessingCanvas" xmlns:mc="http://schemas.openxmlformats.org/markup-compatibility/2006" xmlns:o="urn:schemas-microsoft-com:office:office" xmlns:r="http://schemas.openxmlformats.org/officeDocument/2006/relationships" xmlns:m="http://schemas.openxmlformats.org/officeDocument/2006/math" xmlns:v="urn:schemas-microsoft-com:vml" xmlns:wp14="http://schemas.microsoft.com/office/word/2010/wordprocessingDrawing" xmlns:wp="http://schemas.openxmlformats.org/drawingml/2006/wordprocessingDrawing" xmlns:w10="urn:schemas-microsoft-com:office:word" xmlns:w="http://schemas.openxmlformats.org/wordprocessingml/2006/main" xmlns:w14="http://schemas.microsoft.com/office/word/2010/wordml" xmlns:w15="http://schemas.microsoft.com/office/word/2012/wordml" xmlns:wpg="http://schemas.microsoft.com/office/word/2010/wordprocessingGroup" xmlns:wpi="http://schemas.microsoft.com/office/word/2010/wordprocessingInk" xmlns:wne="http://schemas.microsoft.com/office/word/2006/wordml" xmlns:wps="http://schemas.microsoft.com/office/word/2010/wordprocessingShape" mc:Ignorable="w14 w15 wp14">
   <w:abstractNum w:abstractNumId="1" w15:restartNumberingAfterBreak="0">
     <w:multiLevelType w:val="hybridMultilevel"/>
-    <w:lvl w:ilvl="0" w15:tentative="1">
+    <w:lvl w:ilvl="0" w:tentative="1">
       <w:start w:val="1"/>
       <w:numFmt w:val="bullet"/>
       <w:lvlText w:val="●"/>
@@ -7265,7 +9095,7 @@
         <w:ind w:left="720" w:hanging="360"/>
       </w:pPr>
     </w:lvl>
-    <w:lvl w:ilvl="1" w15:tentative="1">
+    <w:lvl w:ilvl="1" w:tentative="1">
       <w:start w:val="1"/>
       <w:numFmt w:val="bullet"/>
       <w:lvlText w:val="○"/>
@@ -7274,7 +9104,7 @@
         <w:ind w:left="1440" w:hanging="360"/>
       </w:pPr>
     </w:lvl>
-    <w:lvl w:ilvl="2" w15:tentative="1">
+    <w:lvl w:ilvl="2" w:tentative="1">
       <w:start w:val="1"/>
       <w:numFmt w:val="bullet"/>
       <w:lvlText w:val="■"/>
@@ -7283,7 +9113,7 @@
         <w:ind w:left="2160" w:hanging="360"/>
       </w:pPr>
     </w:lvl>
-    <w:lvl w:ilvl="3" w15:tentative="1">
+    <w:lvl w:ilvl="3" w:tentative="1">
       <w:start w:val="1"/>
       <w:numFmt w:val="bullet"/>
       <w:lvlText w:val="●"/>
@@ -7292,7 +9122,7 @@
         <w:ind w:left="2880" w:hanging="360"/>
       </w:pPr>
     </w:lvl>
-    <w:lvl w:ilvl="4" w15:tentative="1">
+    <w:lvl w:ilvl="4" w:tentative="1">
       <w:start w:val="1"/>
       <w:numFmt w:val="bullet"/>
       <w:lvlText w:val="○"/>
@@ -7301,7 +9131,7 @@
         <w:ind w:left="3600" w:hanging="360"/>
       </w:pPr>
     </w:lvl>
-    <w:lvl w:ilvl="5" w15:tentative="1">
+    <w:lvl w:ilvl="5" w:tentative="1">
       <w:start w:val="1"/>
       <w:numFmt w:val="bullet"/>
       <w:lvlText w:val="■"/>
@@ -7310,7 +9140,7 @@
         <w:ind w:left="4320" w:hanging="360"/>
       </w:pPr>
     </w:lvl>
-    <w:lvl w:ilvl="6" w15:tentative="1">
+    <w:lvl w:ilvl="6" w:tentative="1">
       <w:start w:val="1"/>
       <w:numFmt w:val="bullet"/>
       <w:lvlText w:val="●"/>
@@ -7319,7 +9149,7 @@
         <w:ind w:left="5040" w:hanging="360"/>
       </w:pPr>
     </w:lvl>
-    <w:lvl w:ilvl="7" w15:tentative="1">
+    <w:lvl w:ilvl="7" w:tentative="1">
       <w:start w:val="1"/>
       <w:numFmt w:val="bullet"/>
       <w:lvlText w:val="●"/>
@@ -7328,7 +9158,7 @@
         <w:ind w:left="5760" w:hanging="360"/>
       </w:pPr>
     </w:lvl>
-    <w:lvl w:ilvl="8" w15:tentative="1">
+    <w:lvl w:ilvl="8" w:tentative="1">
       <w:start w:val="1"/>
       <w:numFmt w:val="bullet"/>
       <w:lvlText w:val="●"/>
@@ -7352,13 +9182,17 @@
   <w:docDefaults>
     <w:rPrDefault>
       <w:rPr>
+        <w:rFonts w:ascii="Calibri" w:cs="Calibri" w:eastAsia="Calibri" w:hAnsi="Calibri"/>
         <w:sz w:val="21"/>
         <w:szCs w:val="21"/>
-        <w:rFonts w:ascii="Calibri" w:cs="Calibri" w:eastAsia="Calibri" w:hAnsi="Calibri"/>
       </w:rPr>
     </w:rPrDefault>
     <w:pPrDefault/>
   </w:docDefaults>
+  <w:style w:type="paragraph" w:styleId="Normal" w:default="1">
+    <w:name w:val="Normal"/>
+    <w:qFormat/>
+  </w:style>
   <w:style w:type="paragraph" w:styleId="Title">
     <w:name w:val="Title"/>
     <w:basedOn w:val="Normal"/>
@@ -7367,17 +9201,6 @@
     <w:rPr>
       <w:sz w:val="56"/>
       <w:szCs w:val="56"/>
-    </w:rPr>
-  </w:style>
-  <w:style w:type="paragraph" w:styleId="Heading1">
-    <w:name w:val="Heading 1"/>
-    <w:basedOn w:val="Normal"/>
-    <w:next w:val="Normal"/>
-    <w:qFormat/>
-    <w:rPr>
-      <w:color w:val="2E74B5"/>
-      <w:sz w:val="32"/>
-      <w:szCs w:val="32"/>
     </w:rPr>
   </w:style>
   <w:style w:type="paragraph" w:styleId="Heading2">
@@ -7452,8 +9275,8 @@
     <w:uiPriority w:val="99"/>
     <w:unhideWhenUsed/>
     <w:rPr>
+      <w:color w:val="0563C1"/>
       <w:u w:val="single"/>
-      <w:color w:val="0563C1"/>
     </w:rPr>
   </w:style>
   <w:style w:type="character" w:styleId="FootnoteReference">
@@ -7493,13 +9316,50 @@
       <w:szCs w:val="20"/>
     </w:rPr>
   </w:style>
+  <w:style w:type="character" w:styleId="EndnoteReference">
+    <w:name w:val="endnote reference"/>
+    <w:basedOn w:val="DefaultParagraphFont"/>
+    <w:uiPriority w:val="99"/>
+    <w:semiHidden/>
+    <w:unhideWhenUsed/>
+    <w:rPr>
+      <w:vertAlign w:val="superscript"/>
+    </w:rPr>
+  </w:style>
+  <w:style w:type="paragraph" w:styleId="EndnoteText">
+    <w:name w:val="endnote text"/>
+    <w:basedOn w:val="Normal"/>
+    <w:link w:val="EndnoteTextChar"/>
+    <w:uiPriority w:val="99"/>
+    <w:semiHidden/>
+    <w:unhideWhenUsed/>
+    <w:pPr>
+      <w:spacing w:after="0" w:line="240" w:lineRule="auto"/>
+    </w:pPr>
+    <w:rPr>
+      <w:sz w:val="20"/>
+      <w:szCs w:val="20"/>
+    </w:rPr>
+  </w:style>
+  <w:style w:type="character" w:styleId="EndnoteTextChar">
+    <w:name w:val="Endnote Text Char"/>
+    <w:basedOn w:val="DefaultParagraphFont"/>
+    <w:link w:val="EndnoteText"/>
+    <w:uiPriority w:val="99"/>
+    <w:semiHidden/>
+    <w:unhideWhenUsed/>
+    <w:rPr>
+      <w:sz w:val="20"/>
+      <w:szCs w:val="20"/>
+    </w:rPr>
+  </w:style>
   <w:style w:type="paragraph" w:styleId="Heading1">
     <w:name w:val="Heading 1"/>
     <w:basedOn w:val="Normal"/>
     <w:next w:val="Normal"/>
     <w:qFormat/>
     <w:pPr>
-      <w:spacing w:before="120" w:after="120"/>
+      <w:spacing w:after="120" w:before="120"/>
       <w:outlineLvl w:val="0"/>
     </w:pPr>
     <w:rPr>
@@ -7511,4 +9371,294 @@
     </w:rPr>
   </w:style>
 </w:styles>
+</file>
+
+<file path=word/theme/theme1.xml><?xml version="1.0" encoding="utf-8"?>
+<a:theme xmlns:a="http://schemas.openxmlformats.org/drawingml/2006/main" name="Office Theme">
+  <a:themeElements>
+    <a:clrScheme name="Office">
+      <a:dk1>
+        <a:sysClr val="windowText" lastClr="000000"/>
+      </a:dk1>
+      <a:lt1>
+        <a:sysClr val="window" lastClr="FFFFFF"/>
+      </a:lt1>
+      <a:dk2>
+        <a:srgbClr val="44546A"/>
+      </a:dk2>
+      <a:lt2>
+        <a:srgbClr val="E7E6E6"/>
+      </a:lt2>
+      <a:accent1>
+        <a:srgbClr val="4472C4"/>
+      </a:accent1>
+      <a:accent2>
+        <a:srgbClr val="ED7D31"/>
+      </a:accent2>
+      <a:accent3>
+        <a:srgbClr val="A5A5A5"/>
+      </a:accent3>
+      <a:accent4>
+        <a:srgbClr val="FFC000"/>
+      </a:accent4>
+      <a:accent5>
+        <a:srgbClr val="5B9BD5"/>
+      </a:accent5>
+      <a:accent6>
+        <a:srgbClr val="70AD47"/>
+      </a:accent6>
+      <a:hlink>
+        <a:srgbClr val="0563C1"/>
+      </a:hlink>
+      <a:folHlink>
+        <a:srgbClr val="954F72"/>
+      </a:folHlink>
+    </a:clrScheme>
+    <a:fontScheme name="Office">
+      <a:majorFont>
+        <a:latin typeface="Calibri Light" panose="020F0302020204030204"/>
+        <a:ea typeface=""/>
+        <a:cs typeface=""/>
+        <a:font script="Jpan" typeface="游ゴシック Light"/>
+        <a:font script="Hang" typeface="맑은 고딕"/>
+        <a:font script="Hans" typeface="等线 Light"/>
+        <a:font script="Hant" typeface="新細明體"/>
+        <a:font script="Arab" typeface="Times New Roman"/>
+        <a:font script="Hebr" typeface="Times New Roman"/>
+        <a:font script="Thai" typeface="Angsana New"/>
+        <a:font script="Ethi" typeface="Nyala"/>
+        <a:font script="Beng" typeface="Vrinda"/>
+        <a:font script="Gujr" typeface="Shruti"/>
+        <a:font script="Khmr" typeface="MoolBoran"/>
+        <a:font script="Knda" typeface="Tunga"/>
+        <a:font script="Guru" typeface="Raavi"/>
+        <a:font script="Cans" typeface="Euphemia"/>
+        <a:font script="Cher" typeface="Plantagenet Cherokee"/>
+        <a:font script="Yiii" typeface="Microsoft Yi Baiti"/>
+        <a:font script="Tibt" typeface="Microsoft Himalaya"/>
+        <a:font script="Thaa" typeface="MV Boli"/>
+        <a:font script="Deva" typeface="Mangal"/>
+        <a:font script="Telu" typeface="Gautami"/>
+        <a:font script="Taml" typeface="Latha"/>
+        <a:font script="Syrc" typeface="Estrangelo Edessa"/>
+        <a:font script="Orya" typeface="Kalinga"/>
+        <a:font script="Mlym" typeface="Kartika"/>
+        <a:font script="Laoo" typeface="DokChampa"/>
+        <a:font script="Sinh" typeface="Iskoola Pota"/>
+        <a:font script="Mong" typeface="Mongolian Baiti"/>
+        <a:font script="Viet" typeface="Times New Roman"/>
+        <a:font script="Uigh" typeface="Microsoft Uighur"/>
+        <a:font script="Geor" typeface="Sylfaen"/>
+        <a:font script="Armn" typeface="Arial"/>
+        <a:font script="Bugi" typeface="Leelawadee UI"/>
+        <a:font script="Bopo" typeface="Microsoft JhengHei"/>
+        <a:font script="Java" typeface="Javanese Text"/>
+        <a:font script="Lisu" typeface="Segoe UI"/>
+        <a:font script="Mymr" typeface="Myanmar Text"/>
+        <a:font script="Nkoo" typeface="Ebrima"/>
+        <a:font script="Olck" typeface="Nirmala UI"/>
+        <a:font script="Osma" typeface="Ebrima"/>
+        <a:font script="Phag" typeface="Phagspa"/>
+        <a:font script="Syrn" typeface="Estrangelo Edessa"/>
+        <a:font script="Syrj" typeface="Estrangelo Edessa"/>
+        <a:font script="Syre" typeface="Estrangelo Edessa"/>
+        <a:font script="Sora" typeface="Nirmala UI"/>
+        <a:font script="Tale" typeface="Microsoft Tai Le"/>
+        <a:font script="Talu" typeface="Microsoft New Tai Lue"/>
+        <a:font script="Tfng" typeface="Ebrima"/>
+      </a:majorFont>
+      <a:minorFont>
+        <a:latin typeface="Calibri" panose="020F0502020204030204"/>
+        <a:ea typeface=""/>
+        <a:cs typeface=""/>
+        <a:font script="Jpan" typeface="游明朝"/>
+        <a:font script="Hang" typeface="맑은 고딕"/>
+        <a:font script="Hans" typeface="等线"/>
+        <a:font script="Hant" typeface="新細明體"/>
+        <a:font script="Arab" typeface="Arial"/>
+        <a:font script="Hebr" typeface="Arial"/>
+        <a:font script="Thai" typeface="Cordia New"/>
+        <a:font script="Ethi" typeface="Nyala"/>
+        <a:font script="Beng" typeface="Vrinda"/>
+        <a:font script="Gujr" typeface="Shruti"/>
+        <a:font script="Khmr" typeface="DaunPenh"/>
+        <a:font script="Knda" typeface="Tunga"/>
+        <a:font script="Guru" typeface="Raavi"/>
+        <a:font script="Cans" typeface="Euphemia"/>
+        <a:font script="Cher" typeface="Plantagenet Cherokee"/>
+        <a:font script="Yiii" typeface="Microsoft Yi Baiti"/>
+        <a:font script="Tibt" typeface="Microsoft Himalaya"/>
+        <a:font script="Thaa" typeface="MV Boli"/>
+        <a:font script="Deva" typeface="Mangal"/>
+        <a:font script="Telu" typeface="Gautami"/>
+        <a:font script="Taml" typeface="Latha"/>
+        <a:font script="Syrc" typeface="Estrangelo Edessa"/>
+        <a:font script="Orya" typeface="Kalinga"/>
+        <a:font script="Mlym" typeface="Kartika"/>
+        <a:font script="Laoo" typeface="DokChampa"/>
+        <a:font script="Sinh" typeface="Iskoola Pota"/>
+        <a:font script="Mong" typeface="Mongolian Baiti"/>
+        <a:font script="Viet" typeface="Arial"/>
+        <a:font script="Uigh" typeface="Microsoft Uighur"/>
+        <a:font script="Geor" typeface="Sylfaen"/>
+        <a:font script="Armn" typeface="Arial"/>
+        <a:font script="Bugi" typeface="Leelawadee UI"/>
+        <a:font script="Bopo" typeface="Microsoft JhengHei"/>
+        <a:font script="Java" typeface="Javanese Text"/>
+        <a:font script="Lisu" typeface="Segoe UI"/>
+        <a:font script="Mymr" typeface="Myanmar Text"/>
+        <a:font script="Nkoo" typeface="Ebrima"/>
+        <a:font script="Olck" typeface="Nirmala UI"/>
+        <a:font script="Osma" typeface="Ebrima"/>
+        <a:font script="Phag" typeface="Phagspa"/>
+        <a:font script="Syrn" typeface="Estrangelo Edessa"/>
+        <a:font script="Syrj" typeface="Estrangelo Edessa"/>
+        <a:font script="Syre" typeface="Estrangelo Edessa"/>
+        <a:font script="Sora" typeface="Nirmala UI"/>
+        <a:font script="Tale" typeface="Microsoft Tai Le"/>
+        <a:font script="Talu" typeface="Microsoft New Tai Lue"/>
+        <a:font script="Tfng" typeface="Ebrima"/>
+      </a:minorFont>
+    </a:fontScheme>
+    <a:fmtScheme name="Office">
+      <a:fillStyleLst>
+        <a:solidFill>
+          <a:schemeClr val="phClr"/>
+        </a:solidFill>
+        <a:gradFill rotWithShape="true">
+          <a:gsLst>
+            <a:gs pos="0">
+              <a:schemeClr val="phClr">
+                <a:lumMod val="110000"/>
+                <a:satMod val="105000"/>
+                <a:tint val="67000"/>
+              </a:schemeClr>
+            </a:gs>
+            <a:gs pos="50000">
+              <a:schemeClr val="phClr">
+                <a:lumMod val="105000"/>
+                <a:satMod val="103000"/>
+                <a:tint val="73000"/>
+              </a:schemeClr>
+            </a:gs>
+            <a:gs pos="100000">
+              <a:schemeClr val="phClr">
+                <a:lumMod val="105000"/>
+                <a:satMod val="109000"/>
+                <a:tint val="81000"/>
+              </a:schemeClr>
+            </a:gs>
+          </a:gsLst>
+          <a:lin ang="5400000" scaled="false"/>
+        </a:gradFill>
+        <a:gradFill rotWithShape="true">
+          <a:gsLst>
+            <a:gs pos="0">
+              <a:schemeClr val="phClr">
+                <a:satMod val="103000"/>
+                <a:lumMod val="102000"/>
+                <a:tint val="94000"/>
+              </a:schemeClr>
+            </a:gs>
+            <a:gs pos="50000">
+              <a:schemeClr val="phClr">
+                <a:satMod val="110000"/>
+                <a:lumMod val="100000"/>
+                <a:shade val="100000"/>
+              </a:schemeClr>
+            </a:gs>
+            <a:gs pos="100000">
+              <a:schemeClr val="phClr">
+                <a:lumMod val="99000"/>
+                <a:satMod val="120000"/>
+                <a:shade val="78000"/>
+              </a:schemeClr>
+            </a:gs>
+          </a:gsLst>
+          <a:lin ang="5400000" scaled="false"/>
+        </a:gradFill>
+      </a:fillStyleLst>
+      <a:lnStyleLst>
+        <a:ln w="6350" cap="flat" cmpd="sng" algn="ctr">
+          <a:solidFill>
+            <a:schemeClr val="phClr"/>
+          </a:solidFill>
+          <a:prstDash val="solid"/>
+          <a:miter lim="800000"/>
+        </a:ln>
+        <a:ln w="12700" cap="flat" cmpd="sng" algn="ctr">
+          <a:solidFill>
+            <a:schemeClr val="phClr"/>
+          </a:solidFill>
+          <a:prstDash val="solid"/>
+          <a:miter lim="800000"/>
+        </a:ln>
+        <a:ln w="19050" cap="flat" cmpd="sng" algn="ctr">
+          <a:solidFill>
+            <a:schemeClr val="phClr"/>
+          </a:solidFill>
+          <a:prstDash val="solid"/>
+          <a:miter lim="800000"/>
+        </a:ln>
+      </a:lnStyleLst>
+      <a:effectStyleLst>
+        <a:effectStyle>
+          <a:effectLst/>
+        </a:effectStyle>
+        <a:effectStyle>
+          <a:effectLst/>
+        </a:effectStyle>
+        <a:effectStyle>
+          <a:effectLst>
+            <a:outerShdw blurRad="57150" dist="19050" dir="5400000" algn="ctr" rotWithShape="false">
+              <a:srgbClr val="000000">
+                <a:alpha val="63000"/>
+              </a:srgbClr>
+            </a:outerShdw>
+          </a:effectLst>
+        </a:effectStyle>
+      </a:effectStyleLst>
+      <a:bgFillStyleLst>
+        <a:solidFill>
+          <a:schemeClr val="phClr"/>
+        </a:solidFill>
+        <a:solidFill>
+          <a:schemeClr val="phClr">
+            <a:tint val="95000"/>
+            <a:satMod val="170000"/>
+          </a:schemeClr>
+        </a:solidFill>
+        <a:gradFill rotWithShape="true">
+          <a:gsLst>
+            <a:gs pos="0">
+              <a:schemeClr val="phClr">
+                <a:tint val="93000"/>
+                <a:satMod val="150000"/>
+                <a:shade val="98000"/>
+                <a:lumMod val="102000"/>
+              </a:schemeClr>
+            </a:gs>
+            <a:gs pos="50000">
+              <a:schemeClr val="phClr">
+                <a:tint val="98000"/>
+                <a:satMod val="130000"/>
+                <a:shade val="90000"/>
+                <a:lumMod val="103000"/>
+              </a:schemeClr>
+            </a:gs>
+            <a:gs pos="100000">
+              <a:schemeClr val="phClr">
+                <a:shade val="63000"/>
+                <a:satMod val="120000"/>
+              </a:schemeClr>
+            </a:gs>
+          </a:gsLst>
+          <a:lin ang="5400000" scaled="false"/>
+        </a:gradFill>
+      </a:bgFillStyleLst>
+    </a:fmtScheme>
+  </a:themeElements>
+  <a:objectDefaults/>
+  <a:extraClrSchemeLst/>
+</a:theme>
 </file>